--- a/docs/files/lhv/lhv_9M2026_en.docx
+++ b/docs/files/lhv/lhv_9M2026_en.docx
@@ -4987,24 +4987,10 @@
         <w:rPr>
           <w:sz w:val="24"/>
         </w:rPr>
-        <w:t xml:space="preserve">☐ </w:t>
+        <w:t xml:space="preserve">☑ </w:t>
       </w:r>
       <w:r>
         <w:t>Yes, the company is not in the list of sanctions (add a screenshot)</w:t>
-      </w:r>
-    </w:p>
-    <w:p>
-      <w:pPr>
-        <w:spacing w:after="0"/>
-        <w:ind w:left="397"/>
-      </w:pPr>
-      <w:r>
-        <w:rPr>
-          <w:b/>
-          <w:color w:val="B42318"/>
-          <w:sz w:val="19"/>
-        </w:rPr>
-        <w:t>Needs review</w:t>
       </w:r>
     </w:p>
     <w:p>
@@ -5024,7 +5010,7 @@
           <w:color w:val="333333"/>
           <w:sz w:val="19"/>
         </w:rPr>
-        <w:t>Automatic check against the EU, UN, US OFAC and UK consolidated sanctions lists.</w:t>
+        <w:t>Not found on the EU, UN, UK, US OFAC consolidated sanctions lists (automatic check 2026-10-22).</w:t>
       </w:r>
     </w:p>
     <w:p>

--- a/docs/files/lhv/lhv_9M2026_en.docx
+++ b/docs/files/lhv/lhv_9M2026_en.docx
@@ -175,7 +175,7 @@
                 <w:color w:val="5F6B7A"/>
                 <w:sz w:val="15"/>
               </w:rPr>
-              <w:t>Rating</w:t>
+              <w:t>Issuer rating</w:t>
             </w:r>
           </w:p>
           <w:p>
@@ -1004,16 +1004,17 @@
         <w:tblLook w:firstColumn="1" w:firstRow="1" w:lastColumn="0" w:lastRow="0" w:noHBand="0" w:noVBand="1" w:val="04A0"/>
       </w:tblPr>
       <w:tblGrid>
-        <w:gridCol w:w="1701"/>
-        <w:gridCol w:w="2608"/>
-        <w:gridCol w:w="963"/>
-        <w:gridCol w:w="1304"/>
-        <w:gridCol w:w="3061"/>
+        <w:gridCol w:w="1513"/>
+        <w:gridCol w:w="2241"/>
+        <w:gridCol w:w="840"/>
+        <w:gridCol w:w="1120"/>
+        <w:gridCol w:w="1569"/>
+        <w:gridCol w:w="2353"/>
       </w:tblGrid>
       <w:tr>
         <w:tc>
           <w:tcPr>
-            <w:tcW w:type="dxa" w:w="1701"/>
+            <w:tcW w:type="dxa" w:w="1513"/>
             <w:tcBorders>
               <w:top w:val="single" w:sz="12" w:color="1F4E79" w:space="0"/>
               <w:left w:val="nil"/>
@@ -1039,7 +1040,7 @@
         </w:tc>
         <w:tc>
           <w:tcPr>
-            <w:tcW w:type="dxa" w:w="2608"/>
+            <w:tcW w:type="dxa" w:w="2241"/>
             <w:tcBorders>
               <w:top w:val="single" w:sz="12" w:color="1F4E79" w:space="0"/>
               <w:left w:val="nil"/>
@@ -1065,7 +1066,7 @@
         </w:tc>
         <w:tc>
           <w:tcPr>
-            <w:tcW w:type="dxa" w:w="964"/>
+            <w:tcW w:type="dxa" w:w="841"/>
             <w:tcBorders>
               <w:top w:val="single" w:sz="12" w:color="1F4E79" w:space="0"/>
               <w:left w:val="nil"/>
@@ -1092,7 +1093,7 @@
         </w:tc>
         <w:tc>
           <w:tcPr>
-            <w:tcW w:type="dxa" w:w="1304"/>
+            <w:tcW w:type="dxa" w:w="1121"/>
             <w:tcBorders>
               <w:top w:val="single" w:sz="12" w:color="1F4E79" w:space="0"/>
               <w:left w:val="nil"/>
@@ -1118,7 +1119,33 @@
         </w:tc>
         <w:tc>
           <w:tcPr>
-            <w:tcW w:type="dxa" w:w="3061"/>
+            <w:tcW w:type="dxa" w:w="1569"/>
+            <w:tcBorders>
+              <w:top w:val="single" w:sz="12" w:color="1F4E79" w:space="0"/>
+              <w:left w:val="nil"/>
+              <w:bottom w:val="single" w:sz="4" w:color="C9D3DE" w:space="0"/>
+              <w:right w:val="nil"/>
+            </w:tcBorders>
+            <w:shd w:val="clear" w:color="auto" w:fill="EAF1F8"/>
+          </w:tcPr>
+          <w:p>
+            <w:pPr>
+              <w:spacing w:before="0" w:after="0"/>
+            </w:pPr>
+            <w:r>
+              <w:rPr>
+                <w:b/>
+                <w:caps/>
+                <w:color w:val="1F4E79"/>
+                <w:sz w:val="16"/>
+              </w:rPr>
+              <w:t>Issue rating</w:t>
+            </w:r>
+          </w:p>
+        </w:tc>
+        <w:tc>
+          <w:tcPr>
+            <w:tcW w:type="dxa" w:w="2353"/>
             <w:tcBorders>
               <w:top w:val="single" w:sz="12" w:color="1F4E79" w:space="0"/>
               <w:left w:val="nil"/>
@@ -1146,7 +1173,7 @@
       <w:tr>
         <w:tc>
           <w:tcPr>
-            <w:tcW w:type="dxa" w:w="1701"/>
+            <w:tcW w:type="dxa" w:w="1513"/>
             <w:tcBorders>
               <w:top w:val="nil"/>
               <w:left w:val="nil"/>
@@ -1169,7 +1196,7 @@
         </w:tc>
         <w:tc>
           <w:tcPr>
-            <w:tcW w:type="dxa" w:w="2608"/>
+            <w:tcW w:type="dxa" w:w="2241"/>
             <w:tcBorders>
               <w:top w:val="nil"/>
               <w:left w:val="nil"/>
@@ -1192,7 +1219,7 @@
         </w:tc>
         <w:tc>
           <w:tcPr>
-            <w:tcW w:type="dxa" w:w="964"/>
+            <w:tcW w:type="dxa" w:w="841"/>
             <w:tcBorders>
               <w:top w:val="nil"/>
               <w:left w:val="nil"/>
@@ -1216,7 +1243,7 @@
         </w:tc>
         <w:tc>
           <w:tcPr>
-            <w:tcW w:type="dxa" w:w="1304"/>
+            <w:tcW w:type="dxa" w:w="1121"/>
             <w:tcBorders>
               <w:top w:val="nil"/>
               <w:left w:val="nil"/>
@@ -1239,7 +1266,30 @@
         </w:tc>
         <w:tc>
           <w:tcPr>
-            <w:tcW w:type="dxa" w:w="3061"/>
+            <w:tcW w:type="dxa" w:w="1569"/>
+            <w:tcBorders>
+              <w:top w:val="nil"/>
+              <w:left w:val="nil"/>
+              <w:bottom w:val="single" w:sz="4" w:color="DDE3EA" w:space="0"/>
+              <w:right w:val="nil"/>
+            </w:tcBorders>
+          </w:tcPr>
+          <w:p>
+            <w:pPr>
+              <w:spacing w:before="0" w:after="0"/>
+            </w:pPr>
+            <w:r>
+              <w:rPr>
+                <w:b w:val="0"/>
+                <w:sz w:val="17"/>
+              </w:rPr>
+              <w:t>Moody's Baa2 (senior unsecured (class rating, 2025-09-01))</w:t>
+            </w:r>
+          </w:p>
+        </w:tc>
+        <w:tc>
+          <w:tcPr>
+            <w:tcW w:type="dxa" w:w="2353"/>
             <w:tcBorders>
               <w:top w:val="nil"/>
               <w:left w:val="nil"/>
@@ -1264,7 +1314,7 @@
       <w:tr>
         <w:tc>
           <w:tcPr>
-            <w:tcW w:type="dxa" w:w="1701"/>
+            <w:tcW w:type="dxa" w:w="1513"/>
             <w:tcBorders>
               <w:top w:val="nil"/>
               <w:left w:val="nil"/>
@@ -1287,7 +1337,7 @@
         </w:tc>
         <w:tc>
           <w:tcPr>
-            <w:tcW w:type="dxa" w:w="2608"/>
+            <w:tcW w:type="dxa" w:w="2241"/>
             <w:tcBorders>
               <w:top w:val="nil"/>
               <w:left w:val="nil"/>
@@ -1310,7 +1360,7 @@
         </w:tc>
         <w:tc>
           <w:tcPr>
-            <w:tcW w:type="dxa" w:w="964"/>
+            <w:tcW w:type="dxa" w:w="841"/>
             <w:tcBorders>
               <w:top w:val="nil"/>
               <w:left w:val="nil"/>
@@ -1334,7 +1384,7 @@
         </w:tc>
         <w:tc>
           <w:tcPr>
-            <w:tcW w:type="dxa" w:w="1304"/>
+            <w:tcW w:type="dxa" w:w="1121"/>
             <w:tcBorders>
               <w:top w:val="nil"/>
               <w:left w:val="nil"/>
@@ -1357,7 +1407,30 @@
         </w:tc>
         <w:tc>
           <w:tcPr>
-            <w:tcW w:type="dxa" w:w="3061"/>
+            <w:tcW w:type="dxa" w:w="1569"/>
+            <w:tcBorders>
+              <w:top w:val="nil"/>
+              <w:left w:val="nil"/>
+              <w:bottom w:val="single" w:sz="4" w:color="DDE3EA" w:space="0"/>
+              <w:right w:val="nil"/>
+            </w:tcBorders>
+          </w:tcPr>
+          <w:p>
+            <w:pPr>
+              <w:spacing w:before="0" w:after="0"/>
+            </w:pPr>
+            <w:r>
+              <w:rPr>
+                <w:b w:val="0"/>
+                <w:sz w:val="17"/>
+              </w:rPr>
+              <w:t>no separate rating found</w:t>
+            </w:r>
+          </w:p>
+        </w:tc>
+        <w:tc>
+          <w:tcPr>
+            <w:tcW w:type="dxa" w:w="2353"/>
             <w:tcBorders>
               <w:top w:val="nil"/>
               <w:left w:val="nil"/>
@@ -1382,7 +1455,7 @@
       <w:tr>
         <w:tc>
           <w:tcPr>
-            <w:tcW w:type="dxa" w:w="1701"/>
+            <w:tcW w:type="dxa" w:w="1513"/>
             <w:tcBorders>
               <w:top w:val="nil"/>
               <w:left w:val="nil"/>
@@ -1405,7 +1478,7 @@
         </w:tc>
         <w:tc>
           <w:tcPr>
-            <w:tcW w:type="dxa" w:w="2608"/>
+            <w:tcW w:type="dxa" w:w="2241"/>
             <w:tcBorders>
               <w:top w:val="nil"/>
               <w:left w:val="nil"/>
@@ -1428,7 +1501,7 @@
         </w:tc>
         <w:tc>
           <w:tcPr>
-            <w:tcW w:type="dxa" w:w="964"/>
+            <w:tcW w:type="dxa" w:w="841"/>
             <w:tcBorders>
               <w:top w:val="nil"/>
               <w:left w:val="nil"/>
@@ -1452,7 +1525,7 @@
         </w:tc>
         <w:tc>
           <w:tcPr>
-            <w:tcW w:type="dxa" w:w="1304"/>
+            <w:tcW w:type="dxa" w:w="1121"/>
             <w:tcBorders>
               <w:top w:val="nil"/>
               <w:left w:val="nil"/>
@@ -1475,7 +1548,30 @@
         </w:tc>
         <w:tc>
           <w:tcPr>
-            <w:tcW w:type="dxa" w:w="3061"/>
+            <w:tcW w:type="dxa" w:w="1569"/>
+            <w:tcBorders>
+              <w:top w:val="nil"/>
+              <w:left w:val="nil"/>
+              <w:bottom w:val="single" w:sz="4" w:color="DDE3EA" w:space="0"/>
+              <w:right w:val="nil"/>
+            </w:tcBorders>
+          </w:tcPr>
+          <w:p>
+            <w:pPr>
+              <w:spacing w:before="0" w:after="0"/>
+            </w:pPr>
+            <w:r>
+              <w:rPr>
+                <w:b w:val="0"/>
+                <w:sz w:val="17"/>
+              </w:rPr>
+              <w:t>no separate rating found</w:t>
+            </w:r>
+          </w:p>
+        </w:tc>
+        <w:tc>
+          <w:tcPr>
+            <w:tcW w:type="dxa" w:w="2353"/>
             <w:tcBorders>
               <w:top w:val="nil"/>
               <w:left w:val="nil"/>
@@ -1500,7 +1596,7 @@
       <w:tr>
         <w:tc>
           <w:tcPr>
-            <w:tcW w:type="dxa" w:w="1701"/>
+            <w:tcW w:type="dxa" w:w="1513"/>
             <w:tcBorders>
               <w:top w:val="nil"/>
               <w:left w:val="nil"/>
@@ -1523,7 +1619,7 @@
         </w:tc>
         <w:tc>
           <w:tcPr>
-            <w:tcW w:type="dxa" w:w="2608"/>
+            <w:tcW w:type="dxa" w:w="2241"/>
             <w:tcBorders>
               <w:top w:val="nil"/>
               <w:left w:val="nil"/>
@@ -1546,7 +1642,7 @@
         </w:tc>
         <w:tc>
           <w:tcPr>
-            <w:tcW w:type="dxa" w:w="964"/>
+            <w:tcW w:type="dxa" w:w="841"/>
             <w:tcBorders>
               <w:top w:val="nil"/>
               <w:left w:val="nil"/>
@@ -1570,7 +1666,7 @@
         </w:tc>
         <w:tc>
           <w:tcPr>
-            <w:tcW w:type="dxa" w:w="1304"/>
+            <w:tcW w:type="dxa" w:w="1121"/>
             <w:tcBorders>
               <w:top w:val="nil"/>
               <w:left w:val="nil"/>
@@ -1593,7 +1689,30 @@
         </w:tc>
         <w:tc>
           <w:tcPr>
-            <w:tcW w:type="dxa" w:w="3061"/>
+            <w:tcW w:type="dxa" w:w="1569"/>
+            <w:tcBorders>
+              <w:top w:val="nil"/>
+              <w:left w:val="nil"/>
+              <w:bottom w:val="single" w:sz="4" w:color="DDE3EA" w:space="0"/>
+              <w:right w:val="nil"/>
+            </w:tcBorders>
+          </w:tcPr>
+          <w:p>
+            <w:pPr>
+              <w:spacing w:before="0" w:after="0"/>
+            </w:pPr>
+            <w:r>
+              <w:rPr>
+                <w:b w:val="0"/>
+                <w:sz w:val="17"/>
+              </w:rPr>
+              <w:t>Moody's Baa2 (senior unsecured (class rating, 2025-09-01))</w:t>
+            </w:r>
+          </w:p>
+        </w:tc>
+        <w:tc>
+          <w:tcPr>
+            <w:tcW w:type="dxa" w:w="2353"/>
             <w:tcBorders>
               <w:top w:val="nil"/>
               <w:left w:val="nil"/>
@@ -1618,7 +1737,7 @@
       <w:tr>
         <w:tc>
           <w:tcPr>
-            <w:tcW w:type="dxa" w:w="1701"/>
+            <w:tcW w:type="dxa" w:w="1513"/>
             <w:tcBorders>
               <w:top w:val="nil"/>
               <w:left w:val="nil"/>
@@ -1641,7 +1760,7 @@
         </w:tc>
         <w:tc>
           <w:tcPr>
-            <w:tcW w:type="dxa" w:w="2608"/>
+            <w:tcW w:type="dxa" w:w="2241"/>
             <w:tcBorders>
               <w:top w:val="nil"/>
               <w:left w:val="nil"/>
@@ -1664,7 +1783,7 @@
         </w:tc>
         <w:tc>
           <w:tcPr>
-            <w:tcW w:type="dxa" w:w="964"/>
+            <w:tcW w:type="dxa" w:w="841"/>
             <w:tcBorders>
               <w:top w:val="nil"/>
               <w:left w:val="nil"/>
@@ -1688,7 +1807,7 @@
         </w:tc>
         <w:tc>
           <w:tcPr>
-            <w:tcW w:type="dxa" w:w="1304"/>
+            <w:tcW w:type="dxa" w:w="1121"/>
             <w:tcBorders>
               <w:top w:val="nil"/>
               <w:left w:val="nil"/>
@@ -1711,7 +1830,30 @@
         </w:tc>
         <w:tc>
           <w:tcPr>
-            <w:tcW w:type="dxa" w:w="3061"/>
+            <w:tcW w:type="dxa" w:w="1569"/>
+            <w:tcBorders>
+              <w:top w:val="nil"/>
+              <w:left w:val="nil"/>
+              <w:bottom w:val="single" w:sz="4" w:color="DDE3EA" w:space="0"/>
+              <w:right w:val="nil"/>
+            </w:tcBorders>
+          </w:tcPr>
+          <w:p>
+            <w:pPr>
+              <w:spacing w:before="0" w:after="0"/>
+            </w:pPr>
+            <w:r>
+              <w:rPr>
+                <w:b w:val="0"/>
+                <w:sz w:val="17"/>
+              </w:rPr>
+              <w:t>no separate rating found</w:t>
+            </w:r>
+          </w:p>
+        </w:tc>
+        <w:tc>
+          <w:tcPr>
+            <w:tcW w:type="dxa" w:w="2353"/>
             <w:tcBorders>
               <w:top w:val="nil"/>
               <w:left w:val="nil"/>
@@ -1736,7 +1878,7 @@
       <w:tr>
         <w:tc>
           <w:tcPr>
-            <w:tcW w:type="dxa" w:w="1701"/>
+            <w:tcW w:type="dxa" w:w="1513"/>
             <w:tcBorders>
               <w:top w:val="nil"/>
               <w:left w:val="nil"/>
@@ -1759,7 +1901,7 @@
         </w:tc>
         <w:tc>
           <w:tcPr>
-            <w:tcW w:type="dxa" w:w="2608"/>
+            <w:tcW w:type="dxa" w:w="2241"/>
             <w:tcBorders>
               <w:top w:val="nil"/>
               <w:left w:val="nil"/>
@@ -1782,7 +1924,7 @@
         </w:tc>
         <w:tc>
           <w:tcPr>
-            <w:tcW w:type="dxa" w:w="964"/>
+            <w:tcW w:type="dxa" w:w="841"/>
             <w:tcBorders>
               <w:top w:val="nil"/>
               <w:left w:val="nil"/>
@@ -1806,7 +1948,7 @@
         </w:tc>
         <w:tc>
           <w:tcPr>
-            <w:tcW w:type="dxa" w:w="1304"/>
+            <w:tcW w:type="dxa" w:w="1121"/>
             <w:tcBorders>
               <w:top w:val="nil"/>
               <w:left w:val="nil"/>
@@ -1829,7 +1971,30 @@
         </w:tc>
         <w:tc>
           <w:tcPr>
-            <w:tcW w:type="dxa" w:w="3061"/>
+            <w:tcW w:type="dxa" w:w="1569"/>
+            <w:tcBorders>
+              <w:top w:val="nil"/>
+              <w:left w:val="nil"/>
+              <w:bottom w:val="single" w:sz="4" w:color="DDE3EA" w:space="0"/>
+              <w:right w:val="nil"/>
+            </w:tcBorders>
+          </w:tcPr>
+          <w:p>
+            <w:pPr>
+              <w:spacing w:before="0" w:after="0"/>
+            </w:pPr>
+            <w:r>
+              <w:rPr>
+                <w:b w:val="0"/>
+                <w:sz w:val="17"/>
+              </w:rPr>
+              <w:t>Moody's Baa2 (senior unsecured (class rating, 2025-09-01))</w:t>
+            </w:r>
+          </w:p>
+        </w:tc>
+        <w:tc>
+          <w:tcPr>
+            <w:tcW w:type="dxa" w:w="2353"/>
             <w:tcBorders>
               <w:top w:val="nil"/>
               <w:left w:val="nil"/>

--- a/docs/files/lhv/lhv_9M2026_en.docx
+++ b/docs/files/lhv/lhv_9M2026_en.docx
@@ -2,6 +2,14 @@
 <file path=word/document.xml><?xml version="1.0" encoding="utf-8"?>
 <w:document xmlns:wpc="http://schemas.microsoft.com/office/word/2010/wordprocessingCanvas" xmlns:mo="http://schemas.microsoft.com/office/mac/office/2008/main" xmlns:mc="http://schemas.openxmlformats.org/markup-compatibility/2006" xmlns:mv="urn:schemas-microsoft-com:mac:vml" xmlns:o="urn:schemas-microsoft-com:office:office" xmlns:r="http://schemas.openxmlformats.org/officeDocument/2006/relationships" xmlns:m="http://schemas.openxmlformats.org/officeDocument/2006/math" xmlns:v="urn:schemas-microsoft-com:vml" xmlns:wp14="http://schemas.microsoft.com/office/word/2010/wordprocessingDrawing" xmlns:wp="http://schemas.openxmlformats.org/drawingml/2006/wordprocessingDrawing" xmlns:w10="urn:schemas-microsoft-com:office:word" xmlns:w="http://schemas.openxmlformats.org/wordprocessingml/2006/main" xmlns:w14="http://schemas.microsoft.com/office/word/2010/wordml" xmlns:wpg="http://schemas.microsoft.com/office/word/2010/wordprocessingGroup" xmlns:wpi="http://schemas.microsoft.com/office/word/2010/wordprocessingInk" xmlns:wne="http://schemas.microsoft.com/office/word/2006/wordml" xmlns:wps="http://schemas.microsoft.com/office/word/2010/wordprocessingShape" mc:Ignorable="w14 wp14">
   <w:body>
+    <w:p>
+      <w:pPr>
+        <w:pBdr>
+          <w:top w:val="single" w:sz="24" w:color="12355B" w:space="0"/>
+        </w:pBdr>
+        <w:spacing w:before="0" w:after="200" w:line="120" w:lineRule="auto"/>
+      </w:pPr>
+    </w:p>
     <w:tbl>
       <w:tblPr>
         <w:tblW w:w="9639" w:type="dxa"/>
@@ -15,10 +23,10 @@
         </w:tblBorders>
         <w:tblLayout w:type="fixed"/>
         <w:tblCellMar>
-          <w:top w:w="260" w:type="dxa"/>
-          <w:left w:w="280" w:type="dxa"/>
-          <w:bottom w:w="260" w:type="dxa"/>
-          <w:right w:w="280" w:type="dxa"/>
+          <w:top w:w="0" w:type="dxa"/>
+          <w:left w:w="0" w:type="dxa"/>
+          <w:bottom w:w="0" w:type="dxa"/>
+          <w:right w:w="0" w:type="dxa"/>
         </w:tblCellMar>
         <w:tblLook w:firstColumn="1" w:firstRow="1" w:lastColumn="0" w:lastRow="0" w:noHBand="0" w:noVBand="1" w:val="04A0"/>
       </w:tblPr>
@@ -30,7 +38,6 @@
         <w:tc>
           <w:tcPr>
             <w:tcW w:type="dxa" w:w="7030"/>
-            <w:shd w:val="clear" w:color="auto" w:fill="1F4E79"/>
           </w:tcPr>
           <w:p>
             <w:pPr>
@@ -40,8 +47,8 @@
               <w:rPr>
                 <w:b/>
                 <w:caps/>
-                <w:color w:val="AFC6DD"/>
-                <w:sz w:val="17"/>
+                <w:color w:val="2A78D6"/>
+                <w:sz w:val="16"/>
               </w:rPr>
               <w:t>Issuer review · 9M2026</w:t>
             </w:r>
@@ -53,28 +60,40 @@
             <w:r>
               <w:rPr>
                 <w:b/>
-                <w:color w:val="FFFFFF"/>
+                <w:color w:val="12355B"/>
                 <w:sz w:val="52"/>
               </w:rPr>
               <w:t>LHV Group</w:t>
+            </w:r>
+          </w:p>
+          <w:p>
+            <w:pPr>
+              <w:spacing w:before="40" w:after="0"/>
+            </w:pPr>
+            <w:r>
+              <w:rPr>
+                <w:b w:val="0"/>
+                <w:color w:val="667085"/>
+                <w:sz w:val="18"/>
+              </w:rPr>
+              <w:t>Estonia · Bank holding (LHV Pank Estonia, LHV Bank UK, asset management, insurance)</w:t>
             </w:r>
           </w:p>
         </w:tc>
         <w:tc>
           <w:tcPr>
             <w:tcW w:type="dxa" w:w="2608"/>
-            <w:shd w:val="clear" w:color="auto" w:fill="1F4E79"/>
           </w:tcPr>
           <w:p>
             <w:pPr>
-              <w:spacing w:before="280" w:after="0"/>
+              <w:spacing w:before="440" w:after="0"/>
               <w:jc w:val="right"/>
             </w:pPr>
             <w:r>
               <w:rPr>
                 <w:b/>
                 <w:color w:val="1B7F3B"/>
-                <w:sz w:val="19"/>
+                <w:sz w:val="18"/>
                 <w:shd w:val="clear" w:color="auto" w:fill="E3F3E8"/>
               </w:rPr>
               <w:t xml:space="preserve">  ●  OK  </w:t>
@@ -86,9 +105,9 @@
     <w:p>
       <w:pPr>
         <w:pBdr>
-          <w:top w:val="single" w:sz="12" w:color="2A78D6" w:space="0"/>
+          <w:top w:val="single" w:sz="4" w:color="D5DCE4" w:space="0"/>
         </w:pBdr>
-        <w:spacing w:before="0" w:after="200" w:line="120" w:lineRule="auto"/>
+        <w:spacing w:before="120" w:after="200" w:line="120" w:lineRule="auto"/>
       </w:pPr>
     </w:p>
     <w:tbl>
@@ -104,41 +123,54 @@
         </w:tblBorders>
         <w:tblLayout w:type="fixed"/>
         <w:tblCellMar>
-          <w:top w:w="0" w:type="dxa"/>
-          <w:left w:w="0" w:type="dxa"/>
-          <w:bottom w:w="120" w:type="dxa"/>
-          <w:right w:w="160" w:type="dxa"/>
+          <w:top w:w="160" w:type="dxa"/>
+          <w:left w:w="220" w:type="dxa"/>
+          <w:bottom w:w="160" w:type="dxa"/>
+          <w:right w:w="220" w:type="dxa"/>
         </w:tblCellMar>
         <w:tblLook w:firstColumn="1" w:firstRow="1" w:lastColumn="0" w:lastRow="0" w:noHBand="0" w:noVBand="1" w:val="04A0"/>
       </w:tblPr>
       <w:tblGrid>
-        <w:gridCol w:w="3213"/>
-        <w:gridCol w:w="3213"/>
-        <w:gridCol w:w="3213"/>
+        <w:gridCol w:w="4819"/>
+        <w:gridCol w:w="4819"/>
       </w:tblGrid>
       <w:tr>
         <w:tc>
           <w:tcPr>
-            <w:tcW w:type="dxa" w:w="3213"/>
+            <w:tcW w:type="dxa" w:w="4819"/>
             <w:tcBorders>
-              <w:top w:val="nil"/>
+              <w:top w:val="single" w:sz="12" w:color="12355B" w:space="0"/>
               <w:left w:val="nil"/>
-              <w:bottom w:val="single" w:sz="4" w:color="C9D3DE" w:space="0"/>
+              <w:bottom w:val="nil"/>
               <w:right w:val="nil"/>
             </w:tcBorders>
+            <w:shd w:val="clear" w:color="auto" w:fill="F4F6F9"/>
           </w:tcPr>
           <w:p>
             <w:pPr>
-              <w:spacing w:before="0" w:after="20"/>
+              <w:spacing w:before="0" w:after="40"/>
+            </w:pPr>
+            <w:r>
+              <w:rPr>
+                <w:b/>
+                <w:color w:val="12355B"/>
+                <w:sz w:val="18"/>
+              </w:rPr>
+              <w:t>Key facts</w:t>
+            </w:r>
+          </w:p>
+          <w:p>
+            <w:pPr>
+              <w:spacing w:before="80" w:after="0"/>
             </w:pPr>
             <w:r>
               <w:rPr>
                 <w:b/>
                 <w:caps/>
-                <w:color w:val="5F6B7A"/>
-                <w:sz w:val="15"/>
-              </w:rPr>
-              <w:t>Analysis date</w:t>
+                <w:color w:val="667085"/>
+                <w:sz w:val="14"/>
+              </w:rPr>
+              <w:t>Issuer rating</w:t>
             </w:r>
           </w:p>
           <w:p>
@@ -148,34 +180,33 @@
             <w:r>
               <w:rPr>
                 <w:b w:val="0"/>
-                <w:sz w:val="19"/>
-              </w:rPr>
-              <w:t>2026-10-22</w:t>
-            </w:r>
+                <w:sz w:val="18"/>
+              </w:rPr>
+              <w:t>Moody's: LHV Group senior unsecured Baa2 (positive outlook); LHV Pank deposits A3 (positive), updated 2025-09-01</w:t>
+            </w:r>
+            <w:hyperlink r:id="rId12">
+              <w:r>
+                <w:rPr>
+                  <w:color w:val="2A78D6"/>
+                  <w:vertAlign w:val="superscript"/>
+                  <w:sz w:val="15"/>
+                </w:rPr>
+                <w:t xml:space="preserve">1</w:t>
+              </w:r>
+            </w:hyperlink>
           </w:p>
-        </w:tc>
-        <w:tc>
-          <w:tcPr>
-            <w:tcW w:type="dxa" w:w="3213"/>
-            <w:tcBorders>
-              <w:top w:val="nil"/>
-              <w:left w:val="nil"/>
-              <w:bottom w:val="single" w:sz="4" w:color="C9D3DE" w:space="0"/>
-              <w:right w:val="nil"/>
-            </w:tcBorders>
-          </w:tcPr>
           <w:p>
             <w:pPr>
-              <w:spacing w:before="0" w:after="20"/>
+              <w:spacing w:before="80" w:after="0"/>
             </w:pPr>
             <w:r>
               <w:rPr>
                 <w:b/>
                 <w:caps/>
-                <w:color w:val="5F6B7A"/>
-                <w:sz w:val="15"/>
-              </w:rPr>
-              <w:t>Issuer rating</w:t>
+                <w:color w:val="667085"/>
+                <w:sz w:val="14"/>
+              </w:rPr>
+              <w:t>Analysis date</w:t>
             </w:r>
           </w:p>
           <w:p>
@@ -185,42 +216,21 @@
             <w:r>
               <w:rPr>
                 <w:b w:val="0"/>
-                <w:sz w:val="19"/>
-              </w:rPr>
-              <w:t>Moody's: LHV Group senior unsecured Baa2 (positive outlook); LHV Pank deposits A3 (positive), updated 2025-09-01</w:t>
-            </w:r>
-            <w:hyperlink r:id="rId12">
-              <w:r>
-                <w:rPr>
-                  <w:color w:val="2A78D6"/>
-                  <w:vertAlign w:val="superscript"/>
-                  <w:sz w:val="16"/>
-                </w:rPr>
-                <w:t xml:space="preserve">1</w:t>
-              </w:r>
-            </w:hyperlink>
+                <w:sz w:val="18"/>
+              </w:rPr>
+              <w:t>2026-10-22</w:t>
+            </w:r>
           </w:p>
-        </w:tc>
-        <w:tc>
-          <w:tcPr>
-            <w:tcW w:type="dxa" w:w="3213"/>
-            <w:tcBorders>
-              <w:top w:val="nil"/>
-              <w:left w:val="nil"/>
-              <w:bottom w:val="single" w:sz="4" w:color="C9D3DE" w:space="0"/>
-              <w:right w:val="nil"/>
-            </w:tcBorders>
-          </w:tcPr>
           <w:p>
             <w:pPr>
-              <w:spacing w:before="0" w:after="20"/>
+              <w:spacing w:before="80" w:after="0"/>
             </w:pPr>
             <w:r>
               <w:rPr>
                 <w:b/>
                 <w:caps/>
-                <w:color w:val="5F6B7A"/>
-                <w:sz w:val="15"/>
+                <w:color w:val="667085"/>
+                <w:sz w:val="14"/>
               </w:rPr>
               <w:t>Next report</w:t>
             </w:r>
@@ -232,7 +242,7 @@
             <w:r>
               <w:rPr>
                 <w:b w:val="0"/>
-                <w:sz w:val="19"/>
+                <w:sz w:val="18"/>
               </w:rPr>
               <w:t>October 2026 monthly results - 2026-11-17</w:t>
             </w:r>
@@ -241,18 +251,303 @@
                 <w:rPr>
                   <w:color w:val="2A78D6"/>
                   <w:vertAlign w:val="superscript"/>
-                  <w:sz w:val="16"/>
+                  <w:sz w:val="15"/>
                 </w:rPr>
                 <w:t xml:space="preserve">2</w:t>
               </w:r>
             </w:hyperlink>
+          </w:p>
+          <w:p>
+            <w:pPr>
+              <w:spacing w:before="80" w:after="0"/>
+            </w:pPr>
+            <w:r>
+              <w:rPr>
+                <w:b/>
+                <w:caps/>
+                <w:color w:val="667085"/>
+                <w:sz w:val="14"/>
+              </w:rPr>
+              <w:t>Country</w:t>
+            </w:r>
+          </w:p>
+          <w:p>
+            <w:pPr>
+              <w:spacing w:before="0" w:after="0"/>
+            </w:pPr>
+            <w:r>
+              <w:rPr>
+                <w:b w:val="0"/>
+                <w:sz w:val="18"/>
+              </w:rPr>
+              <w:t>Estonia</w:t>
+            </w:r>
+          </w:p>
+        </w:tc>
+        <w:tc>
+          <w:tcPr>
+            <w:tcW w:type="dxa" w:w="4819"/>
+            <w:tcBorders>
+              <w:top w:val="single" w:sz="12" w:color="12355B" w:space="0"/>
+              <w:left w:val="nil"/>
+              <w:bottom w:val="nil"/>
+              <w:right w:val="nil"/>
+            </w:tcBorders>
+            <w:shd w:val="clear" w:color="auto" w:fill="F4F6F9"/>
+          </w:tcPr>
+          <w:p>
+            <w:pPr>
+              <w:spacing w:before="0" w:after="40"/>
+            </w:pPr>
+            <w:r>
+              <w:rPr>
+                <w:b/>
+                <w:color w:val="12355B"/>
+                <w:sz w:val="18"/>
+              </w:rPr>
+              <w:t>Securities held</w:t>
+            </w:r>
+          </w:p>
+          <w:p>
+            <w:pPr>
+              <w:spacing w:before="80" w:after="0"/>
+            </w:pPr>
+            <w:r>
+              <w:rPr>
+                <w:b/>
+                <w:color w:val="1B2430"/>
+                <w:sz w:val="17"/>
+              </w:rPr>
+              <w:t>LHV Group 5.375% senior notes 2028</w:t>
+            </w:r>
+          </w:p>
+          <w:p>
+            <w:pPr>
+              <w:spacing w:before="0" w:after="0"/>
+            </w:pPr>
+            <w:r>
+              <w:rPr>
+                <w:b w:val="0"/>
+                <w:color w:val="667085"/>
+                <w:sz w:val="15"/>
+              </w:rPr>
+              <w:t>XS2822574245  ·  5.375% · 2028-05-24</w:t>
+            </w:r>
+          </w:p>
+          <w:p>
+            <w:pPr>
+              <w:spacing w:before="0" w:after="0"/>
+            </w:pPr>
+            <w:r>
+              <w:rPr>
+                <w:b w:val="0"/>
+                <w:color w:val="12355B"/>
+                <w:sz w:val="15"/>
+              </w:rPr>
+              <w:t>Moody's Baa2</w:t>
+            </w:r>
+          </w:p>
+          <w:p>
+            <w:pPr>
+              <w:spacing w:before="80" w:after="0"/>
+            </w:pPr>
+            <w:r>
+              <w:rPr>
+                <w:b/>
+                <w:color w:val="1B2430"/>
+                <w:sz w:val="17"/>
+              </w:rPr>
+              <w:t>LHV Group 5.5% Tier 2 2035</w:t>
+            </w:r>
+          </w:p>
+          <w:p>
+            <w:pPr>
+              <w:spacing w:before="0" w:after="0"/>
+            </w:pPr>
+            <w:r>
+              <w:rPr>
+                <w:b w:val="0"/>
+                <w:color w:val="667085"/>
+                <w:sz w:val="15"/>
+              </w:rPr>
+              <w:t>XS3153067288  ·  5.5% · 2035-09-16</w:t>
+            </w:r>
+          </w:p>
+          <w:p>
+            <w:pPr>
+              <w:spacing w:before="0" w:after="0"/>
+            </w:pPr>
+            <w:r>
+              <w:rPr>
+                <w:b w:val="0"/>
+                <w:color w:val="12355B"/>
+                <w:sz w:val="15"/>
+              </w:rPr>
+              <w:t>no separate rating found</w:t>
+            </w:r>
+          </w:p>
+          <w:p>
+            <w:pPr>
+              <w:spacing w:before="80" w:after="0"/>
+            </w:pPr>
+            <w:r>
+              <w:rPr>
+                <w:b/>
+                <w:color w:val="1B2430"/>
+                <w:sz w:val="17"/>
+              </w:rPr>
+              <w:t>LHV Group 6.0% Tier 2 2034</w:t>
+            </w:r>
+          </w:p>
+          <w:p>
+            <w:pPr>
+              <w:spacing w:before="0" w:after="0"/>
+            </w:pPr>
+            <w:r>
+              <w:rPr>
+                <w:b w:val="0"/>
+                <w:color w:val="667085"/>
+                <w:sz w:val="15"/>
+              </w:rPr>
+              <w:t>EE3300004993  ·  6.0% · 2034-11-15</w:t>
+            </w:r>
+          </w:p>
+          <w:p>
+            <w:pPr>
+              <w:spacing w:before="0" w:after="0"/>
+            </w:pPr>
+            <w:r>
+              <w:rPr>
+                <w:b w:val="0"/>
+                <w:color w:val="12355B"/>
+                <w:sz w:val="15"/>
+              </w:rPr>
+              <w:t>no separate rating found</w:t>
+            </w:r>
+          </w:p>
+          <w:p>
+            <w:pPr>
+              <w:spacing w:before="80" w:after="0"/>
+            </w:pPr>
+            <w:r>
+              <w:rPr>
+                <w:b/>
+                <w:color w:val="1B2430"/>
+                <w:sz w:val="17"/>
+              </w:rPr>
+              <w:t>LHV Group senior FRN 2027</w:t>
+            </w:r>
+          </w:p>
+          <w:p>
+            <w:pPr>
+              <w:spacing w:before="0" w:after="0"/>
+            </w:pPr>
+            <w:r>
+              <w:rPr>
+                <w:b w:val="0"/>
+                <w:color w:val="667085"/>
+                <w:sz w:val="15"/>
+              </w:rPr>
+              <w:t>XS2693753704  ·  2027-10-03</w:t>
+            </w:r>
+          </w:p>
+          <w:p>
+            <w:pPr>
+              <w:spacing w:before="0" w:after="0"/>
+            </w:pPr>
+            <w:r>
+              <w:rPr>
+                <w:b w:val="0"/>
+                <w:color w:val="12355B"/>
+                <w:sz w:val="15"/>
+              </w:rPr>
+              <w:t>Moody's Baa2</w:t>
+            </w:r>
+          </w:p>
+          <w:p>
+            <w:pPr>
+              <w:spacing w:before="80" w:after="0"/>
+            </w:pPr>
+            <w:r>
+              <w:rPr>
+                <w:b/>
+                <w:color w:val="1B2430"/>
+                <w:sz w:val="17"/>
+              </w:rPr>
+              <w:t>LHV Group 9.5% AT1 perpetual</w:t>
+            </w:r>
+          </w:p>
+          <w:p>
+            <w:pPr>
+              <w:spacing w:before="0" w:after="0"/>
+            </w:pPr>
+            <w:r>
+              <w:rPr>
+                <w:b w:val="0"/>
+                <w:color w:val="667085"/>
+                <w:sz w:val="15"/>
+              </w:rPr>
+              <w:t>XS3042781024  ·  9.5% · perpetual</w:t>
+            </w:r>
+          </w:p>
+          <w:p>
+            <w:pPr>
+              <w:spacing w:before="0" w:after="0"/>
+            </w:pPr>
+            <w:r>
+              <w:rPr>
+                <w:b w:val="0"/>
+                <w:color w:val="12355B"/>
+                <w:sz w:val="15"/>
+              </w:rPr>
+              <w:t>no separate rating found</w:t>
+            </w:r>
+          </w:p>
+          <w:p>
+            <w:pPr>
+              <w:spacing w:before="80" w:after="0"/>
+            </w:pPr>
+            <w:r>
+              <w:rPr>
+                <w:b/>
+                <w:color w:val="1B2430"/>
+                <w:sz w:val="17"/>
+              </w:rPr>
+              <w:t>LHV Group 4.125% senior notes 2029</w:t>
+            </w:r>
+          </w:p>
+          <w:p>
+            <w:pPr>
+              <w:spacing w:before="0" w:after="0"/>
+            </w:pPr>
+            <w:r>
+              <w:rPr>
+                <w:b w:val="0"/>
+                <w:color w:val="667085"/>
+                <w:sz w:val="15"/>
+              </w:rPr>
+              <w:t>XS3090105829  ·  4.125% · 2029-06-18</w:t>
+            </w:r>
+          </w:p>
+          <w:p>
+            <w:pPr>
+              <w:spacing w:before="0" w:after="0"/>
+            </w:pPr>
+            <w:r>
+              <w:rPr>
+                <w:b w:val="0"/>
+                <w:color w:val="12355B"/>
+                <w:sz w:val="15"/>
+              </w:rPr>
+              <w:t>Moody's Baa2</w:t>
+            </w:r>
           </w:p>
         </w:tc>
       </w:tr>
     </w:tbl>
     <w:p>
       <w:pPr>
-        <w:spacing w:before="0" w:after="80"/>
+        <w:spacing w:before="0" w:after="120"/>
       </w:pPr>
     </w:p>
     <w:tbl>
@@ -297,7 +592,7 @@
             <w:r>
               <w:rPr>
                 <w:b/>
-                <w:color w:val="1A1A1A"/>
+                <w:color w:val="1B2430"/>
                 <w:sz w:val="21"/>
               </w:rPr>
               <w:t>Position OK.</w:t>
@@ -305,7 +600,7 @@
             <w:r>
               <w:rPr>
                 <w:b w:val="0"/>
-                <w:color w:val="1A1A1A"/>
+                <w:color w:val="1B2430"/>
                 <w:sz w:val="21"/>
               </w:rPr>
               <w:t xml:space="preserve"> Q3 profit was a record EUR 37.5m (EUR 26.3m a year ago), and the bank says it will meet its financial plan targets</w:t>
@@ -323,7 +618,7 @@
             <w:r>
               <w:rPr>
                 <w:b w:val="0"/>
-                <w:color w:val="1A1A1A"/>
+                <w:color w:val="1B2430"/>
                 <w:sz w:val="21"/>
               </w:rPr>
               <w:t>. The capital buffer has narrowed: total capital is 20.25% against an internal target of 20.0%</w:t>
@@ -341,7 +636,7 @@
             <w:r>
               <w:rPr>
                 <w:b w:val="0"/>
-                <w:color w:val="1A1A1A"/>
+                <w:color w:val="1B2430"/>
                 <w:sz w:val="21"/>
               </w:rPr>
               <w:t>. This matters most for the Tier 2 and AT1 bonds held.</w:t>
@@ -390,9 +685,9 @@
             <w:tcW w:type="dxa" w:w="2261"/>
             <w:tcBorders>
               <w:top w:val="single" w:sz="18" w:color="2A78D6" w:space="0"/>
-              <w:left w:val="single" w:sz="4" w:color="C9D3DE" w:space="0"/>
-              <w:bottom w:val="single" w:sz="4" w:color="C9D3DE" w:space="0"/>
-              <w:right w:val="single" w:sz="4" w:color="C9D3DE" w:space="0"/>
+              <w:left w:val="single" w:sz="4" w:color="D5DCE4" w:space="0"/>
+              <w:bottom w:val="single" w:sz="4" w:color="D5DCE4" w:space="0"/>
+              <w:right w:val="single" w:sz="4" w:color="D5DCE4" w:space="0"/>
             </w:tcBorders>
           </w:tcPr>
           <w:p>
@@ -403,7 +698,7 @@
               <w:rPr>
                 <w:b/>
                 <w:caps/>
-                <w:color w:val="5F6B7A"/>
+                <w:color w:val="667085"/>
                 <w:sz w:val="14"/>
               </w:rPr>
               <w:t>Net profit</w:t>
@@ -411,7 +706,7 @@
             <w:r>
               <w:rPr>
                 <w:b w:val="0"/>
-                <w:color w:val="5F6B7A"/>
+                <w:color w:val="667085"/>
                 <w:sz w:val="14"/>
               </w:rPr>
               <w:t xml:space="preserve">  ·  9M2026</w:t>
@@ -424,7 +719,7 @@
             <w:r>
               <w:rPr>
                 <w:b/>
-                <w:color w:val="1F4E79"/>
+                <w:color w:val="12355B"/>
                 <w:sz w:val="34"/>
               </w:rPr>
               <w:t>81.91</w:t>
@@ -432,7 +727,7 @@
             <w:r>
               <w:rPr>
                 <w:b w:val="0"/>
-                <w:color w:val="5F6B7A"/>
+                <w:color w:val="667085"/>
                 <w:sz w:val="18"/>
               </w:rPr>
               <w:t xml:space="preserve"> EUR m</w:t>
@@ -445,7 +740,7 @@
             <w:r>
               <w:rPr>
                 <w:b w:val="0"/>
-                <w:color w:val="5F6B7A"/>
+                <w:color w:val="667085"/>
                 <w:sz w:val="15"/>
               </w:rPr>
               <w:t>▼ 5.0 % vs 9M2025</w:t>
@@ -463,9 +758,9 @@
             <w:tcW w:type="dxa" w:w="2261"/>
             <w:tcBorders>
               <w:top w:val="single" w:sz="18" w:color="2A78D6" w:space="0"/>
-              <w:left w:val="single" w:sz="4" w:color="C9D3DE" w:space="0"/>
-              <w:bottom w:val="single" w:sz="4" w:color="C9D3DE" w:space="0"/>
-              <w:right w:val="single" w:sz="4" w:color="C9D3DE" w:space="0"/>
+              <w:left w:val="single" w:sz="4" w:color="D5DCE4" w:space="0"/>
+              <w:bottom w:val="single" w:sz="4" w:color="D5DCE4" w:space="0"/>
+              <w:right w:val="single" w:sz="4" w:color="D5DCE4" w:space="0"/>
             </w:tcBorders>
           </w:tcPr>
           <w:p>
@@ -476,7 +771,7 @@
               <w:rPr>
                 <w:b/>
                 <w:caps/>
-                <w:color w:val="5F6B7A"/>
+                <w:color w:val="667085"/>
                 <w:sz w:val="14"/>
               </w:rPr>
               <w:t>ROE</w:t>
@@ -484,7 +779,7 @@
             <w:r>
               <w:rPr>
                 <w:b w:val="0"/>
-                <w:color w:val="5F6B7A"/>
+                <w:color w:val="667085"/>
                 <w:sz w:val="14"/>
               </w:rPr>
               <w:t xml:space="preserve">  ·  9M2026</w:t>
@@ -497,7 +792,7 @@
             <w:r>
               <w:rPr>
                 <w:b/>
-                <w:color w:val="1F4E79"/>
+                <w:color w:val="12355B"/>
                 <w:sz w:val="34"/>
               </w:rPr>
               <w:t>14.0</w:t>
@@ -505,7 +800,7 @@
             <w:r>
               <w:rPr>
                 <w:b w:val="0"/>
-                <w:color w:val="5F6B7A"/>
+                <w:color w:val="667085"/>
                 <w:sz w:val="18"/>
               </w:rPr>
               <w:t xml:space="preserve"> %</w:t>
@@ -518,7 +813,7 @@
             <w:r>
               <w:rPr>
                 <w:b w:val="0"/>
-                <w:color w:val="5F6B7A"/>
+                <w:color w:val="667085"/>
                 <w:sz w:val="15"/>
               </w:rPr>
               <w:t>▼ 2.1 p. p. vs 9M2025</w:t>
@@ -536,9 +831,9 @@
             <w:tcW w:type="dxa" w:w="2261"/>
             <w:tcBorders>
               <w:top w:val="single" w:sz="18" w:color="2A78D6" w:space="0"/>
-              <w:left w:val="single" w:sz="4" w:color="C9D3DE" w:space="0"/>
-              <w:bottom w:val="single" w:sz="4" w:color="C9D3DE" w:space="0"/>
-              <w:right w:val="single" w:sz="4" w:color="C9D3DE" w:space="0"/>
+              <w:left w:val="single" w:sz="4" w:color="D5DCE4" w:space="0"/>
+              <w:bottom w:val="single" w:sz="4" w:color="D5DCE4" w:space="0"/>
+              <w:right w:val="single" w:sz="4" w:color="D5DCE4" w:space="0"/>
             </w:tcBorders>
           </w:tcPr>
           <w:p>
@@ -549,7 +844,7 @@
               <w:rPr>
                 <w:b/>
                 <w:caps/>
-                <w:color w:val="5F6B7A"/>
+                <w:color w:val="667085"/>
                 <w:sz w:val="14"/>
               </w:rPr>
               <w:t>CET1 ratio</w:t>
@@ -557,7 +852,7 @@
             <w:r>
               <w:rPr>
                 <w:b w:val="0"/>
-                <w:color w:val="5F6B7A"/>
+                <w:color w:val="667085"/>
                 <w:sz w:val="14"/>
               </w:rPr>
               <w:t xml:space="preserve">  ·  9M2026</w:t>
@@ -570,7 +865,7 @@
             <w:r>
               <w:rPr>
                 <w:b/>
-                <w:color w:val="1F4E79"/>
+                <w:color w:val="12355B"/>
                 <w:sz w:val="34"/>
               </w:rPr>
               <w:t>15.28</w:t>
@@ -578,7 +873,7 @@
             <w:r>
               <w:rPr>
                 <w:b w:val="0"/>
-                <w:color w:val="5F6B7A"/>
+                <w:color w:val="667085"/>
                 <w:sz w:val="18"/>
               </w:rPr>
               <w:t xml:space="preserve"> %</w:t>
@@ -591,7 +886,7 @@
             <w:r>
               <w:rPr>
                 <w:b w:val="0"/>
-                <w:color w:val="5F6B7A"/>
+                <w:color w:val="667085"/>
                 <w:sz w:val="15"/>
               </w:rPr>
               <w:t>▼ 1.76 p. p. vs FY2025</w:t>
@@ -609,9 +904,9 @@
             <w:tcW w:type="dxa" w:w="2261"/>
             <w:tcBorders>
               <w:top w:val="single" w:sz="18" w:color="2A78D6" w:space="0"/>
-              <w:left w:val="single" w:sz="4" w:color="C9D3DE" w:space="0"/>
-              <w:bottom w:val="single" w:sz="4" w:color="C9D3DE" w:space="0"/>
-              <w:right w:val="single" w:sz="4" w:color="C9D3DE" w:space="0"/>
+              <w:left w:val="single" w:sz="4" w:color="D5DCE4" w:space="0"/>
+              <w:bottom w:val="single" w:sz="4" w:color="D5DCE4" w:space="0"/>
+              <w:right w:val="single" w:sz="4" w:color="D5DCE4" w:space="0"/>
             </w:tcBorders>
           </w:tcPr>
           <w:p>
@@ -622,7 +917,7 @@
               <w:rPr>
                 <w:b/>
                 <w:caps/>
-                <w:color w:val="5F6B7A"/>
+                <w:color w:val="667085"/>
                 <w:sz w:val="14"/>
               </w:rPr>
               <w:t>Total capital ratio</w:t>
@@ -630,7 +925,7 @@
             <w:r>
               <w:rPr>
                 <w:b w:val="0"/>
-                <w:color w:val="5F6B7A"/>
+                <w:color w:val="667085"/>
                 <w:sz w:val="14"/>
               </w:rPr>
               <w:t xml:space="preserve">  ·  9M2026</w:t>
@@ -643,7 +938,7 @@
             <w:r>
               <w:rPr>
                 <w:b/>
-                <w:color w:val="1F4E79"/>
+                <w:color w:val="12355B"/>
                 <w:sz w:val="34"/>
               </w:rPr>
               <w:t>20.25</w:t>
@@ -651,7 +946,7 @@
             <w:r>
               <w:rPr>
                 <w:b w:val="0"/>
-                <w:color w:val="5F6B7A"/>
+                <w:color w:val="667085"/>
                 <w:sz w:val="18"/>
               </w:rPr>
               <w:t xml:space="preserve"> %</w:t>
@@ -664,7 +959,7 @@
             <w:r>
               <w:rPr>
                 <w:b w:val="0"/>
-                <w:color w:val="5F6B7A"/>
+                <w:color w:val="667085"/>
                 <w:sz w:val="15"/>
               </w:rPr>
               <w:t>▼ 3.05 p. p. vs 9M2025</w:t>
@@ -681,28 +976,13 @@
     <w:p>
       <w:pPr>
         <w:keepNext/>
-        <w:pBdr>
-          <w:bottom w:val="single" w:sz="8" w:color="1F4E79" w:space="4"/>
-        </w:pBdr>
-        <w:tabs>
-          <w:tab w:pos="482" w:val="left"/>
-        </w:tabs>
-        <w:spacing w:before="360" w:after="160"/>
+        <w:spacing w:before="200" w:after="100"/>
       </w:pPr>
       <w:r>
         <w:rPr>
           <w:b/>
-          <w:color w:val="2A78D6"/>
-          <w:sz w:val="18"/>
-        </w:rPr>
-        <w:t>01</w:t>
-        <w:tab/>
-      </w:r>
-      <w:r>
-        <w:rPr>
-          <w:b/>
-          <w:color w:val="1F4E79"/>
-          <w:sz w:val="28"/>
+          <w:color w:val="12355B"/>
+          <w:sz w:val="26"/>
         </w:rPr>
         <w:t>Quick summary</w:t>
       </w:r>
@@ -958,7 +1238,1069 @@
       <w:pPr>
         <w:keepNext/>
         <w:pBdr>
-          <w:bottom w:val="single" w:sz="8" w:color="1F4E79" w:space="4"/>
+          <w:bottom w:val="single" w:sz="8" w:color="12355B" w:space="4"/>
+        </w:pBdr>
+        <w:tabs>
+          <w:tab w:pos="482" w:val="left"/>
+        </w:tabs>
+        <w:spacing w:before="360" w:after="160"/>
+      </w:pPr>
+      <w:r>
+        <w:rPr>
+          <w:b/>
+          <w:color w:val="2A78D6"/>
+          <w:sz w:val="18"/>
+        </w:rPr>
+        <w:t>01</w:t>
+        <w:tab/>
+      </w:r>
+      <w:r>
+        <w:rPr>
+          <w:b/>
+          <w:color w:val="12355B"/>
+          <w:sz w:val="28"/>
+        </w:rPr>
+        <w:t>Instruments held and ISINs</w:t>
+      </w:r>
+    </w:p>
+    <w:tbl>
+      <w:tblPr>
+        <w:tblW w:w="9639" w:type="dxa"/>
+        <w:tblBorders>
+          <w:top w:val="nil"/>
+          <w:left w:val="nil"/>
+          <w:bottom w:val="nil"/>
+          <w:right w:val="nil"/>
+          <w:insideH w:val="nil"/>
+          <w:insideV w:val="nil"/>
+        </w:tblBorders>
+        <w:tblLayout w:type="fixed"/>
+        <w:tblCellMar>
+          <w:top w:w="70" w:type="dxa"/>
+          <w:left w:w="100" w:type="dxa"/>
+          <w:bottom w:w="70" w:type="dxa"/>
+          <w:right w:w="100" w:type="dxa"/>
+        </w:tblCellMar>
+        <w:tblLook w:firstColumn="1" w:firstRow="1" w:lastColumn="0" w:lastRow="0" w:noHBand="0" w:noVBand="1" w:val="04A0"/>
+      </w:tblPr>
+      <w:tblGrid>
+        <w:gridCol w:w="1457"/>
+        <w:gridCol w:w="2241"/>
+        <w:gridCol w:w="1064"/>
+        <w:gridCol w:w="1120"/>
+        <w:gridCol w:w="1569"/>
+        <w:gridCol w:w="2185"/>
+      </w:tblGrid>
+      <w:tr>
+        <w:tc>
+          <w:tcPr>
+            <w:tcW w:type="dxa" w:w="1457"/>
+            <w:tcBorders>
+              <w:top w:val="nil"/>
+              <w:left w:val="nil"/>
+              <w:bottom w:val="single" w:sz="8" w:color="12355B" w:space="0"/>
+              <w:right w:val="nil"/>
+            </w:tcBorders>
+          </w:tcPr>
+          <w:p>
+            <w:pPr>
+              <w:spacing w:before="0" w:after="0"/>
+            </w:pPr>
+            <w:r>
+              <w:rPr>
+                <w:b/>
+                <w:caps/>
+                <w:color w:val="667085"/>
+                <w:sz w:val="14"/>
+              </w:rPr>
+              <w:t>ISIN</w:t>
+            </w:r>
+          </w:p>
+        </w:tc>
+        <w:tc>
+          <w:tcPr>
+            <w:tcW w:type="dxa" w:w="2241"/>
+            <w:tcBorders>
+              <w:top w:val="nil"/>
+              <w:left w:val="nil"/>
+              <w:bottom w:val="single" w:sz="8" w:color="12355B" w:space="0"/>
+              <w:right w:val="nil"/>
+            </w:tcBorders>
+          </w:tcPr>
+          <w:p>
+            <w:pPr>
+              <w:spacing w:before="0" w:after="0"/>
+            </w:pPr>
+            <w:r>
+              <w:rPr>
+                <w:b/>
+                <w:caps/>
+                <w:color w:val="667085"/>
+                <w:sz w:val="14"/>
+              </w:rPr>
+              <w:t>Instrument</w:t>
+            </w:r>
+          </w:p>
+        </w:tc>
+        <w:tc>
+          <w:tcPr>
+            <w:tcW w:type="dxa" w:w="1065"/>
+            <w:tcBorders>
+              <w:top w:val="nil"/>
+              <w:left w:val="nil"/>
+              <w:bottom w:val="single" w:sz="8" w:color="12355B" w:space="0"/>
+              <w:right w:val="nil"/>
+            </w:tcBorders>
+          </w:tcPr>
+          <w:p>
+            <w:pPr>
+              <w:spacing w:before="0" w:after="0"/>
+              <w:jc w:val="right"/>
+            </w:pPr>
+            <w:r>
+              <w:rPr>
+                <w:b/>
+                <w:caps/>
+                <w:color w:val="667085"/>
+                <w:sz w:val="14"/>
+              </w:rPr>
+              <w:t>Coupon</w:t>
+            </w:r>
+          </w:p>
+        </w:tc>
+        <w:tc>
+          <w:tcPr>
+            <w:tcW w:type="dxa" w:w="1121"/>
+            <w:tcBorders>
+              <w:top w:val="nil"/>
+              <w:left w:val="nil"/>
+              <w:bottom w:val="single" w:sz="8" w:color="12355B" w:space="0"/>
+              <w:right w:val="nil"/>
+            </w:tcBorders>
+          </w:tcPr>
+          <w:p>
+            <w:pPr>
+              <w:spacing w:before="0" w:after="0"/>
+            </w:pPr>
+            <w:r>
+              <w:rPr>
+                <w:b/>
+                <w:caps/>
+                <w:color w:val="667085"/>
+                <w:sz w:val="14"/>
+              </w:rPr>
+              <w:t>Maturity</w:t>
+            </w:r>
+          </w:p>
+        </w:tc>
+        <w:tc>
+          <w:tcPr>
+            <w:tcW w:type="dxa" w:w="1569"/>
+            <w:tcBorders>
+              <w:top w:val="nil"/>
+              <w:left w:val="nil"/>
+              <w:bottom w:val="single" w:sz="8" w:color="12355B" w:space="0"/>
+              <w:right w:val="nil"/>
+            </w:tcBorders>
+          </w:tcPr>
+          <w:p>
+            <w:pPr>
+              <w:spacing w:before="0" w:after="0"/>
+            </w:pPr>
+            <w:r>
+              <w:rPr>
+                <w:b/>
+                <w:caps/>
+                <w:color w:val="667085"/>
+                <w:sz w:val="14"/>
+              </w:rPr>
+              <w:t>Issue rating</w:t>
+            </w:r>
+          </w:p>
+        </w:tc>
+        <w:tc>
+          <w:tcPr>
+            <w:tcW w:type="dxa" w:w="2185"/>
+            <w:tcBorders>
+              <w:top w:val="nil"/>
+              <w:left w:val="nil"/>
+              <w:bottom w:val="single" w:sz="8" w:color="12355B" w:space="0"/>
+              <w:right w:val="nil"/>
+            </w:tcBorders>
+          </w:tcPr>
+          <w:p>
+            <w:pPr>
+              <w:spacing w:before="0" w:after="0"/>
+            </w:pPr>
+            <w:r>
+              <w:rPr>
+                <w:b/>
+                <w:caps/>
+                <w:color w:val="667085"/>
+                <w:sz w:val="14"/>
+              </w:rPr>
+              <w:t>Note</w:t>
+            </w:r>
+          </w:p>
+        </w:tc>
+      </w:tr>
+      <w:tr>
+        <w:tc>
+          <w:tcPr>
+            <w:tcW w:type="dxa" w:w="1457"/>
+            <w:tcBorders>
+              <w:top w:val="nil"/>
+              <w:left w:val="nil"/>
+              <w:bottom w:val="single" w:sz="4" w:color="E6EAF0" w:space="0"/>
+              <w:right w:val="nil"/>
+            </w:tcBorders>
+          </w:tcPr>
+          <w:p>
+            <w:pPr>
+              <w:spacing w:before="0" w:after="0"/>
+            </w:pPr>
+            <w:r>
+              <w:rPr>
+                <w:b w:val="0"/>
+                <w:sz w:val="17"/>
+              </w:rPr>
+              <w:t>XS2822574245</w:t>
+            </w:r>
+          </w:p>
+        </w:tc>
+        <w:tc>
+          <w:tcPr>
+            <w:tcW w:type="dxa" w:w="2241"/>
+            <w:tcBorders>
+              <w:top w:val="nil"/>
+              <w:left w:val="nil"/>
+              <w:bottom w:val="single" w:sz="4" w:color="E6EAF0" w:space="0"/>
+              <w:right w:val="nil"/>
+            </w:tcBorders>
+          </w:tcPr>
+          <w:p>
+            <w:pPr>
+              <w:spacing w:before="0" w:after="0"/>
+            </w:pPr>
+            <w:r>
+              <w:rPr>
+                <w:b w:val="0"/>
+                <w:sz w:val="17"/>
+              </w:rPr>
+              <w:t>LHV Group 5.375% senior notes 2028</w:t>
+            </w:r>
+          </w:p>
+        </w:tc>
+        <w:tc>
+          <w:tcPr>
+            <w:tcW w:type="dxa" w:w="1065"/>
+            <w:tcBorders>
+              <w:top w:val="nil"/>
+              <w:left w:val="nil"/>
+              <w:bottom w:val="single" w:sz="4" w:color="E6EAF0" w:space="0"/>
+              <w:right w:val="nil"/>
+            </w:tcBorders>
+          </w:tcPr>
+          <w:p>
+            <w:pPr>
+              <w:spacing w:before="0" w:after="0"/>
+              <w:jc w:val="right"/>
+            </w:pPr>
+            <w:r>
+              <w:rPr>
+                <w:b w:val="0"/>
+                <w:sz w:val="17"/>
+              </w:rPr>
+              <w:t>5.375%</w:t>
+            </w:r>
+          </w:p>
+        </w:tc>
+        <w:tc>
+          <w:tcPr>
+            <w:tcW w:type="dxa" w:w="1121"/>
+            <w:tcBorders>
+              <w:top w:val="nil"/>
+              <w:left w:val="nil"/>
+              <w:bottom w:val="single" w:sz="4" w:color="E6EAF0" w:space="0"/>
+              <w:right w:val="nil"/>
+            </w:tcBorders>
+          </w:tcPr>
+          <w:p>
+            <w:pPr>
+              <w:spacing w:before="0" w:after="0"/>
+            </w:pPr>
+            <w:r>
+              <w:rPr>
+                <w:b w:val="0"/>
+                <w:sz w:val="17"/>
+              </w:rPr>
+              <w:t>2028-05-24</w:t>
+            </w:r>
+          </w:p>
+        </w:tc>
+        <w:tc>
+          <w:tcPr>
+            <w:tcW w:type="dxa" w:w="1569"/>
+            <w:tcBorders>
+              <w:top w:val="nil"/>
+              <w:left w:val="nil"/>
+              <w:bottom w:val="single" w:sz="4" w:color="E6EAF0" w:space="0"/>
+              <w:right w:val="nil"/>
+            </w:tcBorders>
+          </w:tcPr>
+          <w:p>
+            <w:pPr>
+              <w:spacing w:before="0" w:after="0"/>
+            </w:pPr>
+            <w:r>
+              <w:rPr>
+                <w:b w:val="0"/>
+                <w:sz w:val="17"/>
+              </w:rPr>
+              <w:t>Moody's Baa2 (senior unsecured (class rating, 2025-09-01))</w:t>
+            </w:r>
+          </w:p>
+        </w:tc>
+        <w:tc>
+          <w:tcPr>
+            <w:tcW w:type="dxa" w:w="2185"/>
+            <w:tcBorders>
+              <w:top w:val="nil"/>
+              <w:left w:val="nil"/>
+              <w:bottom w:val="single" w:sz="4" w:color="E6EAF0" w:space="0"/>
+              <w:right w:val="nil"/>
+            </w:tcBorders>
+          </w:tcPr>
+          <w:p>
+            <w:pPr>
+              <w:spacing w:before="0" w:after="0"/>
+            </w:pPr>
+            <w:r>
+              <w:rPr>
+                <w:b w:val="0"/>
+                <w:sz w:val="17"/>
+              </w:rPr>
+              <w:t>Senior unsecured (holding company); callable 2027-05-24</w:t>
+            </w:r>
+          </w:p>
+        </w:tc>
+      </w:tr>
+      <w:tr>
+        <w:tc>
+          <w:tcPr>
+            <w:tcW w:type="dxa" w:w="1457"/>
+            <w:tcBorders>
+              <w:top w:val="nil"/>
+              <w:left w:val="nil"/>
+              <w:bottom w:val="single" w:sz="4" w:color="E6EAF0" w:space="0"/>
+              <w:right w:val="nil"/>
+            </w:tcBorders>
+          </w:tcPr>
+          <w:p>
+            <w:pPr>
+              <w:spacing w:before="0" w:after="0"/>
+            </w:pPr>
+            <w:r>
+              <w:rPr>
+                <w:b w:val="0"/>
+                <w:sz w:val="17"/>
+              </w:rPr>
+              <w:t>XS3153067288</w:t>
+            </w:r>
+          </w:p>
+        </w:tc>
+        <w:tc>
+          <w:tcPr>
+            <w:tcW w:type="dxa" w:w="2241"/>
+            <w:tcBorders>
+              <w:top w:val="nil"/>
+              <w:left w:val="nil"/>
+              <w:bottom w:val="single" w:sz="4" w:color="E6EAF0" w:space="0"/>
+              <w:right w:val="nil"/>
+            </w:tcBorders>
+          </w:tcPr>
+          <w:p>
+            <w:pPr>
+              <w:spacing w:before="0" w:after="0"/>
+            </w:pPr>
+            <w:r>
+              <w:rPr>
+                <w:b w:val="0"/>
+                <w:sz w:val="17"/>
+              </w:rPr>
+              <w:t>LHV Group 5.5% Tier 2 2035</w:t>
+            </w:r>
+          </w:p>
+        </w:tc>
+        <w:tc>
+          <w:tcPr>
+            <w:tcW w:type="dxa" w:w="1065"/>
+            <w:tcBorders>
+              <w:top w:val="nil"/>
+              <w:left w:val="nil"/>
+              <w:bottom w:val="single" w:sz="4" w:color="E6EAF0" w:space="0"/>
+              <w:right w:val="nil"/>
+            </w:tcBorders>
+          </w:tcPr>
+          <w:p>
+            <w:pPr>
+              <w:spacing w:before="0" w:after="0"/>
+              <w:jc w:val="right"/>
+            </w:pPr>
+            <w:r>
+              <w:rPr>
+                <w:b w:val="0"/>
+                <w:sz w:val="17"/>
+              </w:rPr>
+              <w:t>5.5%</w:t>
+            </w:r>
+          </w:p>
+        </w:tc>
+        <w:tc>
+          <w:tcPr>
+            <w:tcW w:type="dxa" w:w="1121"/>
+            <w:tcBorders>
+              <w:top w:val="nil"/>
+              <w:left w:val="nil"/>
+              <w:bottom w:val="single" w:sz="4" w:color="E6EAF0" w:space="0"/>
+              <w:right w:val="nil"/>
+            </w:tcBorders>
+          </w:tcPr>
+          <w:p>
+            <w:pPr>
+              <w:spacing w:before="0" w:after="0"/>
+            </w:pPr>
+            <w:r>
+              <w:rPr>
+                <w:b w:val="0"/>
+                <w:sz w:val="17"/>
+              </w:rPr>
+              <w:t>2035-09-16</w:t>
+            </w:r>
+          </w:p>
+        </w:tc>
+        <w:tc>
+          <w:tcPr>
+            <w:tcW w:type="dxa" w:w="1569"/>
+            <w:tcBorders>
+              <w:top w:val="nil"/>
+              <w:left w:val="nil"/>
+              <w:bottom w:val="single" w:sz="4" w:color="E6EAF0" w:space="0"/>
+              <w:right w:val="nil"/>
+            </w:tcBorders>
+          </w:tcPr>
+          <w:p>
+            <w:pPr>
+              <w:spacing w:before="0" w:after="0"/>
+            </w:pPr>
+            <w:r>
+              <w:rPr>
+                <w:b w:val="0"/>
+                <w:sz w:val="17"/>
+              </w:rPr>
+              <w:t>no separate rating found</w:t>
+            </w:r>
+          </w:p>
+        </w:tc>
+        <w:tc>
+          <w:tcPr>
+            <w:tcW w:type="dxa" w:w="2185"/>
+            <w:tcBorders>
+              <w:top w:val="nil"/>
+              <w:left w:val="nil"/>
+              <w:bottom w:val="single" w:sz="4" w:color="E6EAF0" w:space="0"/>
+              <w:right w:val="nil"/>
+            </w:tcBorders>
+          </w:tcPr>
+          <w:p>
+            <w:pPr>
+              <w:spacing w:before="0" w:after="0"/>
+            </w:pPr>
+            <w:r>
+              <w:rPr>
+                <w:b w:val="0"/>
+                <w:sz w:val="17"/>
+              </w:rPr>
+              <w:t>Subordinated Tier 2</w:t>
+            </w:r>
+          </w:p>
+        </w:tc>
+      </w:tr>
+      <w:tr>
+        <w:tc>
+          <w:tcPr>
+            <w:tcW w:type="dxa" w:w="1457"/>
+            <w:tcBorders>
+              <w:top w:val="nil"/>
+              <w:left w:val="nil"/>
+              <w:bottom w:val="single" w:sz="4" w:color="E6EAF0" w:space="0"/>
+              <w:right w:val="nil"/>
+            </w:tcBorders>
+          </w:tcPr>
+          <w:p>
+            <w:pPr>
+              <w:spacing w:before="0" w:after="0"/>
+            </w:pPr>
+            <w:r>
+              <w:rPr>
+                <w:b w:val="0"/>
+                <w:sz w:val="17"/>
+              </w:rPr>
+              <w:t>EE3300004993</w:t>
+            </w:r>
+          </w:p>
+        </w:tc>
+        <w:tc>
+          <w:tcPr>
+            <w:tcW w:type="dxa" w:w="2241"/>
+            <w:tcBorders>
+              <w:top w:val="nil"/>
+              <w:left w:val="nil"/>
+              <w:bottom w:val="single" w:sz="4" w:color="E6EAF0" w:space="0"/>
+              <w:right w:val="nil"/>
+            </w:tcBorders>
+          </w:tcPr>
+          <w:p>
+            <w:pPr>
+              <w:spacing w:before="0" w:after="0"/>
+            </w:pPr>
+            <w:r>
+              <w:rPr>
+                <w:b w:val="0"/>
+                <w:sz w:val="17"/>
+              </w:rPr>
+              <w:t>LHV Group 6.0% Tier 2 2034</w:t>
+            </w:r>
+          </w:p>
+        </w:tc>
+        <w:tc>
+          <w:tcPr>
+            <w:tcW w:type="dxa" w:w="1065"/>
+            <w:tcBorders>
+              <w:top w:val="nil"/>
+              <w:left w:val="nil"/>
+              <w:bottom w:val="single" w:sz="4" w:color="E6EAF0" w:space="0"/>
+              <w:right w:val="nil"/>
+            </w:tcBorders>
+          </w:tcPr>
+          <w:p>
+            <w:pPr>
+              <w:spacing w:before="0" w:after="0"/>
+              <w:jc w:val="right"/>
+            </w:pPr>
+            <w:r>
+              <w:rPr>
+                <w:b w:val="0"/>
+                <w:sz w:val="17"/>
+              </w:rPr>
+              <w:t>6.0%</w:t>
+            </w:r>
+          </w:p>
+        </w:tc>
+        <w:tc>
+          <w:tcPr>
+            <w:tcW w:type="dxa" w:w="1121"/>
+            <w:tcBorders>
+              <w:top w:val="nil"/>
+              <w:left w:val="nil"/>
+              <w:bottom w:val="single" w:sz="4" w:color="E6EAF0" w:space="0"/>
+              <w:right w:val="nil"/>
+            </w:tcBorders>
+          </w:tcPr>
+          <w:p>
+            <w:pPr>
+              <w:spacing w:before="0" w:after="0"/>
+            </w:pPr>
+            <w:r>
+              <w:rPr>
+                <w:b w:val="0"/>
+                <w:sz w:val="17"/>
+              </w:rPr>
+              <w:t>2034-11-15</w:t>
+            </w:r>
+          </w:p>
+        </w:tc>
+        <w:tc>
+          <w:tcPr>
+            <w:tcW w:type="dxa" w:w="1569"/>
+            <w:tcBorders>
+              <w:top w:val="nil"/>
+              <w:left w:val="nil"/>
+              <w:bottom w:val="single" w:sz="4" w:color="E6EAF0" w:space="0"/>
+              <w:right w:val="nil"/>
+            </w:tcBorders>
+          </w:tcPr>
+          <w:p>
+            <w:pPr>
+              <w:spacing w:before="0" w:after="0"/>
+            </w:pPr>
+            <w:r>
+              <w:rPr>
+                <w:b w:val="0"/>
+                <w:sz w:val="17"/>
+              </w:rPr>
+              <w:t>no separate rating found</w:t>
+            </w:r>
+          </w:p>
+        </w:tc>
+        <w:tc>
+          <w:tcPr>
+            <w:tcW w:type="dxa" w:w="2185"/>
+            <w:tcBorders>
+              <w:top w:val="nil"/>
+              <w:left w:val="nil"/>
+              <w:bottom w:val="single" w:sz="4" w:color="E6EAF0" w:space="0"/>
+              <w:right w:val="nil"/>
+            </w:tcBorders>
+          </w:tcPr>
+          <w:p>
+            <w:pPr>
+              <w:spacing w:before="0" w:after="0"/>
+            </w:pPr>
+            <w:r>
+              <w:rPr>
+                <w:b w:val="0"/>
+                <w:sz w:val="17"/>
+              </w:rPr>
+              <w:t>Subordinated Tier 2</w:t>
+            </w:r>
+          </w:p>
+        </w:tc>
+      </w:tr>
+      <w:tr>
+        <w:tc>
+          <w:tcPr>
+            <w:tcW w:type="dxa" w:w="1457"/>
+            <w:tcBorders>
+              <w:top w:val="nil"/>
+              <w:left w:val="nil"/>
+              <w:bottom w:val="single" w:sz="4" w:color="E6EAF0" w:space="0"/>
+              <w:right w:val="nil"/>
+            </w:tcBorders>
+          </w:tcPr>
+          <w:p>
+            <w:pPr>
+              <w:spacing w:before="0" w:after="0"/>
+            </w:pPr>
+            <w:r>
+              <w:rPr>
+                <w:b w:val="0"/>
+                <w:sz w:val="17"/>
+              </w:rPr>
+              <w:t>XS2693753704</w:t>
+            </w:r>
+          </w:p>
+        </w:tc>
+        <w:tc>
+          <w:tcPr>
+            <w:tcW w:type="dxa" w:w="2241"/>
+            <w:tcBorders>
+              <w:top w:val="nil"/>
+              <w:left w:val="nil"/>
+              <w:bottom w:val="single" w:sz="4" w:color="E6EAF0" w:space="0"/>
+              <w:right w:val="nil"/>
+            </w:tcBorders>
+          </w:tcPr>
+          <w:p>
+            <w:pPr>
+              <w:spacing w:before="0" w:after="0"/>
+            </w:pPr>
+            <w:r>
+              <w:rPr>
+                <w:b w:val="0"/>
+                <w:sz w:val="17"/>
+              </w:rPr>
+              <w:t>LHV Group senior FRN 2027</w:t>
+            </w:r>
+          </w:p>
+        </w:tc>
+        <w:tc>
+          <w:tcPr>
+            <w:tcW w:type="dxa" w:w="1065"/>
+            <w:tcBorders>
+              <w:top w:val="nil"/>
+              <w:left w:val="nil"/>
+              <w:bottom w:val="single" w:sz="4" w:color="E6EAF0" w:space="0"/>
+              <w:right w:val="nil"/>
+            </w:tcBorders>
+          </w:tcPr>
+          <w:p>
+            <w:pPr>
+              <w:spacing w:before="0" w:after="0"/>
+              <w:jc w:val="right"/>
+            </w:pPr>
+            <w:r>
+              <w:rPr>
+                <w:b w:val="0"/>
+                <w:sz w:val="17"/>
+              </w:rPr>
+              <w:t>–</w:t>
+            </w:r>
+          </w:p>
+        </w:tc>
+        <w:tc>
+          <w:tcPr>
+            <w:tcW w:type="dxa" w:w="1121"/>
+            <w:tcBorders>
+              <w:top w:val="nil"/>
+              <w:left w:val="nil"/>
+              <w:bottom w:val="single" w:sz="4" w:color="E6EAF0" w:space="0"/>
+              <w:right w:val="nil"/>
+            </w:tcBorders>
+          </w:tcPr>
+          <w:p>
+            <w:pPr>
+              <w:spacing w:before="0" w:after="0"/>
+            </w:pPr>
+            <w:r>
+              <w:rPr>
+                <w:b w:val="0"/>
+                <w:sz w:val="17"/>
+              </w:rPr>
+              <w:t>2027-10-03</w:t>
+            </w:r>
+          </w:p>
+        </w:tc>
+        <w:tc>
+          <w:tcPr>
+            <w:tcW w:type="dxa" w:w="1569"/>
+            <w:tcBorders>
+              <w:top w:val="nil"/>
+              <w:left w:val="nil"/>
+              <w:bottom w:val="single" w:sz="4" w:color="E6EAF0" w:space="0"/>
+              <w:right w:val="nil"/>
+            </w:tcBorders>
+          </w:tcPr>
+          <w:p>
+            <w:pPr>
+              <w:spacing w:before="0" w:after="0"/>
+            </w:pPr>
+            <w:r>
+              <w:rPr>
+                <w:b w:val="0"/>
+                <w:sz w:val="17"/>
+              </w:rPr>
+              <w:t>Moody's Baa2 (senior unsecured (class rating, 2025-09-01))</w:t>
+            </w:r>
+          </w:p>
+        </w:tc>
+        <w:tc>
+          <w:tcPr>
+            <w:tcW w:type="dxa" w:w="2185"/>
+            <w:tcBorders>
+              <w:top w:val="nil"/>
+              <w:left w:val="nil"/>
+              <w:bottom w:val="single" w:sz="4" w:color="E6EAF0" w:space="0"/>
+              <w:right w:val="nil"/>
+            </w:tcBorders>
+          </w:tcPr>
+          <w:p>
+            <w:pPr>
+              <w:spacing w:before="0" w:after="0"/>
+            </w:pPr>
+            <w:r>
+              <w:rPr>
+                <w:b w:val="0"/>
+                <w:sz w:val="17"/>
+              </w:rPr>
+              <w:t>Senior unsecured (holding company), floating rate; coupon not found in public sources read</w:t>
+            </w:r>
+          </w:p>
+        </w:tc>
+      </w:tr>
+      <w:tr>
+        <w:tc>
+          <w:tcPr>
+            <w:tcW w:type="dxa" w:w="1457"/>
+            <w:tcBorders>
+              <w:top w:val="nil"/>
+              <w:left w:val="nil"/>
+              <w:bottom w:val="single" w:sz="4" w:color="E6EAF0" w:space="0"/>
+              <w:right w:val="nil"/>
+            </w:tcBorders>
+          </w:tcPr>
+          <w:p>
+            <w:pPr>
+              <w:spacing w:before="0" w:after="0"/>
+            </w:pPr>
+            <w:r>
+              <w:rPr>
+                <w:b w:val="0"/>
+                <w:sz w:val="17"/>
+              </w:rPr>
+              <w:t>XS3042781024</w:t>
+            </w:r>
+          </w:p>
+        </w:tc>
+        <w:tc>
+          <w:tcPr>
+            <w:tcW w:type="dxa" w:w="2241"/>
+            <w:tcBorders>
+              <w:top w:val="nil"/>
+              <w:left w:val="nil"/>
+              <w:bottom w:val="single" w:sz="4" w:color="E6EAF0" w:space="0"/>
+              <w:right w:val="nil"/>
+            </w:tcBorders>
+          </w:tcPr>
+          <w:p>
+            <w:pPr>
+              <w:spacing w:before="0" w:after="0"/>
+            </w:pPr>
+            <w:r>
+              <w:rPr>
+                <w:b w:val="0"/>
+                <w:sz w:val="17"/>
+              </w:rPr>
+              <w:t>LHV Group 9.5% AT1 perpetual</w:t>
+            </w:r>
+          </w:p>
+        </w:tc>
+        <w:tc>
+          <w:tcPr>
+            <w:tcW w:type="dxa" w:w="1065"/>
+            <w:tcBorders>
+              <w:top w:val="nil"/>
+              <w:left w:val="nil"/>
+              <w:bottom w:val="single" w:sz="4" w:color="E6EAF0" w:space="0"/>
+              <w:right w:val="nil"/>
+            </w:tcBorders>
+          </w:tcPr>
+          <w:p>
+            <w:pPr>
+              <w:spacing w:before="0" w:after="0"/>
+              <w:jc w:val="right"/>
+            </w:pPr>
+            <w:r>
+              <w:rPr>
+                <w:b w:val="0"/>
+                <w:sz w:val="17"/>
+              </w:rPr>
+              <w:t>9.5%</w:t>
+            </w:r>
+          </w:p>
+        </w:tc>
+        <w:tc>
+          <w:tcPr>
+            <w:tcW w:type="dxa" w:w="1121"/>
+            <w:tcBorders>
+              <w:top w:val="nil"/>
+              <w:left w:val="nil"/>
+              <w:bottom w:val="single" w:sz="4" w:color="E6EAF0" w:space="0"/>
+              <w:right w:val="nil"/>
+            </w:tcBorders>
+          </w:tcPr>
+          <w:p>
+            <w:pPr>
+              <w:spacing w:before="0" w:after="0"/>
+            </w:pPr>
+            <w:r>
+              <w:rPr>
+                <w:b w:val="0"/>
+                <w:sz w:val="17"/>
+              </w:rPr>
+              <w:t>perpetual</w:t>
+            </w:r>
+          </w:p>
+        </w:tc>
+        <w:tc>
+          <w:tcPr>
+            <w:tcW w:type="dxa" w:w="1569"/>
+            <w:tcBorders>
+              <w:top w:val="nil"/>
+              <w:left w:val="nil"/>
+              <w:bottom w:val="single" w:sz="4" w:color="E6EAF0" w:space="0"/>
+              <w:right w:val="nil"/>
+            </w:tcBorders>
+          </w:tcPr>
+          <w:p>
+            <w:pPr>
+              <w:spacing w:before="0" w:after="0"/>
+            </w:pPr>
+            <w:r>
+              <w:rPr>
+                <w:b w:val="0"/>
+                <w:sz w:val="17"/>
+              </w:rPr>
+              <w:t>no separate rating found</w:t>
+            </w:r>
+          </w:p>
+        </w:tc>
+        <w:tc>
+          <w:tcPr>
+            <w:tcW w:type="dxa" w:w="2185"/>
+            <w:tcBorders>
+              <w:top w:val="nil"/>
+              <w:left w:val="nil"/>
+              <w:bottom w:val="single" w:sz="4" w:color="E6EAF0" w:space="0"/>
+              <w:right w:val="nil"/>
+            </w:tcBorders>
+          </w:tcPr>
+          <w:p>
+            <w:pPr>
+              <w:spacing w:before="0" w:after="0"/>
+            </w:pPr>
+            <w:r>
+              <w:rPr>
+                <w:b w:val="0"/>
+                <w:sz w:val="17"/>
+              </w:rPr>
+              <w:t>Additional Tier 1, perpetual; call date not found</w:t>
+            </w:r>
+          </w:p>
+        </w:tc>
+      </w:tr>
+      <w:tr>
+        <w:tc>
+          <w:tcPr>
+            <w:tcW w:type="dxa" w:w="1457"/>
+            <w:tcBorders>
+              <w:top w:val="nil"/>
+              <w:left w:val="nil"/>
+              <w:bottom w:val="single" w:sz="4" w:color="E6EAF0" w:space="0"/>
+              <w:right w:val="nil"/>
+            </w:tcBorders>
+          </w:tcPr>
+          <w:p>
+            <w:pPr>
+              <w:spacing w:before="0" w:after="0"/>
+            </w:pPr>
+            <w:r>
+              <w:rPr>
+                <w:b w:val="0"/>
+                <w:sz w:val="17"/>
+              </w:rPr>
+              <w:t>XS3090105829</w:t>
+            </w:r>
+          </w:p>
+        </w:tc>
+        <w:tc>
+          <w:tcPr>
+            <w:tcW w:type="dxa" w:w="2241"/>
+            <w:tcBorders>
+              <w:top w:val="nil"/>
+              <w:left w:val="nil"/>
+              <w:bottom w:val="single" w:sz="4" w:color="E6EAF0" w:space="0"/>
+              <w:right w:val="nil"/>
+            </w:tcBorders>
+          </w:tcPr>
+          <w:p>
+            <w:pPr>
+              <w:spacing w:before="0" w:after="0"/>
+            </w:pPr>
+            <w:r>
+              <w:rPr>
+                <w:b w:val="0"/>
+                <w:sz w:val="17"/>
+              </w:rPr>
+              <w:t>LHV Group 4.125% senior notes 2029</w:t>
+            </w:r>
+          </w:p>
+        </w:tc>
+        <w:tc>
+          <w:tcPr>
+            <w:tcW w:type="dxa" w:w="1065"/>
+            <w:tcBorders>
+              <w:top w:val="nil"/>
+              <w:left w:val="nil"/>
+              <w:bottom w:val="single" w:sz="4" w:color="E6EAF0" w:space="0"/>
+              <w:right w:val="nil"/>
+            </w:tcBorders>
+          </w:tcPr>
+          <w:p>
+            <w:pPr>
+              <w:spacing w:before="0" w:after="0"/>
+              <w:jc w:val="right"/>
+            </w:pPr>
+            <w:r>
+              <w:rPr>
+                <w:b w:val="0"/>
+                <w:sz w:val="17"/>
+              </w:rPr>
+              <w:t>4.125%</w:t>
+            </w:r>
+          </w:p>
+        </w:tc>
+        <w:tc>
+          <w:tcPr>
+            <w:tcW w:type="dxa" w:w="1121"/>
+            <w:tcBorders>
+              <w:top w:val="nil"/>
+              <w:left w:val="nil"/>
+              <w:bottom w:val="single" w:sz="4" w:color="E6EAF0" w:space="0"/>
+              <w:right w:val="nil"/>
+            </w:tcBorders>
+          </w:tcPr>
+          <w:p>
+            <w:pPr>
+              <w:spacing w:before="0" w:after="0"/>
+            </w:pPr>
+            <w:r>
+              <w:rPr>
+                <w:b w:val="0"/>
+                <w:sz w:val="17"/>
+              </w:rPr>
+              <w:t>2029-06-18</w:t>
+            </w:r>
+          </w:p>
+        </w:tc>
+        <w:tc>
+          <w:tcPr>
+            <w:tcW w:type="dxa" w:w="1569"/>
+            <w:tcBorders>
+              <w:top w:val="nil"/>
+              <w:left w:val="nil"/>
+              <w:bottom w:val="single" w:sz="4" w:color="E6EAF0" w:space="0"/>
+              <w:right w:val="nil"/>
+            </w:tcBorders>
+          </w:tcPr>
+          <w:p>
+            <w:pPr>
+              <w:spacing w:before="0" w:after="0"/>
+            </w:pPr>
+            <w:r>
+              <w:rPr>
+                <w:b w:val="0"/>
+                <w:sz w:val="17"/>
+              </w:rPr>
+              <w:t>Moody's Baa2 (senior unsecured (class rating, 2025-09-01))</w:t>
+            </w:r>
+          </w:p>
+        </w:tc>
+        <w:tc>
+          <w:tcPr>
+            <w:tcW w:type="dxa" w:w="2185"/>
+            <w:tcBorders>
+              <w:top w:val="nil"/>
+              <w:left w:val="nil"/>
+              <w:bottom w:val="single" w:sz="4" w:color="E6EAF0" w:space="0"/>
+              <w:right w:val="nil"/>
+            </w:tcBorders>
+          </w:tcPr>
+          <w:p>
+            <w:pPr>
+              <w:spacing w:before="0" w:after="0"/>
+            </w:pPr>
+            <w:r>
+              <w:rPr>
+                <w:b w:val="0"/>
+                <w:sz w:val="17"/>
+              </w:rPr>
+              <w:t>Senior unsecured (holding company); callable 2028-06-18</w:t>
+            </w:r>
+          </w:p>
+        </w:tc>
+      </w:tr>
+    </w:tbl>
+    <w:p>
+      <w:pPr>
+        <w:spacing w:before="0" w:after="40"/>
+      </w:pPr>
+    </w:p>
+    <w:p>
+      <w:pPr>
+        <w:keepNext/>
+        <w:pBdr>
+          <w:bottom w:val="single" w:sz="8" w:color="12355B" w:space="4"/>
         </w:pBdr>
         <w:tabs>
           <w:tab w:pos="482" w:val="left"/>
@@ -977,1075 +2319,7 @@
       <w:r>
         <w:rPr>
           <w:b/>
-          <w:color w:val="1F4E79"/>
-          <w:sz w:val="28"/>
-        </w:rPr>
-        <w:t>Instruments held and ISINs</w:t>
-      </w:r>
-    </w:p>
-    <w:tbl>
-      <w:tblPr>
-        <w:tblW w:w="9639" w:type="dxa"/>
-        <w:tblBorders>
-          <w:top w:val="nil"/>
-          <w:left w:val="nil"/>
-          <w:bottom w:val="nil"/>
-          <w:right w:val="nil"/>
-          <w:insideH w:val="nil"/>
-          <w:insideV w:val="nil"/>
-        </w:tblBorders>
-        <w:tblLayout w:type="fixed"/>
-        <w:tblCellMar>
-          <w:top w:w="70" w:type="dxa"/>
-          <w:left w:w="100" w:type="dxa"/>
-          <w:bottom w:w="70" w:type="dxa"/>
-          <w:right w:w="100" w:type="dxa"/>
-        </w:tblCellMar>
-        <w:tblLook w:firstColumn="1" w:firstRow="1" w:lastColumn="0" w:lastRow="0" w:noHBand="0" w:noVBand="1" w:val="04A0"/>
-      </w:tblPr>
-      <w:tblGrid>
-        <w:gridCol w:w="1513"/>
-        <w:gridCol w:w="2241"/>
-        <w:gridCol w:w="840"/>
-        <w:gridCol w:w="1120"/>
-        <w:gridCol w:w="1569"/>
-        <w:gridCol w:w="2353"/>
-      </w:tblGrid>
-      <w:tr>
-        <w:tc>
-          <w:tcPr>
-            <w:tcW w:type="dxa" w:w="1513"/>
-            <w:tcBorders>
-              <w:top w:val="single" w:sz="12" w:color="1F4E79" w:space="0"/>
-              <w:left w:val="nil"/>
-              <w:bottom w:val="single" w:sz="4" w:color="C9D3DE" w:space="0"/>
-              <w:right w:val="nil"/>
-            </w:tcBorders>
-            <w:shd w:val="clear" w:color="auto" w:fill="EAF1F8"/>
-          </w:tcPr>
-          <w:p>
-            <w:pPr>
-              <w:spacing w:before="0" w:after="0"/>
-            </w:pPr>
-            <w:r>
-              <w:rPr>
-                <w:b/>
-                <w:caps/>
-                <w:color w:val="1F4E79"/>
-                <w:sz w:val="16"/>
-              </w:rPr>
-              <w:t>ISIN</w:t>
-            </w:r>
-          </w:p>
-        </w:tc>
-        <w:tc>
-          <w:tcPr>
-            <w:tcW w:type="dxa" w:w="2241"/>
-            <w:tcBorders>
-              <w:top w:val="single" w:sz="12" w:color="1F4E79" w:space="0"/>
-              <w:left w:val="nil"/>
-              <w:bottom w:val="single" w:sz="4" w:color="C9D3DE" w:space="0"/>
-              <w:right w:val="nil"/>
-            </w:tcBorders>
-            <w:shd w:val="clear" w:color="auto" w:fill="EAF1F8"/>
-          </w:tcPr>
-          <w:p>
-            <w:pPr>
-              <w:spacing w:before="0" w:after="0"/>
-            </w:pPr>
-            <w:r>
-              <w:rPr>
-                <w:b/>
-                <w:caps/>
-                <w:color w:val="1F4E79"/>
-                <w:sz w:val="16"/>
-              </w:rPr>
-              <w:t>Instrument</w:t>
-            </w:r>
-          </w:p>
-        </w:tc>
-        <w:tc>
-          <w:tcPr>
-            <w:tcW w:type="dxa" w:w="841"/>
-            <w:tcBorders>
-              <w:top w:val="single" w:sz="12" w:color="1F4E79" w:space="0"/>
-              <w:left w:val="nil"/>
-              <w:bottom w:val="single" w:sz="4" w:color="C9D3DE" w:space="0"/>
-              <w:right w:val="nil"/>
-            </w:tcBorders>
-            <w:shd w:val="clear" w:color="auto" w:fill="EAF1F8"/>
-          </w:tcPr>
-          <w:p>
-            <w:pPr>
-              <w:spacing w:before="0" w:after="0"/>
-              <w:jc w:val="right"/>
-            </w:pPr>
-            <w:r>
-              <w:rPr>
-                <w:b/>
-                <w:caps/>
-                <w:color w:val="1F4E79"/>
-                <w:sz w:val="16"/>
-              </w:rPr>
-              <w:t>Coupon</w:t>
-            </w:r>
-          </w:p>
-        </w:tc>
-        <w:tc>
-          <w:tcPr>
-            <w:tcW w:type="dxa" w:w="1121"/>
-            <w:tcBorders>
-              <w:top w:val="single" w:sz="12" w:color="1F4E79" w:space="0"/>
-              <w:left w:val="nil"/>
-              <w:bottom w:val="single" w:sz="4" w:color="C9D3DE" w:space="0"/>
-              <w:right w:val="nil"/>
-            </w:tcBorders>
-            <w:shd w:val="clear" w:color="auto" w:fill="EAF1F8"/>
-          </w:tcPr>
-          <w:p>
-            <w:pPr>
-              <w:spacing w:before="0" w:after="0"/>
-            </w:pPr>
-            <w:r>
-              <w:rPr>
-                <w:b/>
-                <w:caps/>
-                <w:color w:val="1F4E79"/>
-                <w:sz w:val="16"/>
-              </w:rPr>
-              <w:t>Maturity</w:t>
-            </w:r>
-          </w:p>
-        </w:tc>
-        <w:tc>
-          <w:tcPr>
-            <w:tcW w:type="dxa" w:w="1569"/>
-            <w:tcBorders>
-              <w:top w:val="single" w:sz="12" w:color="1F4E79" w:space="0"/>
-              <w:left w:val="nil"/>
-              <w:bottom w:val="single" w:sz="4" w:color="C9D3DE" w:space="0"/>
-              <w:right w:val="nil"/>
-            </w:tcBorders>
-            <w:shd w:val="clear" w:color="auto" w:fill="EAF1F8"/>
-          </w:tcPr>
-          <w:p>
-            <w:pPr>
-              <w:spacing w:before="0" w:after="0"/>
-            </w:pPr>
-            <w:r>
-              <w:rPr>
-                <w:b/>
-                <w:caps/>
-                <w:color w:val="1F4E79"/>
-                <w:sz w:val="16"/>
-              </w:rPr>
-              <w:t>Issue rating</w:t>
-            </w:r>
-          </w:p>
-        </w:tc>
-        <w:tc>
-          <w:tcPr>
-            <w:tcW w:type="dxa" w:w="2353"/>
-            <w:tcBorders>
-              <w:top w:val="single" w:sz="12" w:color="1F4E79" w:space="0"/>
-              <w:left w:val="nil"/>
-              <w:bottom w:val="single" w:sz="4" w:color="C9D3DE" w:space="0"/>
-              <w:right w:val="nil"/>
-            </w:tcBorders>
-            <w:shd w:val="clear" w:color="auto" w:fill="EAF1F8"/>
-          </w:tcPr>
-          <w:p>
-            <w:pPr>
-              <w:spacing w:before="0" w:after="0"/>
-            </w:pPr>
-            <w:r>
-              <w:rPr>
-                <w:b/>
-                <w:caps/>
-                <w:color w:val="1F4E79"/>
-                <w:sz w:val="16"/>
-              </w:rPr>
-              <w:t>Note</w:t>
-            </w:r>
-          </w:p>
-        </w:tc>
-      </w:tr>
-      <w:tr>
-        <w:tc>
-          <w:tcPr>
-            <w:tcW w:type="dxa" w:w="1513"/>
-            <w:tcBorders>
-              <w:top w:val="nil"/>
-              <w:left w:val="nil"/>
-              <w:bottom w:val="single" w:sz="4" w:color="DDE3EA" w:space="0"/>
-              <w:right w:val="nil"/>
-            </w:tcBorders>
-          </w:tcPr>
-          <w:p>
-            <w:pPr>
-              <w:spacing w:before="0" w:after="0"/>
-            </w:pPr>
-            <w:r>
-              <w:rPr>
-                <w:b w:val="0"/>
-                <w:sz w:val="17"/>
-              </w:rPr>
-              <w:t>XS2822574245</w:t>
-            </w:r>
-          </w:p>
-        </w:tc>
-        <w:tc>
-          <w:tcPr>
-            <w:tcW w:type="dxa" w:w="2241"/>
-            <w:tcBorders>
-              <w:top w:val="nil"/>
-              <w:left w:val="nil"/>
-              <w:bottom w:val="single" w:sz="4" w:color="DDE3EA" w:space="0"/>
-              <w:right w:val="nil"/>
-            </w:tcBorders>
-          </w:tcPr>
-          <w:p>
-            <w:pPr>
-              <w:spacing w:before="0" w:after="0"/>
-            </w:pPr>
-            <w:r>
-              <w:rPr>
-                <w:b w:val="0"/>
-                <w:sz w:val="17"/>
-              </w:rPr>
-              <w:t>LHV Group 5.375% senior notes 2028</w:t>
-            </w:r>
-          </w:p>
-        </w:tc>
-        <w:tc>
-          <w:tcPr>
-            <w:tcW w:type="dxa" w:w="841"/>
-            <w:tcBorders>
-              <w:top w:val="nil"/>
-              <w:left w:val="nil"/>
-              <w:bottom w:val="single" w:sz="4" w:color="DDE3EA" w:space="0"/>
-              <w:right w:val="nil"/>
-            </w:tcBorders>
-          </w:tcPr>
-          <w:p>
-            <w:pPr>
-              <w:spacing w:before="0" w:after="0"/>
-              <w:jc w:val="right"/>
-            </w:pPr>
-            <w:r>
-              <w:rPr>
-                <w:b w:val="0"/>
-                <w:sz w:val="17"/>
-              </w:rPr>
-              <w:t>5.375%</w:t>
-            </w:r>
-          </w:p>
-        </w:tc>
-        <w:tc>
-          <w:tcPr>
-            <w:tcW w:type="dxa" w:w="1121"/>
-            <w:tcBorders>
-              <w:top w:val="nil"/>
-              <w:left w:val="nil"/>
-              <w:bottom w:val="single" w:sz="4" w:color="DDE3EA" w:space="0"/>
-              <w:right w:val="nil"/>
-            </w:tcBorders>
-          </w:tcPr>
-          <w:p>
-            <w:pPr>
-              <w:spacing w:before="0" w:after="0"/>
-            </w:pPr>
-            <w:r>
-              <w:rPr>
-                <w:b w:val="0"/>
-                <w:sz w:val="17"/>
-              </w:rPr>
-              <w:t>2028-05-24</w:t>
-            </w:r>
-          </w:p>
-        </w:tc>
-        <w:tc>
-          <w:tcPr>
-            <w:tcW w:type="dxa" w:w="1569"/>
-            <w:tcBorders>
-              <w:top w:val="nil"/>
-              <w:left w:val="nil"/>
-              <w:bottom w:val="single" w:sz="4" w:color="DDE3EA" w:space="0"/>
-              <w:right w:val="nil"/>
-            </w:tcBorders>
-          </w:tcPr>
-          <w:p>
-            <w:pPr>
-              <w:spacing w:before="0" w:after="0"/>
-            </w:pPr>
-            <w:r>
-              <w:rPr>
-                <w:b w:val="0"/>
-                <w:sz w:val="17"/>
-              </w:rPr>
-              <w:t>Moody's Baa2 (senior unsecured (class rating, 2025-09-01))</w:t>
-            </w:r>
-          </w:p>
-        </w:tc>
-        <w:tc>
-          <w:tcPr>
-            <w:tcW w:type="dxa" w:w="2353"/>
-            <w:tcBorders>
-              <w:top w:val="nil"/>
-              <w:left w:val="nil"/>
-              <w:bottom w:val="single" w:sz="4" w:color="DDE3EA" w:space="0"/>
-              <w:right w:val="nil"/>
-            </w:tcBorders>
-          </w:tcPr>
-          <w:p>
-            <w:pPr>
-              <w:spacing w:before="0" w:after="0"/>
-            </w:pPr>
-            <w:r>
-              <w:rPr>
-                <w:b w:val="0"/>
-                <w:sz w:val="17"/>
-              </w:rPr>
-              <w:t>Senior unsecured (holding company); callable 2027-05-24</w:t>
-            </w:r>
-          </w:p>
-        </w:tc>
-      </w:tr>
-      <w:tr>
-        <w:tc>
-          <w:tcPr>
-            <w:tcW w:type="dxa" w:w="1513"/>
-            <w:tcBorders>
-              <w:top w:val="nil"/>
-              <w:left w:val="nil"/>
-              <w:bottom w:val="single" w:sz="4" w:color="DDE3EA" w:space="0"/>
-              <w:right w:val="nil"/>
-            </w:tcBorders>
-          </w:tcPr>
-          <w:p>
-            <w:pPr>
-              <w:spacing w:before="0" w:after="0"/>
-            </w:pPr>
-            <w:r>
-              <w:rPr>
-                <w:b w:val="0"/>
-                <w:sz w:val="17"/>
-              </w:rPr>
-              <w:t>XS3153067288</w:t>
-            </w:r>
-          </w:p>
-        </w:tc>
-        <w:tc>
-          <w:tcPr>
-            <w:tcW w:type="dxa" w:w="2241"/>
-            <w:tcBorders>
-              <w:top w:val="nil"/>
-              <w:left w:val="nil"/>
-              <w:bottom w:val="single" w:sz="4" w:color="DDE3EA" w:space="0"/>
-              <w:right w:val="nil"/>
-            </w:tcBorders>
-          </w:tcPr>
-          <w:p>
-            <w:pPr>
-              <w:spacing w:before="0" w:after="0"/>
-            </w:pPr>
-            <w:r>
-              <w:rPr>
-                <w:b w:val="0"/>
-                <w:sz w:val="17"/>
-              </w:rPr>
-              <w:t>LHV Group 5.5% Tier 2 2035</w:t>
-            </w:r>
-          </w:p>
-        </w:tc>
-        <w:tc>
-          <w:tcPr>
-            <w:tcW w:type="dxa" w:w="841"/>
-            <w:tcBorders>
-              <w:top w:val="nil"/>
-              <w:left w:val="nil"/>
-              <w:bottom w:val="single" w:sz="4" w:color="DDE3EA" w:space="0"/>
-              <w:right w:val="nil"/>
-            </w:tcBorders>
-          </w:tcPr>
-          <w:p>
-            <w:pPr>
-              <w:spacing w:before="0" w:after="0"/>
-              <w:jc w:val="right"/>
-            </w:pPr>
-            <w:r>
-              <w:rPr>
-                <w:b w:val="0"/>
-                <w:sz w:val="17"/>
-              </w:rPr>
-              <w:t>5.5%</w:t>
-            </w:r>
-          </w:p>
-        </w:tc>
-        <w:tc>
-          <w:tcPr>
-            <w:tcW w:type="dxa" w:w="1121"/>
-            <w:tcBorders>
-              <w:top w:val="nil"/>
-              <w:left w:val="nil"/>
-              <w:bottom w:val="single" w:sz="4" w:color="DDE3EA" w:space="0"/>
-              <w:right w:val="nil"/>
-            </w:tcBorders>
-          </w:tcPr>
-          <w:p>
-            <w:pPr>
-              <w:spacing w:before="0" w:after="0"/>
-            </w:pPr>
-            <w:r>
-              <w:rPr>
-                <w:b w:val="0"/>
-                <w:sz w:val="17"/>
-              </w:rPr>
-              <w:t>2035-09-16</w:t>
-            </w:r>
-          </w:p>
-        </w:tc>
-        <w:tc>
-          <w:tcPr>
-            <w:tcW w:type="dxa" w:w="1569"/>
-            <w:tcBorders>
-              <w:top w:val="nil"/>
-              <w:left w:val="nil"/>
-              <w:bottom w:val="single" w:sz="4" w:color="DDE3EA" w:space="0"/>
-              <w:right w:val="nil"/>
-            </w:tcBorders>
-          </w:tcPr>
-          <w:p>
-            <w:pPr>
-              <w:spacing w:before="0" w:after="0"/>
-            </w:pPr>
-            <w:r>
-              <w:rPr>
-                <w:b w:val="0"/>
-                <w:sz w:val="17"/>
-              </w:rPr>
-              <w:t>no separate rating found</w:t>
-            </w:r>
-          </w:p>
-        </w:tc>
-        <w:tc>
-          <w:tcPr>
-            <w:tcW w:type="dxa" w:w="2353"/>
-            <w:tcBorders>
-              <w:top w:val="nil"/>
-              <w:left w:val="nil"/>
-              <w:bottom w:val="single" w:sz="4" w:color="DDE3EA" w:space="0"/>
-              <w:right w:val="nil"/>
-            </w:tcBorders>
-          </w:tcPr>
-          <w:p>
-            <w:pPr>
-              <w:spacing w:before="0" w:after="0"/>
-            </w:pPr>
-            <w:r>
-              <w:rPr>
-                <w:b w:val="0"/>
-                <w:sz w:val="17"/>
-              </w:rPr>
-              <w:t>Subordinated Tier 2</w:t>
-            </w:r>
-          </w:p>
-        </w:tc>
-      </w:tr>
-      <w:tr>
-        <w:tc>
-          <w:tcPr>
-            <w:tcW w:type="dxa" w:w="1513"/>
-            <w:tcBorders>
-              <w:top w:val="nil"/>
-              <w:left w:val="nil"/>
-              <w:bottom w:val="single" w:sz="4" w:color="DDE3EA" w:space="0"/>
-              <w:right w:val="nil"/>
-            </w:tcBorders>
-          </w:tcPr>
-          <w:p>
-            <w:pPr>
-              <w:spacing w:before="0" w:after="0"/>
-            </w:pPr>
-            <w:r>
-              <w:rPr>
-                <w:b w:val="0"/>
-                <w:sz w:val="17"/>
-              </w:rPr>
-              <w:t>EE3300004993</w:t>
-            </w:r>
-          </w:p>
-        </w:tc>
-        <w:tc>
-          <w:tcPr>
-            <w:tcW w:type="dxa" w:w="2241"/>
-            <w:tcBorders>
-              <w:top w:val="nil"/>
-              <w:left w:val="nil"/>
-              <w:bottom w:val="single" w:sz="4" w:color="DDE3EA" w:space="0"/>
-              <w:right w:val="nil"/>
-            </w:tcBorders>
-          </w:tcPr>
-          <w:p>
-            <w:pPr>
-              <w:spacing w:before="0" w:after="0"/>
-            </w:pPr>
-            <w:r>
-              <w:rPr>
-                <w:b w:val="0"/>
-                <w:sz w:val="17"/>
-              </w:rPr>
-              <w:t>LHV Group 6.0% Tier 2 2034</w:t>
-            </w:r>
-          </w:p>
-        </w:tc>
-        <w:tc>
-          <w:tcPr>
-            <w:tcW w:type="dxa" w:w="841"/>
-            <w:tcBorders>
-              <w:top w:val="nil"/>
-              <w:left w:val="nil"/>
-              <w:bottom w:val="single" w:sz="4" w:color="DDE3EA" w:space="0"/>
-              <w:right w:val="nil"/>
-            </w:tcBorders>
-          </w:tcPr>
-          <w:p>
-            <w:pPr>
-              <w:spacing w:before="0" w:after="0"/>
-              <w:jc w:val="right"/>
-            </w:pPr>
-            <w:r>
-              <w:rPr>
-                <w:b w:val="0"/>
-                <w:sz w:val="17"/>
-              </w:rPr>
-              <w:t>6.0%</w:t>
-            </w:r>
-          </w:p>
-        </w:tc>
-        <w:tc>
-          <w:tcPr>
-            <w:tcW w:type="dxa" w:w="1121"/>
-            <w:tcBorders>
-              <w:top w:val="nil"/>
-              <w:left w:val="nil"/>
-              <w:bottom w:val="single" w:sz="4" w:color="DDE3EA" w:space="0"/>
-              <w:right w:val="nil"/>
-            </w:tcBorders>
-          </w:tcPr>
-          <w:p>
-            <w:pPr>
-              <w:spacing w:before="0" w:after="0"/>
-            </w:pPr>
-            <w:r>
-              <w:rPr>
-                <w:b w:val="0"/>
-                <w:sz w:val="17"/>
-              </w:rPr>
-              <w:t>2034-11-15</w:t>
-            </w:r>
-          </w:p>
-        </w:tc>
-        <w:tc>
-          <w:tcPr>
-            <w:tcW w:type="dxa" w:w="1569"/>
-            <w:tcBorders>
-              <w:top w:val="nil"/>
-              <w:left w:val="nil"/>
-              <w:bottom w:val="single" w:sz="4" w:color="DDE3EA" w:space="0"/>
-              <w:right w:val="nil"/>
-            </w:tcBorders>
-          </w:tcPr>
-          <w:p>
-            <w:pPr>
-              <w:spacing w:before="0" w:after="0"/>
-            </w:pPr>
-            <w:r>
-              <w:rPr>
-                <w:b w:val="0"/>
-                <w:sz w:val="17"/>
-              </w:rPr>
-              <w:t>no separate rating found</w:t>
-            </w:r>
-          </w:p>
-        </w:tc>
-        <w:tc>
-          <w:tcPr>
-            <w:tcW w:type="dxa" w:w="2353"/>
-            <w:tcBorders>
-              <w:top w:val="nil"/>
-              <w:left w:val="nil"/>
-              <w:bottom w:val="single" w:sz="4" w:color="DDE3EA" w:space="0"/>
-              <w:right w:val="nil"/>
-            </w:tcBorders>
-          </w:tcPr>
-          <w:p>
-            <w:pPr>
-              <w:spacing w:before="0" w:after="0"/>
-            </w:pPr>
-            <w:r>
-              <w:rPr>
-                <w:b w:val="0"/>
-                <w:sz w:val="17"/>
-              </w:rPr>
-              <w:t>Subordinated Tier 2</w:t>
-            </w:r>
-          </w:p>
-        </w:tc>
-      </w:tr>
-      <w:tr>
-        <w:tc>
-          <w:tcPr>
-            <w:tcW w:type="dxa" w:w="1513"/>
-            <w:tcBorders>
-              <w:top w:val="nil"/>
-              <w:left w:val="nil"/>
-              <w:bottom w:val="single" w:sz="4" w:color="DDE3EA" w:space="0"/>
-              <w:right w:val="nil"/>
-            </w:tcBorders>
-          </w:tcPr>
-          <w:p>
-            <w:pPr>
-              <w:spacing w:before="0" w:after="0"/>
-            </w:pPr>
-            <w:r>
-              <w:rPr>
-                <w:b w:val="0"/>
-                <w:sz w:val="17"/>
-              </w:rPr>
-              <w:t>XS2693753704</w:t>
-            </w:r>
-          </w:p>
-        </w:tc>
-        <w:tc>
-          <w:tcPr>
-            <w:tcW w:type="dxa" w:w="2241"/>
-            <w:tcBorders>
-              <w:top w:val="nil"/>
-              <w:left w:val="nil"/>
-              <w:bottom w:val="single" w:sz="4" w:color="DDE3EA" w:space="0"/>
-              <w:right w:val="nil"/>
-            </w:tcBorders>
-          </w:tcPr>
-          <w:p>
-            <w:pPr>
-              <w:spacing w:before="0" w:after="0"/>
-            </w:pPr>
-            <w:r>
-              <w:rPr>
-                <w:b w:val="0"/>
-                <w:sz w:val="17"/>
-              </w:rPr>
-              <w:t>LHV Group senior FRN 2027</w:t>
-            </w:r>
-          </w:p>
-        </w:tc>
-        <w:tc>
-          <w:tcPr>
-            <w:tcW w:type="dxa" w:w="841"/>
-            <w:tcBorders>
-              <w:top w:val="nil"/>
-              <w:left w:val="nil"/>
-              <w:bottom w:val="single" w:sz="4" w:color="DDE3EA" w:space="0"/>
-              <w:right w:val="nil"/>
-            </w:tcBorders>
-          </w:tcPr>
-          <w:p>
-            <w:pPr>
-              <w:spacing w:before="0" w:after="0"/>
-              <w:jc w:val="right"/>
-            </w:pPr>
-            <w:r>
-              <w:rPr>
-                <w:b w:val="0"/>
-                <w:sz w:val="17"/>
-              </w:rPr>
-              <w:t>–</w:t>
-            </w:r>
-          </w:p>
-        </w:tc>
-        <w:tc>
-          <w:tcPr>
-            <w:tcW w:type="dxa" w:w="1121"/>
-            <w:tcBorders>
-              <w:top w:val="nil"/>
-              <w:left w:val="nil"/>
-              <w:bottom w:val="single" w:sz="4" w:color="DDE3EA" w:space="0"/>
-              <w:right w:val="nil"/>
-            </w:tcBorders>
-          </w:tcPr>
-          <w:p>
-            <w:pPr>
-              <w:spacing w:before="0" w:after="0"/>
-            </w:pPr>
-            <w:r>
-              <w:rPr>
-                <w:b w:val="0"/>
-                <w:sz w:val="17"/>
-              </w:rPr>
-              <w:t>2027-10-03</w:t>
-            </w:r>
-          </w:p>
-        </w:tc>
-        <w:tc>
-          <w:tcPr>
-            <w:tcW w:type="dxa" w:w="1569"/>
-            <w:tcBorders>
-              <w:top w:val="nil"/>
-              <w:left w:val="nil"/>
-              <w:bottom w:val="single" w:sz="4" w:color="DDE3EA" w:space="0"/>
-              <w:right w:val="nil"/>
-            </w:tcBorders>
-          </w:tcPr>
-          <w:p>
-            <w:pPr>
-              <w:spacing w:before="0" w:after="0"/>
-            </w:pPr>
-            <w:r>
-              <w:rPr>
-                <w:b w:val="0"/>
-                <w:sz w:val="17"/>
-              </w:rPr>
-              <w:t>Moody's Baa2 (senior unsecured (class rating, 2025-09-01))</w:t>
-            </w:r>
-          </w:p>
-        </w:tc>
-        <w:tc>
-          <w:tcPr>
-            <w:tcW w:type="dxa" w:w="2353"/>
-            <w:tcBorders>
-              <w:top w:val="nil"/>
-              <w:left w:val="nil"/>
-              <w:bottom w:val="single" w:sz="4" w:color="DDE3EA" w:space="0"/>
-              <w:right w:val="nil"/>
-            </w:tcBorders>
-          </w:tcPr>
-          <w:p>
-            <w:pPr>
-              <w:spacing w:before="0" w:after="0"/>
-            </w:pPr>
-            <w:r>
-              <w:rPr>
-                <w:b w:val="0"/>
-                <w:sz w:val="17"/>
-              </w:rPr>
-              <w:t>Senior unsecured (holding company), floating rate; coupon not found in public sources read</w:t>
-            </w:r>
-          </w:p>
-        </w:tc>
-      </w:tr>
-      <w:tr>
-        <w:tc>
-          <w:tcPr>
-            <w:tcW w:type="dxa" w:w="1513"/>
-            <w:tcBorders>
-              <w:top w:val="nil"/>
-              <w:left w:val="nil"/>
-              <w:bottom w:val="single" w:sz="4" w:color="DDE3EA" w:space="0"/>
-              <w:right w:val="nil"/>
-            </w:tcBorders>
-          </w:tcPr>
-          <w:p>
-            <w:pPr>
-              <w:spacing w:before="0" w:after="0"/>
-            </w:pPr>
-            <w:r>
-              <w:rPr>
-                <w:b w:val="0"/>
-                <w:sz w:val="17"/>
-              </w:rPr>
-              <w:t>XS3042781024</w:t>
-            </w:r>
-          </w:p>
-        </w:tc>
-        <w:tc>
-          <w:tcPr>
-            <w:tcW w:type="dxa" w:w="2241"/>
-            <w:tcBorders>
-              <w:top w:val="nil"/>
-              <w:left w:val="nil"/>
-              <w:bottom w:val="single" w:sz="4" w:color="DDE3EA" w:space="0"/>
-              <w:right w:val="nil"/>
-            </w:tcBorders>
-          </w:tcPr>
-          <w:p>
-            <w:pPr>
-              <w:spacing w:before="0" w:after="0"/>
-            </w:pPr>
-            <w:r>
-              <w:rPr>
-                <w:b w:val="0"/>
-                <w:sz w:val="17"/>
-              </w:rPr>
-              <w:t>LHV Group 9.5% AT1 perpetual</w:t>
-            </w:r>
-          </w:p>
-        </w:tc>
-        <w:tc>
-          <w:tcPr>
-            <w:tcW w:type="dxa" w:w="841"/>
-            <w:tcBorders>
-              <w:top w:val="nil"/>
-              <w:left w:val="nil"/>
-              <w:bottom w:val="single" w:sz="4" w:color="DDE3EA" w:space="0"/>
-              <w:right w:val="nil"/>
-            </w:tcBorders>
-          </w:tcPr>
-          <w:p>
-            <w:pPr>
-              <w:spacing w:before="0" w:after="0"/>
-              <w:jc w:val="right"/>
-            </w:pPr>
-            <w:r>
-              <w:rPr>
-                <w:b w:val="0"/>
-                <w:sz w:val="17"/>
-              </w:rPr>
-              <w:t>9.5%</w:t>
-            </w:r>
-          </w:p>
-        </w:tc>
-        <w:tc>
-          <w:tcPr>
-            <w:tcW w:type="dxa" w:w="1121"/>
-            <w:tcBorders>
-              <w:top w:val="nil"/>
-              <w:left w:val="nil"/>
-              <w:bottom w:val="single" w:sz="4" w:color="DDE3EA" w:space="0"/>
-              <w:right w:val="nil"/>
-            </w:tcBorders>
-          </w:tcPr>
-          <w:p>
-            <w:pPr>
-              <w:spacing w:before="0" w:after="0"/>
-            </w:pPr>
-            <w:r>
-              <w:rPr>
-                <w:b w:val="0"/>
-                <w:sz w:val="17"/>
-              </w:rPr>
-              <w:t>perpetual</w:t>
-            </w:r>
-          </w:p>
-        </w:tc>
-        <w:tc>
-          <w:tcPr>
-            <w:tcW w:type="dxa" w:w="1569"/>
-            <w:tcBorders>
-              <w:top w:val="nil"/>
-              <w:left w:val="nil"/>
-              <w:bottom w:val="single" w:sz="4" w:color="DDE3EA" w:space="0"/>
-              <w:right w:val="nil"/>
-            </w:tcBorders>
-          </w:tcPr>
-          <w:p>
-            <w:pPr>
-              <w:spacing w:before="0" w:after="0"/>
-            </w:pPr>
-            <w:r>
-              <w:rPr>
-                <w:b w:val="0"/>
-                <w:sz w:val="17"/>
-              </w:rPr>
-              <w:t>no separate rating found</w:t>
-            </w:r>
-          </w:p>
-        </w:tc>
-        <w:tc>
-          <w:tcPr>
-            <w:tcW w:type="dxa" w:w="2353"/>
-            <w:tcBorders>
-              <w:top w:val="nil"/>
-              <w:left w:val="nil"/>
-              <w:bottom w:val="single" w:sz="4" w:color="DDE3EA" w:space="0"/>
-              <w:right w:val="nil"/>
-            </w:tcBorders>
-          </w:tcPr>
-          <w:p>
-            <w:pPr>
-              <w:spacing w:before="0" w:after="0"/>
-            </w:pPr>
-            <w:r>
-              <w:rPr>
-                <w:b w:val="0"/>
-                <w:sz w:val="17"/>
-              </w:rPr>
-              <w:t>Additional Tier 1, perpetual; call date not found</w:t>
-            </w:r>
-          </w:p>
-        </w:tc>
-      </w:tr>
-      <w:tr>
-        <w:tc>
-          <w:tcPr>
-            <w:tcW w:type="dxa" w:w="1513"/>
-            <w:tcBorders>
-              <w:top w:val="nil"/>
-              <w:left w:val="nil"/>
-              <w:bottom w:val="single" w:sz="4" w:color="DDE3EA" w:space="0"/>
-              <w:right w:val="nil"/>
-            </w:tcBorders>
-          </w:tcPr>
-          <w:p>
-            <w:pPr>
-              <w:spacing w:before="0" w:after="0"/>
-            </w:pPr>
-            <w:r>
-              <w:rPr>
-                <w:b w:val="0"/>
-                <w:sz w:val="17"/>
-              </w:rPr>
-              <w:t>XS3090105829</w:t>
-            </w:r>
-          </w:p>
-        </w:tc>
-        <w:tc>
-          <w:tcPr>
-            <w:tcW w:type="dxa" w:w="2241"/>
-            <w:tcBorders>
-              <w:top w:val="nil"/>
-              <w:left w:val="nil"/>
-              <w:bottom w:val="single" w:sz="4" w:color="DDE3EA" w:space="0"/>
-              <w:right w:val="nil"/>
-            </w:tcBorders>
-          </w:tcPr>
-          <w:p>
-            <w:pPr>
-              <w:spacing w:before="0" w:after="0"/>
-            </w:pPr>
-            <w:r>
-              <w:rPr>
-                <w:b w:val="0"/>
-                <w:sz w:val="17"/>
-              </w:rPr>
-              <w:t>LHV Group 4.125% senior notes 2029</w:t>
-            </w:r>
-          </w:p>
-        </w:tc>
-        <w:tc>
-          <w:tcPr>
-            <w:tcW w:type="dxa" w:w="841"/>
-            <w:tcBorders>
-              <w:top w:val="nil"/>
-              <w:left w:val="nil"/>
-              <w:bottom w:val="single" w:sz="4" w:color="DDE3EA" w:space="0"/>
-              <w:right w:val="nil"/>
-            </w:tcBorders>
-          </w:tcPr>
-          <w:p>
-            <w:pPr>
-              <w:spacing w:before="0" w:after="0"/>
-              <w:jc w:val="right"/>
-            </w:pPr>
-            <w:r>
-              <w:rPr>
-                <w:b w:val="0"/>
-                <w:sz w:val="17"/>
-              </w:rPr>
-              <w:t>4.125%</w:t>
-            </w:r>
-          </w:p>
-        </w:tc>
-        <w:tc>
-          <w:tcPr>
-            <w:tcW w:type="dxa" w:w="1121"/>
-            <w:tcBorders>
-              <w:top w:val="nil"/>
-              <w:left w:val="nil"/>
-              <w:bottom w:val="single" w:sz="4" w:color="DDE3EA" w:space="0"/>
-              <w:right w:val="nil"/>
-            </w:tcBorders>
-          </w:tcPr>
-          <w:p>
-            <w:pPr>
-              <w:spacing w:before="0" w:after="0"/>
-            </w:pPr>
-            <w:r>
-              <w:rPr>
-                <w:b w:val="0"/>
-                <w:sz w:val="17"/>
-              </w:rPr>
-              <w:t>2029-06-18</w:t>
-            </w:r>
-          </w:p>
-        </w:tc>
-        <w:tc>
-          <w:tcPr>
-            <w:tcW w:type="dxa" w:w="1569"/>
-            <w:tcBorders>
-              <w:top w:val="nil"/>
-              <w:left w:val="nil"/>
-              <w:bottom w:val="single" w:sz="4" w:color="DDE3EA" w:space="0"/>
-              <w:right w:val="nil"/>
-            </w:tcBorders>
-          </w:tcPr>
-          <w:p>
-            <w:pPr>
-              <w:spacing w:before="0" w:after="0"/>
-            </w:pPr>
-            <w:r>
-              <w:rPr>
-                <w:b w:val="0"/>
-                <w:sz w:val="17"/>
-              </w:rPr>
-              <w:t>Moody's Baa2 (senior unsecured (class rating, 2025-09-01))</w:t>
-            </w:r>
-          </w:p>
-        </w:tc>
-        <w:tc>
-          <w:tcPr>
-            <w:tcW w:type="dxa" w:w="2353"/>
-            <w:tcBorders>
-              <w:top w:val="nil"/>
-              <w:left w:val="nil"/>
-              <w:bottom w:val="single" w:sz="4" w:color="DDE3EA" w:space="0"/>
-              <w:right w:val="nil"/>
-            </w:tcBorders>
-          </w:tcPr>
-          <w:p>
-            <w:pPr>
-              <w:spacing w:before="0" w:after="0"/>
-            </w:pPr>
-            <w:r>
-              <w:rPr>
-                <w:b w:val="0"/>
-                <w:sz w:val="17"/>
-              </w:rPr>
-              <w:t>Senior unsecured (holding company); callable 2028-06-18</w:t>
-            </w:r>
-          </w:p>
-        </w:tc>
-      </w:tr>
-    </w:tbl>
-    <w:p>
-      <w:pPr>
-        <w:spacing w:before="0" w:after="40"/>
-      </w:pPr>
-    </w:p>
-    <w:p>
-      <w:pPr>
-        <w:keepNext/>
-        <w:pBdr>
-          <w:bottom w:val="single" w:sz="8" w:color="1F4E79" w:space="4"/>
-        </w:pBdr>
-        <w:tabs>
-          <w:tab w:pos="482" w:val="left"/>
-        </w:tabs>
-        <w:spacing w:before="360" w:after="160"/>
-      </w:pPr>
-      <w:r>
-        <w:rPr>
-          <w:b/>
-          <w:color w:val="2A78D6"/>
-          <w:sz w:val="18"/>
-        </w:rPr>
-        <w:t>03</w:t>
-        <w:tab/>
-      </w:r>
-      <w:r>
-        <w:rPr>
-          <w:b/>
-          <w:color w:val="1F4E79"/>
+          <w:color w:val="12355B"/>
           <w:sz w:val="28"/>
         </w:rPr>
         <w:t>Key ratios</w:t>
@@ -2084,12 +2358,11 @@
           <w:tcPr>
             <w:tcW w:type="dxa" w:w="2864"/>
             <w:tcBorders>
-              <w:top w:val="single" w:sz="12" w:color="1F4E79" w:space="0"/>
+              <w:top w:val="nil"/>
               <w:left w:val="nil"/>
-              <w:bottom w:val="single" w:sz="4" w:color="C9D3DE" w:space="0"/>
+              <w:bottom w:val="single" w:sz="8" w:color="12355B" w:space="0"/>
               <w:right w:val="nil"/>
             </w:tcBorders>
-            <w:shd w:val="clear" w:color="auto" w:fill="EAF1F8"/>
           </w:tcPr>
           <w:p>
             <w:pPr>
@@ -2099,8 +2372,8 @@
               <w:rPr>
                 <w:b/>
                 <w:caps/>
-                <w:color w:val="1F4E79"/>
-                <w:sz w:val="16"/>
+                <w:color w:val="667085"/>
+                <w:sz w:val="14"/>
               </w:rPr>
               <w:t>Metric</w:t>
             </w:r>
@@ -2110,12 +2383,11 @@
           <w:tcPr>
             <w:tcW w:type="dxa" w:w="1157"/>
             <w:tcBorders>
-              <w:top w:val="single" w:sz="12" w:color="1F4E79" w:space="0"/>
+              <w:top w:val="nil"/>
               <w:left w:val="nil"/>
-              <w:bottom w:val="single" w:sz="4" w:color="C9D3DE" w:space="0"/>
+              <w:bottom w:val="single" w:sz="8" w:color="12355B" w:space="0"/>
               <w:right w:val="nil"/>
             </w:tcBorders>
-            <w:shd w:val="clear" w:color="auto" w:fill="EAF1F8"/>
           </w:tcPr>
           <w:p>
             <w:pPr>
@@ -2126,8 +2398,8 @@
               <w:rPr>
                 <w:b/>
                 <w:caps/>
-                <w:color w:val="1F4E79"/>
-                <w:sz w:val="16"/>
+                <w:color w:val="667085"/>
+                <w:sz w:val="14"/>
               </w:rPr>
               <w:t>FY2024</w:t>
             </w:r>
@@ -2137,12 +2409,11 @@
           <w:tcPr>
             <w:tcW w:type="dxa" w:w="1157"/>
             <w:tcBorders>
-              <w:top w:val="single" w:sz="12" w:color="1F4E79" w:space="0"/>
+              <w:top w:val="nil"/>
               <w:left w:val="nil"/>
-              <w:bottom w:val="single" w:sz="4" w:color="C9D3DE" w:space="0"/>
+              <w:bottom w:val="single" w:sz="8" w:color="12355B" w:space="0"/>
               <w:right w:val="nil"/>
             </w:tcBorders>
-            <w:shd w:val="clear" w:color="auto" w:fill="EAF1F8"/>
           </w:tcPr>
           <w:p>
             <w:pPr>
@@ -2153,8 +2424,8 @@
               <w:rPr>
                 <w:b/>
                 <w:caps/>
-                <w:color w:val="1F4E79"/>
-                <w:sz w:val="16"/>
+                <w:color w:val="667085"/>
+                <w:sz w:val="14"/>
               </w:rPr>
               <w:t>FY2025</w:t>
             </w:r>
@@ -2164,12 +2435,11 @@
           <w:tcPr>
             <w:tcW w:type="dxa" w:w="1157"/>
             <w:tcBorders>
-              <w:top w:val="single" w:sz="12" w:color="1F4E79" w:space="0"/>
+              <w:top w:val="nil"/>
               <w:left w:val="nil"/>
-              <w:bottom w:val="single" w:sz="4" w:color="C9D3DE" w:space="0"/>
+              <w:bottom w:val="single" w:sz="8" w:color="12355B" w:space="0"/>
               <w:right w:val="nil"/>
             </w:tcBorders>
-            <w:shd w:val="clear" w:color="auto" w:fill="EAF1F8"/>
           </w:tcPr>
           <w:p>
             <w:pPr>
@@ -2180,8 +2450,8 @@
               <w:rPr>
                 <w:b/>
                 <w:caps/>
-                <w:color w:val="1F4E79"/>
-                <w:sz w:val="16"/>
+                <w:color w:val="667085"/>
+                <w:sz w:val="14"/>
               </w:rPr>
               <w:t>9M2025</w:t>
             </w:r>
@@ -2191,12 +2461,11 @@
           <w:tcPr>
             <w:tcW w:type="dxa" w:w="1157"/>
             <w:tcBorders>
-              <w:top w:val="single" w:sz="12" w:color="1F4E79" w:space="0"/>
+              <w:top w:val="nil"/>
               <w:left w:val="nil"/>
-              <w:bottom w:val="single" w:sz="4" w:color="C9D3DE" w:space="0"/>
+              <w:bottom w:val="single" w:sz="8" w:color="12355B" w:space="0"/>
               <w:right w:val="nil"/>
             </w:tcBorders>
-            <w:shd w:val="clear" w:color="auto" w:fill="EAF1F8"/>
           </w:tcPr>
           <w:p>
             <w:pPr>
@@ -2207,8 +2476,8 @@
               <w:rPr>
                 <w:b/>
                 <w:caps/>
-                <w:color w:val="1F4E79"/>
-                <w:sz w:val="16"/>
+                <w:color w:val="667085"/>
+                <w:sz w:val="14"/>
               </w:rPr>
               <w:t>9M2026</w:t>
             </w:r>
@@ -2218,12 +2487,11 @@
           <w:tcPr>
             <w:tcW w:type="dxa" w:w="2148"/>
             <w:tcBorders>
-              <w:top w:val="single" w:sz="12" w:color="1F4E79" w:space="0"/>
+              <w:top w:val="nil"/>
               <w:left w:val="nil"/>
-              <w:bottom w:val="single" w:sz="4" w:color="C9D3DE" w:space="0"/>
+              <w:bottom w:val="single" w:sz="8" w:color="12355B" w:space="0"/>
               <w:right w:val="nil"/>
             </w:tcBorders>
-            <w:shd w:val="clear" w:color="auto" w:fill="EAF1F8"/>
           </w:tcPr>
           <w:p>
             <w:pPr>
@@ -2234,8 +2502,8 @@
               <w:rPr>
                 <w:b/>
                 <w:caps/>
-                <w:color w:val="1F4E79"/>
-                <w:sz w:val="16"/>
+                <w:color w:val="667085"/>
+                <w:sz w:val="14"/>
               </w:rPr>
               <w:t>Change</w:t>
             </w:r>
@@ -2249,7 +2517,7 @@
             <w:tcBorders>
               <w:top w:val="nil"/>
               <w:left w:val="nil"/>
-              <w:bottom w:val="single" w:sz="4" w:color="DDE3EA" w:space="0"/>
+              <w:bottom w:val="single" w:sz="4" w:color="E6EAF0" w:space="0"/>
               <w:right w:val="nil"/>
             </w:tcBorders>
           </w:tcPr>
@@ -2316,7 +2584,7 @@
             <w:tcBorders>
               <w:top w:val="nil"/>
               <w:left w:val="nil"/>
-              <w:bottom w:val="single" w:sz="4" w:color="DDE3EA" w:space="0"/>
+              <w:bottom w:val="single" w:sz="4" w:color="E6EAF0" w:space="0"/>
               <w:right w:val="nil"/>
             </w:tcBorders>
           </w:tcPr>
@@ -2340,7 +2608,7 @@
             <w:tcBorders>
               <w:top w:val="nil"/>
               <w:left w:val="nil"/>
-              <w:bottom w:val="single" w:sz="4" w:color="DDE3EA" w:space="0"/>
+              <w:bottom w:val="single" w:sz="4" w:color="E6EAF0" w:space="0"/>
               <w:right w:val="nil"/>
             </w:tcBorders>
           </w:tcPr>
@@ -2364,7 +2632,7 @@
             <w:tcBorders>
               <w:top w:val="nil"/>
               <w:left w:val="nil"/>
-              <w:bottom w:val="single" w:sz="4" w:color="DDE3EA" w:space="0"/>
+              <w:bottom w:val="single" w:sz="4" w:color="E6EAF0" w:space="0"/>
               <w:right w:val="nil"/>
             </w:tcBorders>
           </w:tcPr>
@@ -2388,7 +2656,7 @@
             <w:tcBorders>
               <w:top w:val="nil"/>
               <w:left w:val="nil"/>
-              <w:bottom w:val="single" w:sz="4" w:color="DDE3EA" w:space="0"/>
+              <w:bottom w:val="single" w:sz="4" w:color="E6EAF0" w:space="0"/>
               <w:right w:val="nil"/>
             </w:tcBorders>
           </w:tcPr>
@@ -2412,7 +2680,7 @@
             <w:tcBorders>
               <w:top w:val="nil"/>
               <w:left w:val="nil"/>
-              <w:bottom w:val="single" w:sz="4" w:color="DDE3EA" w:space="0"/>
+              <w:bottom w:val="single" w:sz="4" w:color="E6EAF0" w:space="0"/>
               <w:right w:val="nil"/>
             </w:tcBorders>
           </w:tcPr>
@@ -2439,7 +2707,7 @@
             <w:tcBorders>
               <w:top w:val="nil"/>
               <w:left w:val="nil"/>
-              <w:bottom w:val="single" w:sz="4" w:color="DDE3EA" w:space="0"/>
+              <w:bottom w:val="single" w:sz="4" w:color="E6EAF0" w:space="0"/>
               <w:right w:val="nil"/>
             </w:tcBorders>
           </w:tcPr>
@@ -2489,7 +2757,7 @@
             <w:tcBorders>
               <w:top w:val="nil"/>
               <w:left w:val="nil"/>
-              <w:bottom w:val="single" w:sz="4" w:color="DDE3EA" w:space="0"/>
+              <w:bottom w:val="single" w:sz="4" w:color="E6EAF0" w:space="0"/>
               <w:right w:val="nil"/>
             </w:tcBorders>
           </w:tcPr>
@@ -2513,7 +2781,7 @@
             <w:tcBorders>
               <w:top w:val="nil"/>
               <w:left w:val="nil"/>
-              <w:bottom w:val="single" w:sz="4" w:color="DDE3EA" w:space="0"/>
+              <w:bottom w:val="single" w:sz="4" w:color="E6EAF0" w:space="0"/>
               <w:right w:val="nil"/>
             </w:tcBorders>
           </w:tcPr>
@@ -2537,7 +2805,7 @@
             <w:tcBorders>
               <w:top w:val="nil"/>
               <w:left w:val="nil"/>
-              <w:bottom w:val="single" w:sz="4" w:color="DDE3EA" w:space="0"/>
+              <w:bottom w:val="single" w:sz="4" w:color="E6EAF0" w:space="0"/>
               <w:right w:val="nil"/>
             </w:tcBorders>
           </w:tcPr>
@@ -2561,7 +2829,7 @@
             <w:tcBorders>
               <w:top w:val="nil"/>
               <w:left w:val="nil"/>
-              <w:bottom w:val="single" w:sz="4" w:color="DDE3EA" w:space="0"/>
+              <w:bottom w:val="single" w:sz="4" w:color="E6EAF0" w:space="0"/>
               <w:right w:val="nil"/>
             </w:tcBorders>
           </w:tcPr>
@@ -2585,7 +2853,7 @@
             <w:tcBorders>
               <w:top w:val="nil"/>
               <w:left w:val="nil"/>
-              <w:bottom w:val="single" w:sz="4" w:color="DDE3EA" w:space="0"/>
+              <w:bottom w:val="single" w:sz="4" w:color="E6EAF0" w:space="0"/>
               <w:right w:val="nil"/>
             </w:tcBorders>
           </w:tcPr>
@@ -2612,7 +2880,7 @@
             <w:tcBorders>
               <w:top w:val="nil"/>
               <w:left w:val="nil"/>
-              <w:bottom w:val="single" w:sz="4" w:color="DDE3EA" w:space="0"/>
+              <w:bottom w:val="single" w:sz="4" w:color="E6EAF0" w:space="0"/>
               <w:right w:val="nil"/>
             </w:tcBorders>
           </w:tcPr>
@@ -2662,7 +2930,7 @@
             <w:tcBorders>
               <w:top w:val="nil"/>
               <w:left w:val="nil"/>
-              <w:bottom w:val="single" w:sz="4" w:color="DDE3EA" w:space="0"/>
+              <w:bottom w:val="single" w:sz="4" w:color="E6EAF0" w:space="0"/>
               <w:right w:val="nil"/>
             </w:tcBorders>
           </w:tcPr>
@@ -2686,7 +2954,7 @@
             <w:tcBorders>
               <w:top w:val="nil"/>
               <w:left w:val="nil"/>
-              <w:bottom w:val="single" w:sz="4" w:color="DDE3EA" w:space="0"/>
+              <w:bottom w:val="single" w:sz="4" w:color="E6EAF0" w:space="0"/>
               <w:right w:val="nil"/>
             </w:tcBorders>
           </w:tcPr>
@@ -2710,7 +2978,7 @@
             <w:tcBorders>
               <w:top w:val="nil"/>
               <w:left w:val="nil"/>
-              <w:bottom w:val="single" w:sz="4" w:color="DDE3EA" w:space="0"/>
+              <w:bottom w:val="single" w:sz="4" w:color="E6EAF0" w:space="0"/>
               <w:right w:val="nil"/>
             </w:tcBorders>
           </w:tcPr>
@@ -2734,7 +3002,7 @@
             <w:tcBorders>
               <w:top w:val="nil"/>
               <w:left w:val="nil"/>
-              <w:bottom w:val="single" w:sz="4" w:color="DDE3EA" w:space="0"/>
+              <w:bottom w:val="single" w:sz="4" w:color="E6EAF0" w:space="0"/>
               <w:right w:val="nil"/>
             </w:tcBorders>
           </w:tcPr>
@@ -2758,7 +3026,7 @@
             <w:tcBorders>
               <w:top w:val="nil"/>
               <w:left w:val="nil"/>
-              <w:bottom w:val="single" w:sz="4" w:color="DDE3EA" w:space="0"/>
+              <w:bottom w:val="single" w:sz="4" w:color="E6EAF0" w:space="0"/>
               <w:right w:val="nil"/>
             </w:tcBorders>
           </w:tcPr>
@@ -2785,7 +3053,7 @@
             <w:tcBorders>
               <w:top w:val="nil"/>
               <w:left w:val="nil"/>
-              <w:bottom w:val="single" w:sz="4" w:color="DDE3EA" w:space="0"/>
+              <w:bottom w:val="single" w:sz="4" w:color="E6EAF0" w:space="0"/>
               <w:right w:val="nil"/>
             </w:tcBorders>
           </w:tcPr>
@@ -2835,7 +3103,7 @@
             <w:tcBorders>
               <w:top w:val="nil"/>
               <w:left w:val="nil"/>
-              <w:bottom w:val="single" w:sz="4" w:color="DDE3EA" w:space="0"/>
+              <w:bottom w:val="single" w:sz="4" w:color="E6EAF0" w:space="0"/>
               <w:right w:val="nil"/>
             </w:tcBorders>
           </w:tcPr>
@@ -2859,7 +3127,7 @@
             <w:tcBorders>
               <w:top w:val="nil"/>
               <w:left w:val="nil"/>
-              <w:bottom w:val="single" w:sz="4" w:color="DDE3EA" w:space="0"/>
+              <w:bottom w:val="single" w:sz="4" w:color="E6EAF0" w:space="0"/>
               <w:right w:val="nil"/>
             </w:tcBorders>
           </w:tcPr>
@@ -2883,7 +3151,7 @@
             <w:tcBorders>
               <w:top w:val="nil"/>
               <w:left w:val="nil"/>
-              <w:bottom w:val="single" w:sz="4" w:color="DDE3EA" w:space="0"/>
+              <w:bottom w:val="single" w:sz="4" w:color="E6EAF0" w:space="0"/>
               <w:right w:val="nil"/>
             </w:tcBorders>
           </w:tcPr>
@@ -2907,7 +3175,7 @@
             <w:tcBorders>
               <w:top w:val="nil"/>
               <w:left w:val="nil"/>
-              <w:bottom w:val="single" w:sz="4" w:color="DDE3EA" w:space="0"/>
+              <w:bottom w:val="single" w:sz="4" w:color="E6EAF0" w:space="0"/>
               <w:right w:val="nil"/>
             </w:tcBorders>
             <w:shd w:val="clear" w:color="auto" w:fill="FDF1D8"/>
@@ -2932,7 +3200,7 @@
             <w:tcBorders>
               <w:top w:val="nil"/>
               <w:left w:val="nil"/>
-              <w:bottom w:val="single" w:sz="4" w:color="DDE3EA" w:space="0"/>
+              <w:bottom w:val="single" w:sz="4" w:color="E6EAF0" w:space="0"/>
               <w:right w:val="nil"/>
             </w:tcBorders>
           </w:tcPr>
@@ -2959,7 +3227,7 @@
             <w:tcBorders>
               <w:top w:val="nil"/>
               <w:left w:val="nil"/>
-              <w:bottom w:val="single" w:sz="4" w:color="DDE3EA" w:space="0"/>
+              <w:bottom w:val="single" w:sz="4" w:color="E6EAF0" w:space="0"/>
               <w:right w:val="nil"/>
             </w:tcBorders>
           </w:tcPr>
@@ -3009,7 +3277,7 @@
             <w:tcBorders>
               <w:top w:val="nil"/>
               <w:left w:val="nil"/>
-              <w:bottom w:val="single" w:sz="4" w:color="DDE3EA" w:space="0"/>
+              <w:bottom w:val="single" w:sz="4" w:color="E6EAF0" w:space="0"/>
               <w:right w:val="nil"/>
             </w:tcBorders>
           </w:tcPr>
@@ -3033,7 +3301,7 @@
             <w:tcBorders>
               <w:top w:val="nil"/>
               <w:left w:val="nil"/>
-              <w:bottom w:val="single" w:sz="4" w:color="DDE3EA" w:space="0"/>
+              <w:bottom w:val="single" w:sz="4" w:color="E6EAF0" w:space="0"/>
               <w:right w:val="nil"/>
             </w:tcBorders>
           </w:tcPr>
@@ -3057,7 +3325,7 @@
             <w:tcBorders>
               <w:top w:val="nil"/>
               <w:left w:val="nil"/>
-              <w:bottom w:val="single" w:sz="4" w:color="DDE3EA" w:space="0"/>
+              <w:bottom w:val="single" w:sz="4" w:color="E6EAF0" w:space="0"/>
               <w:right w:val="nil"/>
             </w:tcBorders>
           </w:tcPr>
@@ -3081,7 +3349,7 @@
             <w:tcBorders>
               <w:top w:val="nil"/>
               <w:left w:val="nil"/>
-              <w:bottom w:val="single" w:sz="4" w:color="DDE3EA" w:space="0"/>
+              <w:bottom w:val="single" w:sz="4" w:color="E6EAF0" w:space="0"/>
               <w:right w:val="nil"/>
             </w:tcBorders>
             <w:shd w:val="clear" w:color="auto" w:fill="E3F3E8"/>
@@ -3106,7 +3374,7 @@
             <w:tcBorders>
               <w:top w:val="nil"/>
               <w:left w:val="nil"/>
-              <w:bottom w:val="single" w:sz="4" w:color="DDE3EA" w:space="0"/>
+              <w:bottom w:val="single" w:sz="4" w:color="E6EAF0" w:space="0"/>
               <w:right w:val="nil"/>
             </w:tcBorders>
           </w:tcPr>
@@ -3133,7 +3401,7 @@
             <w:tcBorders>
               <w:top w:val="nil"/>
               <w:left w:val="nil"/>
-              <w:bottom w:val="single" w:sz="4" w:color="DDE3EA" w:space="0"/>
+              <w:bottom w:val="single" w:sz="4" w:color="E6EAF0" w:space="0"/>
               <w:right w:val="nil"/>
             </w:tcBorders>
           </w:tcPr>
@@ -3183,7 +3451,7 @@
             <w:tcBorders>
               <w:top w:val="nil"/>
               <w:left w:val="nil"/>
-              <w:bottom w:val="single" w:sz="4" w:color="DDE3EA" w:space="0"/>
+              <w:bottom w:val="single" w:sz="4" w:color="E6EAF0" w:space="0"/>
               <w:right w:val="nil"/>
             </w:tcBorders>
           </w:tcPr>
@@ -3207,7 +3475,7 @@
             <w:tcBorders>
               <w:top w:val="nil"/>
               <w:left w:val="nil"/>
-              <w:bottom w:val="single" w:sz="4" w:color="DDE3EA" w:space="0"/>
+              <w:bottom w:val="single" w:sz="4" w:color="E6EAF0" w:space="0"/>
               <w:right w:val="nil"/>
             </w:tcBorders>
           </w:tcPr>
@@ -3231,7 +3499,7 @@
             <w:tcBorders>
               <w:top w:val="nil"/>
               <w:left w:val="nil"/>
-              <w:bottom w:val="single" w:sz="4" w:color="DDE3EA" w:space="0"/>
+              <w:bottom w:val="single" w:sz="4" w:color="E6EAF0" w:space="0"/>
               <w:right w:val="nil"/>
             </w:tcBorders>
           </w:tcPr>
@@ -3255,7 +3523,7 @@
             <w:tcBorders>
               <w:top w:val="nil"/>
               <w:left w:val="nil"/>
-              <w:bottom w:val="single" w:sz="4" w:color="DDE3EA" w:space="0"/>
+              <w:bottom w:val="single" w:sz="4" w:color="E6EAF0" w:space="0"/>
               <w:right w:val="nil"/>
             </w:tcBorders>
           </w:tcPr>
@@ -3279,7 +3547,7 @@
             <w:tcBorders>
               <w:top w:val="nil"/>
               <w:left w:val="nil"/>
-              <w:bottom w:val="single" w:sz="4" w:color="DDE3EA" w:space="0"/>
+              <w:bottom w:val="single" w:sz="4" w:color="E6EAF0" w:space="0"/>
               <w:right w:val="nil"/>
             </w:tcBorders>
           </w:tcPr>
@@ -3306,7 +3574,7 @@
             <w:tcBorders>
               <w:top w:val="nil"/>
               <w:left w:val="nil"/>
-              <w:bottom w:val="single" w:sz="4" w:color="DDE3EA" w:space="0"/>
+              <w:bottom w:val="single" w:sz="4" w:color="E6EAF0" w:space="0"/>
               <w:right w:val="nil"/>
             </w:tcBorders>
           </w:tcPr>
@@ -3373,7 +3641,7 @@
             <w:tcBorders>
               <w:top w:val="nil"/>
               <w:left w:val="nil"/>
-              <w:bottom w:val="single" w:sz="4" w:color="DDE3EA" w:space="0"/>
+              <w:bottom w:val="single" w:sz="4" w:color="E6EAF0" w:space="0"/>
               <w:right w:val="nil"/>
             </w:tcBorders>
           </w:tcPr>
@@ -3397,7 +3665,7 @@
             <w:tcBorders>
               <w:top w:val="nil"/>
               <w:left w:val="nil"/>
-              <w:bottom w:val="single" w:sz="4" w:color="DDE3EA" w:space="0"/>
+              <w:bottom w:val="single" w:sz="4" w:color="E6EAF0" w:space="0"/>
               <w:right w:val="nil"/>
             </w:tcBorders>
           </w:tcPr>
@@ -3421,7 +3689,7 @@
             <w:tcBorders>
               <w:top w:val="nil"/>
               <w:left w:val="nil"/>
-              <w:bottom w:val="single" w:sz="4" w:color="DDE3EA" w:space="0"/>
+              <w:bottom w:val="single" w:sz="4" w:color="E6EAF0" w:space="0"/>
               <w:right w:val="nil"/>
             </w:tcBorders>
           </w:tcPr>
@@ -3445,7 +3713,7 @@
             <w:tcBorders>
               <w:top w:val="nil"/>
               <w:left w:val="nil"/>
-              <w:bottom w:val="single" w:sz="4" w:color="DDE3EA" w:space="0"/>
+              <w:bottom w:val="single" w:sz="4" w:color="E6EAF0" w:space="0"/>
               <w:right w:val="nil"/>
             </w:tcBorders>
           </w:tcPr>
@@ -3469,7 +3737,7 @@
             <w:tcBorders>
               <w:top w:val="nil"/>
               <w:left w:val="nil"/>
-              <w:bottom w:val="single" w:sz="4" w:color="DDE3EA" w:space="0"/>
+              <w:bottom w:val="single" w:sz="4" w:color="E6EAF0" w:space="0"/>
               <w:right w:val="nil"/>
             </w:tcBorders>
           </w:tcPr>
@@ -3496,7 +3764,7 @@
             <w:tcBorders>
               <w:top w:val="nil"/>
               <w:left w:val="nil"/>
-              <w:bottom w:val="single" w:sz="4" w:color="DDE3EA" w:space="0"/>
+              <w:bottom w:val="single" w:sz="4" w:color="E6EAF0" w:space="0"/>
               <w:right w:val="nil"/>
             </w:tcBorders>
           </w:tcPr>
@@ -3563,7 +3831,7 @@
             <w:tcBorders>
               <w:top w:val="nil"/>
               <w:left w:val="nil"/>
-              <w:bottom w:val="single" w:sz="4" w:color="DDE3EA" w:space="0"/>
+              <w:bottom w:val="single" w:sz="4" w:color="E6EAF0" w:space="0"/>
               <w:right w:val="nil"/>
             </w:tcBorders>
           </w:tcPr>
@@ -3587,7 +3855,7 @@
             <w:tcBorders>
               <w:top w:val="nil"/>
               <w:left w:val="nil"/>
-              <w:bottom w:val="single" w:sz="4" w:color="DDE3EA" w:space="0"/>
+              <w:bottom w:val="single" w:sz="4" w:color="E6EAF0" w:space="0"/>
               <w:right w:val="nil"/>
             </w:tcBorders>
           </w:tcPr>
@@ -3611,7 +3879,7 @@
             <w:tcBorders>
               <w:top w:val="nil"/>
               <w:left w:val="nil"/>
-              <w:bottom w:val="single" w:sz="4" w:color="DDE3EA" w:space="0"/>
+              <w:bottom w:val="single" w:sz="4" w:color="E6EAF0" w:space="0"/>
               <w:right w:val="nil"/>
             </w:tcBorders>
           </w:tcPr>
@@ -3635,7 +3903,7 @@
             <w:tcBorders>
               <w:top w:val="nil"/>
               <w:left w:val="nil"/>
-              <w:bottom w:val="single" w:sz="4" w:color="DDE3EA" w:space="0"/>
+              <w:bottom w:val="single" w:sz="4" w:color="E6EAF0" w:space="0"/>
               <w:right w:val="nil"/>
             </w:tcBorders>
           </w:tcPr>
@@ -3659,7 +3927,7 @@
             <w:tcBorders>
               <w:top w:val="nil"/>
               <w:left w:val="nil"/>
-              <w:bottom w:val="single" w:sz="4" w:color="DDE3EA" w:space="0"/>
+              <w:bottom w:val="single" w:sz="4" w:color="E6EAF0" w:space="0"/>
               <w:right w:val="nil"/>
             </w:tcBorders>
           </w:tcPr>
@@ -3686,7 +3954,7 @@
             <w:tcBorders>
               <w:top w:val="nil"/>
               <w:left w:val="nil"/>
-              <w:bottom w:val="single" w:sz="4" w:color="DDE3EA" w:space="0"/>
+              <w:bottom w:val="single" w:sz="4" w:color="E6EAF0" w:space="0"/>
               <w:right w:val="nil"/>
             </w:tcBorders>
           </w:tcPr>
@@ -3753,7 +4021,7 @@
             <w:tcBorders>
               <w:top w:val="nil"/>
               <w:left w:val="nil"/>
-              <w:bottom w:val="single" w:sz="4" w:color="DDE3EA" w:space="0"/>
+              <w:bottom w:val="single" w:sz="4" w:color="E6EAF0" w:space="0"/>
               <w:right w:val="nil"/>
             </w:tcBorders>
           </w:tcPr>
@@ -3777,7 +4045,7 @@
             <w:tcBorders>
               <w:top w:val="nil"/>
               <w:left w:val="nil"/>
-              <w:bottom w:val="single" w:sz="4" w:color="DDE3EA" w:space="0"/>
+              <w:bottom w:val="single" w:sz="4" w:color="E6EAF0" w:space="0"/>
               <w:right w:val="nil"/>
             </w:tcBorders>
           </w:tcPr>
@@ -3801,7 +4069,7 @@
             <w:tcBorders>
               <w:top w:val="nil"/>
               <w:left w:val="nil"/>
-              <w:bottom w:val="single" w:sz="4" w:color="DDE3EA" w:space="0"/>
+              <w:bottom w:val="single" w:sz="4" w:color="E6EAF0" w:space="0"/>
               <w:right w:val="nil"/>
             </w:tcBorders>
           </w:tcPr>
@@ -3825,7 +4093,7 @@
             <w:tcBorders>
               <w:top w:val="nil"/>
               <w:left w:val="nil"/>
-              <w:bottom w:val="single" w:sz="4" w:color="DDE3EA" w:space="0"/>
+              <w:bottom w:val="single" w:sz="4" w:color="E6EAF0" w:space="0"/>
               <w:right w:val="nil"/>
             </w:tcBorders>
             <w:shd w:val="clear" w:color="auto" w:fill="E3F3E8"/>
@@ -3850,7 +4118,7 @@
             <w:tcBorders>
               <w:top w:val="nil"/>
               <w:left w:val="nil"/>
-              <w:bottom w:val="single" w:sz="4" w:color="DDE3EA" w:space="0"/>
+              <w:bottom w:val="single" w:sz="4" w:color="E6EAF0" w:space="0"/>
               <w:right w:val="nil"/>
             </w:tcBorders>
           </w:tcPr>
@@ -3877,7 +4145,7 @@
             <w:tcBorders>
               <w:top w:val="nil"/>
               <w:left w:val="nil"/>
-              <w:bottom w:val="single" w:sz="4" w:color="DDE3EA" w:space="0"/>
+              <w:bottom w:val="single" w:sz="4" w:color="E6EAF0" w:space="0"/>
               <w:right w:val="nil"/>
             </w:tcBorders>
           </w:tcPr>
@@ -3944,7 +4212,7 @@
             <w:tcBorders>
               <w:top w:val="nil"/>
               <w:left w:val="nil"/>
-              <w:bottom w:val="single" w:sz="4" w:color="DDE3EA" w:space="0"/>
+              <w:bottom w:val="single" w:sz="4" w:color="E6EAF0" w:space="0"/>
               <w:right w:val="nil"/>
             </w:tcBorders>
           </w:tcPr>
@@ -3968,7 +4236,7 @@
             <w:tcBorders>
               <w:top w:val="nil"/>
               <w:left w:val="nil"/>
-              <w:bottom w:val="single" w:sz="4" w:color="DDE3EA" w:space="0"/>
+              <w:bottom w:val="single" w:sz="4" w:color="E6EAF0" w:space="0"/>
               <w:right w:val="nil"/>
             </w:tcBorders>
           </w:tcPr>
@@ -3992,7 +4260,7 @@
             <w:tcBorders>
               <w:top w:val="nil"/>
               <w:left w:val="nil"/>
-              <w:bottom w:val="single" w:sz="4" w:color="DDE3EA" w:space="0"/>
+              <w:bottom w:val="single" w:sz="4" w:color="E6EAF0" w:space="0"/>
               <w:right w:val="nil"/>
             </w:tcBorders>
           </w:tcPr>
@@ -4016,7 +4284,7 @@
             <w:tcBorders>
               <w:top w:val="nil"/>
               <w:left w:val="nil"/>
-              <w:bottom w:val="single" w:sz="4" w:color="DDE3EA" w:space="0"/>
+              <w:bottom w:val="single" w:sz="4" w:color="E6EAF0" w:space="0"/>
               <w:right w:val="nil"/>
             </w:tcBorders>
             <w:shd w:val="clear" w:color="auto" w:fill="E3F3E8"/>
@@ -4041,7 +4309,7 @@
             <w:tcBorders>
               <w:top w:val="nil"/>
               <w:left w:val="nil"/>
-              <w:bottom w:val="single" w:sz="4" w:color="DDE3EA" w:space="0"/>
+              <w:bottom w:val="single" w:sz="4" w:color="E6EAF0" w:space="0"/>
               <w:right w:val="nil"/>
             </w:tcBorders>
           </w:tcPr>
@@ -4068,7 +4336,7 @@
             <w:tcBorders>
               <w:top w:val="nil"/>
               <w:left w:val="nil"/>
-              <w:bottom w:val="single" w:sz="4" w:color="DDE3EA" w:space="0"/>
+              <w:bottom w:val="single" w:sz="4" w:color="E6EAF0" w:space="0"/>
               <w:right w:val="nil"/>
             </w:tcBorders>
           </w:tcPr>
@@ -4101,7 +4369,7 @@
             <w:tcBorders>
               <w:top w:val="nil"/>
               <w:left w:val="nil"/>
-              <w:bottom w:val="single" w:sz="4" w:color="DDE3EA" w:space="0"/>
+              <w:bottom w:val="single" w:sz="4" w:color="E6EAF0" w:space="0"/>
               <w:right w:val="nil"/>
             </w:tcBorders>
           </w:tcPr>
@@ -4125,7 +4393,7 @@
             <w:tcBorders>
               <w:top w:val="nil"/>
               <w:left w:val="nil"/>
-              <w:bottom w:val="single" w:sz="4" w:color="DDE3EA" w:space="0"/>
+              <w:bottom w:val="single" w:sz="4" w:color="E6EAF0" w:space="0"/>
               <w:right w:val="nil"/>
             </w:tcBorders>
             <w:shd w:val="clear" w:color="auto" w:fill="E3F3E8"/>
@@ -4150,7 +4418,7 @@
             <w:tcBorders>
               <w:top w:val="nil"/>
               <w:left w:val="nil"/>
-              <w:bottom w:val="single" w:sz="4" w:color="DDE3EA" w:space="0"/>
+              <w:bottom w:val="single" w:sz="4" w:color="E6EAF0" w:space="0"/>
               <w:right w:val="nil"/>
             </w:tcBorders>
           </w:tcPr>
@@ -4174,7 +4442,7 @@
             <w:tcBorders>
               <w:top w:val="nil"/>
               <w:left w:val="nil"/>
-              <w:bottom w:val="single" w:sz="4" w:color="DDE3EA" w:space="0"/>
+              <w:bottom w:val="single" w:sz="4" w:color="E6EAF0" w:space="0"/>
               <w:right w:val="nil"/>
             </w:tcBorders>
           </w:tcPr>
@@ -4198,7 +4466,7 @@
             <w:tcBorders>
               <w:top w:val="nil"/>
               <w:left w:val="nil"/>
-              <w:bottom w:val="single" w:sz="4" w:color="DDE3EA" w:space="0"/>
+              <w:bottom w:val="single" w:sz="4" w:color="E6EAF0" w:space="0"/>
               <w:right w:val="nil"/>
             </w:tcBorders>
           </w:tcPr>
@@ -4225,7 +4493,7 @@
             <w:tcBorders>
               <w:top w:val="nil"/>
               <w:left w:val="nil"/>
-              <w:bottom w:val="single" w:sz="4" w:color="DDE3EA" w:space="0"/>
+              <w:bottom w:val="single" w:sz="4" w:color="E6EAF0" w:space="0"/>
               <w:right w:val="nil"/>
             </w:tcBorders>
           </w:tcPr>
@@ -4275,7 +4543,7 @@
             <w:tcBorders>
               <w:top w:val="nil"/>
               <w:left w:val="nil"/>
-              <w:bottom w:val="single" w:sz="4" w:color="DDE3EA" w:space="0"/>
+              <w:bottom w:val="single" w:sz="4" w:color="E6EAF0" w:space="0"/>
               <w:right w:val="nil"/>
             </w:tcBorders>
           </w:tcPr>
@@ -4299,7 +4567,7 @@
             <w:tcBorders>
               <w:top w:val="nil"/>
               <w:left w:val="nil"/>
-              <w:bottom w:val="single" w:sz="4" w:color="DDE3EA" w:space="0"/>
+              <w:bottom w:val="single" w:sz="4" w:color="E6EAF0" w:space="0"/>
               <w:right w:val="nil"/>
             </w:tcBorders>
           </w:tcPr>
@@ -4323,7 +4591,7 @@
             <w:tcBorders>
               <w:top w:val="nil"/>
               <w:left w:val="nil"/>
-              <w:bottom w:val="single" w:sz="4" w:color="DDE3EA" w:space="0"/>
+              <w:bottom w:val="single" w:sz="4" w:color="E6EAF0" w:space="0"/>
               <w:right w:val="nil"/>
             </w:tcBorders>
           </w:tcPr>
@@ -4347,7 +4615,7 @@
             <w:tcBorders>
               <w:top w:val="nil"/>
               <w:left w:val="nil"/>
-              <w:bottom w:val="single" w:sz="4" w:color="DDE3EA" w:space="0"/>
+              <w:bottom w:val="single" w:sz="4" w:color="E6EAF0" w:space="0"/>
               <w:right w:val="nil"/>
             </w:tcBorders>
           </w:tcPr>
@@ -4371,7 +4639,7 @@
             <w:tcBorders>
               <w:top w:val="nil"/>
               <w:left w:val="nil"/>
-              <w:bottom w:val="single" w:sz="4" w:color="DDE3EA" w:space="0"/>
+              <w:bottom w:val="single" w:sz="4" w:color="E6EAF0" w:space="0"/>
               <w:right w:val="nil"/>
             </w:tcBorders>
           </w:tcPr>
@@ -4398,7 +4666,7 @@
             <w:tcBorders>
               <w:top w:val="nil"/>
               <w:left w:val="nil"/>
-              <w:bottom w:val="single" w:sz="4" w:color="DDE3EA" w:space="0"/>
+              <w:bottom w:val="single" w:sz="4" w:color="E6EAF0" w:space="0"/>
               <w:right w:val="nil"/>
             </w:tcBorders>
           </w:tcPr>
@@ -4448,7 +4716,7 @@
             <w:tcBorders>
               <w:top w:val="nil"/>
               <w:left w:val="nil"/>
-              <w:bottom w:val="single" w:sz="4" w:color="DDE3EA" w:space="0"/>
+              <w:bottom w:val="single" w:sz="4" w:color="E6EAF0" w:space="0"/>
               <w:right w:val="nil"/>
             </w:tcBorders>
           </w:tcPr>
@@ -4472,7 +4740,7 @@
             <w:tcBorders>
               <w:top w:val="nil"/>
               <w:left w:val="nil"/>
-              <w:bottom w:val="single" w:sz="4" w:color="DDE3EA" w:space="0"/>
+              <w:bottom w:val="single" w:sz="4" w:color="E6EAF0" w:space="0"/>
               <w:right w:val="nil"/>
             </w:tcBorders>
           </w:tcPr>
@@ -4496,7 +4764,7 @@
             <w:tcBorders>
               <w:top w:val="nil"/>
               <w:left w:val="nil"/>
-              <w:bottom w:val="single" w:sz="4" w:color="DDE3EA" w:space="0"/>
+              <w:bottom w:val="single" w:sz="4" w:color="E6EAF0" w:space="0"/>
               <w:right w:val="nil"/>
             </w:tcBorders>
           </w:tcPr>
@@ -4520,7 +4788,7 @@
             <w:tcBorders>
               <w:top w:val="nil"/>
               <w:left w:val="nil"/>
-              <w:bottom w:val="single" w:sz="4" w:color="DDE3EA" w:space="0"/>
+              <w:bottom w:val="single" w:sz="4" w:color="E6EAF0" w:space="0"/>
               <w:right w:val="nil"/>
             </w:tcBorders>
             <w:shd w:val="clear" w:color="auto" w:fill="E3F3E8"/>
@@ -4545,7 +4813,7 @@
             <w:tcBorders>
               <w:top w:val="nil"/>
               <w:left w:val="nil"/>
-              <w:bottom w:val="single" w:sz="4" w:color="DDE3EA" w:space="0"/>
+              <w:bottom w:val="single" w:sz="4" w:color="E6EAF0" w:space="0"/>
               <w:right w:val="nil"/>
             </w:tcBorders>
           </w:tcPr>
@@ -4572,7 +4840,7 @@
             <w:tcBorders>
               <w:top w:val="nil"/>
               <w:left w:val="nil"/>
-              <w:bottom w:val="single" w:sz="4" w:color="DDE3EA" w:space="0"/>
+              <w:bottom w:val="single" w:sz="4" w:color="E6EAF0" w:space="0"/>
               <w:right w:val="nil"/>
             </w:tcBorders>
           </w:tcPr>
@@ -4605,7 +4873,7 @@
             <w:tcBorders>
               <w:top w:val="nil"/>
               <w:left w:val="nil"/>
-              <w:bottom w:val="single" w:sz="4" w:color="DDE3EA" w:space="0"/>
+              <w:bottom w:val="single" w:sz="4" w:color="E6EAF0" w:space="0"/>
               <w:right w:val="nil"/>
             </w:tcBorders>
           </w:tcPr>
@@ -4629,7 +4897,7 @@
             <w:tcBorders>
               <w:top w:val="nil"/>
               <w:left w:val="nil"/>
-              <w:bottom w:val="single" w:sz="4" w:color="DDE3EA" w:space="0"/>
+              <w:bottom w:val="single" w:sz="4" w:color="E6EAF0" w:space="0"/>
               <w:right w:val="nil"/>
             </w:tcBorders>
             <w:shd w:val="clear" w:color="auto" w:fill="E3F3E8"/>
@@ -4654,7 +4922,7 @@
             <w:tcBorders>
               <w:top w:val="nil"/>
               <w:left w:val="nil"/>
-              <w:bottom w:val="single" w:sz="4" w:color="DDE3EA" w:space="0"/>
+              <w:bottom w:val="single" w:sz="4" w:color="E6EAF0" w:space="0"/>
               <w:right w:val="nil"/>
             </w:tcBorders>
           </w:tcPr>
@@ -4678,7 +4946,7 @@
             <w:tcBorders>
               <w:top w:val="nil"/>
               <w:left w:val="nil"/>
-              <w:bottom w:val="single" w:sz="4" w:color="DDE3EA" w:space="0"/>
+              <w:bottom w:val="single" w:sz="4" w:color="E6EAF0" w:space="0"/>
               <w:right w:val="nil"/>
             </w:tcBorders>
           </w:tcPr>
@@ -4702,7 +4970,7 @@
             <w:tcBorders>
               <w:top w:val="nil"/>
               <w:left w:val="nil"/>
-              <w:bottom w:val="single" w:sz="4" w:color="DDE3EA" w:space="0"/>
+              <w:bottom w:val="single" w:sz="4" w:color="E6EAF0" w:space="0"/>
               <w:right w:val="nil"/>
             </w:tcBorders>
           </w:tcPr>
@@ -4729,7 +4997,7 @@
             <w:tcBorders>
               <w:top w:val="nil"/>
               <w:left w:val="nil"/>
-              <w:bottom w:val="single" w:sz="4" w:color="DDE3EA" w:space="0"/>
+              <w:bottom w:val="single" w:sz="4" w:color="E6EAF0" w:space="0"/>
               <w:right w:val="nil"/>
             </w:tcBorders>
           </w:tcPr>
@@ -4762,7 +5030,7 @@
             <w:tcBorders>
               <w:top w:val="nil"/>
               <w:left w:val="nil"/>
-              <w:bottom w:val="single" w:sz="4" w:color="DDE3EA" w:space="0"/>
+              <w:bottom w:val="single" w:sz="4" w:color="E6EAF0" w:space="0"/>
               <w:right w:val="nil"/>
             </w:tcBorders>
           </w:tcPr>
@@ -4786,7 +5054,7 @@
             <w:tcBorders>
               <w:top w:val="nil"/>
               <w:left w:val="nil"/>
-              <w:bottom w:val="single" w:sz="4" w:color="DDE3EA" w:space="0"/>
+              <w:bottom w:val="single" w:sz="4" w:color="E6EAF0" w:space="0"/>
               <w:right w:val="nil"/>
             </w:tcBorders>
           </w:tcPr>
@@ -4810,7 +5078,7 @@
             <w:tcBorders>
               <w:top w:val="nil"/>
               <w:left w:val="nil"/>
-              <w:bottom w:val="single" w:sz="4" w:color="DDE3EA" w:space="0"/>
+              <w:bottom w:val="single" w:sz="4" w:color="E6EAF0" w:space="0"/>
               <w:right w:val="nil"/>
             </w:tcBorders>
           </w:tcPr>
@@ -4834,7 +5102,7 @@
             <w:tcBorders>
               <w:top w:val="nil"/>
               <w:left w:val="nil"/>
-              <w:bottom w:val="single" w:sz="4" w:color="DDE3EA" w:space="0"/>
+              <w:bottom w:val="single" w:sz="4" w:color="E6EAF0" w:space="0"/>
               <w:right w:val="nil"/>
             </w:tcBorders>
             <w:shd w:val="clear" w:color="auto" w:fill="E3F3E8"/>
@@ -4859,7 +5127,7 @@
             <w:tcBorders>
               <w:top w:val="nil"/>
               <w:left w:val="nil"/>
-              <w:bottom w:val="single" w:sz="4" w:color="DDE3EA" w:space="0"/>
+              <w:bottom w:val="single" w:sz="4" w:color="E6EAF0" w:space="0"/>
               <w:right w:val="nil"/>
             </w:tcBorders>
           </w:tcPr>
@@ -4892,7 +5160,7 @@
       <w:r>
         <w:rPr>
           <w:b w:val="0"/>
-          <w:color w:val="5F6B7A"/>
+          <w:color w:val="667085"/>
           <w:sz w:val="16"/>
         </w:rPr>
         <w:t>Colours: green change – the metric is improving, red – worsening. Latest-period cell background: green – good level, amber – average, red – weak (tool benchmarks, config/metric_rules.yaml).</w:t>
@@ -4905,7 +5173,7 @@
       <w:r>
         <w:rPr>
           <w:b w:val="0"/>
-          <w:color w:val="5F6B7A"/>
+          <w:color w:val="667085"/>
           <w:sz w:val="16"/>
         </w:rPr>
         <w:t>* – taken from the report summary;  ᶜ – calculated by the tool. Small numbers next to text link to the source (opens the document at the cited page).</w:t>
@@ -4951,7 +5219,7 @@
       <w:pPr>
         <w:keepNext/>
         <w:pBdr>
-          <w:bottom w:val="single" w:sz="8" w:color="1F4E79" w:space="4"/>
+          <w:bottom w:val="single" w:sz="8" w:color="12355B" w:space="4"/>
         </w:pBdr>
         <w:tabs>
           <w:tab w:pos="482" w:val="left"/>
@@ -4964,13 +5232,13 @@
           <w:color w:val="2A78D6"/>
           <w:sz w:val="18"/>
         </w:rPr>
-        <w:t>04</w:t>
+        <w:t>03</w:t>
         <w:tab/>
       </w:r>
       <w:r>
         <w:rPr>
           <w:b/>
-          <w:color w:val="1F4E79"/>
+          <w:color w:val="12355B"/>
           <w:sz w:val="28"/>
         </w:rPr>
         <w:t>Business performance review</w:t>
@@ -5146,7 +5414,7 @@
       <w:pPr>
         <w:keepNext/>
         <w:pBdr>
-          <w:bottom w:val="single" w:sz="8" w:color="1F4E79" w:space="4"/>
+          <w:bottom w:val="single" w:sz="8" w:color="12355B" w:space="4"/>
         </w:pBdr>
         <w:tabs>
           <w:tab w:pos="482" w:val="left"/>
@@ -5159,13 +5427,13 @@
           <w:color w:val="2A78D6"/>
           <w:sz w:val="18"/>
         </w:rPr>
-        <w:t>05</w:t>
+        <w:t>04</w:t>
         <w:tab/>
       </w:r>
       <w:r>
         <w:rPr>
           <w:b/>
-          <w:color w:val="1F4E79"/>
+          <w:color w:val="12355B"/>
           <w:sz w:val="28"/>
         </w:rPr>
         <w:t>Financials</w:t>
@@ -5341,7 +5609,7 @@
       <w:pPr>
         <w:keepNext/>
         <w:pBdr>
-          <w:bottom w:val="single" w:sz="8" w:color="1F4E79" w:space="4"/>
+          <w:bottom w:val="single" w:sz="8" w:color="12355B" w:space="4"/>
         </w:pBdr>
         <w:tabs>
           <w:tab w:pos="482" w:val="left"/>
@@ -5354,13 +5622,13 @@
           <w:color w:val="2A78D6"/>
           <w:sz w:val="18"/>
         </w:rPr>
-        <w:t>06</w:t>
+        <w:t>05</w:t>
         <w:tab/>
       </w:r>
       <w:r>
         <w:rPr>
           <w:b/>
-          <w:color w:val="1F4E79"/>
+          <w:color w:val="12355B"/>
           <w:sz w:val="28"/>
         </w:rPr>
         <w:t>Past plans vs outcomes</w:t>
@@ -5397,12 +5665,11 @@
           <w:tcPr>
             <w:tcW w:type="dxa" w:w="2578"/>
             <w:tcBorders>
-              <w:top w:val="single" w:sz="12" w:color="1F4E79" w:space="0"/>
+              <w:top w:val="nil"/>
               <w:left w:val="nil"/>
-              <w:bottom w:val="single" w:sz="4" w:color="C9D3DE" w:space="0"/>
+              <w:bottom w:val="single" w:sz="8" w:color="12355B" w:space="0"/>
               <w:right w:val="nil"/>
             </w:tcBorders>
-            <w:shd w:val="clear" w:color="auto" w:fill="EAF1F8"/>
           </w:tcPr>
           <w:p>
             <w:pPr>
@@ -5412,8 +5679,8 @@
               <w:rPr>
                 <w:b/>
                 <w:caps/>
-                <w:color w:val="1F4E79"/>
-                <w:sz w:val="16"/>
+                <w:color w:val="667085"/>
+                <w:sz w:val="14"/>
               </w:rPr>
               <w:t>Plan / target</w:t>
             </w:r>
@@ -5423,12 +5690,11 @@
           <w:tcPr>
             <w:tcW w:type="dxa" w:w="2578"/>
             <w:tcBorders>
-              <w:top w:val="single" w:sz="12" w:color="1F4E79" w:space="0"/>
+              <w:top w:val="nil"/>
               <w:left w:val="nil"/>
-              <w:bottom w:val="single" w:sz="4" w:color="C9D3DE" w:space="0"/>
+              <w:bottom w:val="single" w:sz="8" w:color="12355B" w:space="0"/>
               <w:right w:val="nil"/>
             </w:tcBorders>
-            <w:shd w:val="clear" w:color="auto" w:fill="EAF1F8"/>
           </w:tcPr>
           <w:p>
             <w:pPr>
@@ -5438,8 +5704,8 @@
               <w:rPr>
                 <w:b/>
                 <w:caps/>
-                <w:color w:val="1F4E79"/>
-                <w:sz w:val="16"/>
+                <w:color w:val="667085"/>
+                <w:sz w:val="14"/>
               </w:rPr>
               <w:t>Outcome</w:t>
             </w:r>
@@ -5449,12 +5715,11 @@
           <w:tcPr>
             <w:tcW w:type="dxa" w:w="3138"/>
             <w:tcBorders>
-              <w:top w:val="single" w:sz="12" w:color="1F4E79" w:space="0"/>
+              <w:top w:val="nil"/>
               <w:left w:val="nil"/>
-              <w:bottom w:val="single" w:sz="4" w:color="C9D3DE" w:space="0"/>
+              <w:bottom w:val="single" w:sz="8" w:color="12355B" w:space="0"/>
               <w:right w:val="nil"/>
             </w:tcBorders>
-            <w:shd w:val="clear" w:color="auto" w:fill="EAF1F8"/>
           </w:tcPr>
           <w:p>
             <w:pPr>
@@ -5464,8 +5729,8 @@
               <w:rPr>
                 <w:b/>
                 <w:caps/>
-                <w:color w:val="1F4E79"/>
-                <w:sz w:val="16"/>
+                <w:color w:val="667085"/>
+                <w:sz w:val="14"/>
               </w:rPr>
               <w:t>What changed and why</w:t>
             </w:r>
@@ -5475,12 +5740,11 @@
           <w:tcPr>
             <w:tcW w:type="dxa" w:w="1345"/>
             <w:tcBorders>
-              <w:top w:val="single" w:sz="12" w:color="1F4E79" w:space="0"/>
+              <w:top w:val="nil"/>
               <w:left w:val="nil"/>
-              <w:bottom w:val="single" w:sz="4" w:color="C9D3DE" w:space="0"/>
+              <w:bottom w:val="single" w:sz="8" w:color="12355B" w:space="0"/>
               <w:right w:val="nil"/>
             </w:tcBorders>
-            <w:shd w:val="clear" w:color="auto" w:fill="EAF1F8"/>
           </w:tcPr>
           <w:p>
             <w:pPr>
@@ -5490,8 +5754,8 @@
               <w:rPr>
                 <w:b/>
                 <w:caps/>
-                <w:color w:val="1F4E79"/>
-                <w:sz w:val="16"/>
+                <w:color w:val="667085"/>
+                <w:sz w:val="14"/>
               </w:rPr>
               <w:t>Status</w:t>
             </w:r>
@@ -5505,7 +5769,7 @@
             <w:tcBorders>
               <w:top w:val="nil"/>
               <w:left w:val="nil"/>
-              <w:bottom w:val="single" w:sz="4" w:color="DDE3EA" w:space="0"/>
+              <w:bottom w:val="single" w:sz="4" w:color="E6EAF0" w:space="0"/>
               <w:right w:val="nil"/>
             </w:tcBorders>
           </w:tcPr>
@@ -5528,7 +5792,7 @@
             <w:tcBorders>
               <w:top w:val="nil"/>
               <w:left w:val="nil"/>
-              <w:bottom w:val="single" w:sz="4" w:color="DDE3EA" w:space="0"/>
+              <w:bottom w:val="single" w:sz="4" w:color="E6EAF0" w:space="0"/>
               <w:right w:val="nil"/>
             </w:tcBorders>
           </w:tcPr>
@@ -5578,7 +5842,7 @@
             <w:tcBorders>
               <w:top w:val="nil"/>
               <w:left w:val="nil"/>
-              <w:bottom w:val="single" w:sz="4" w:color="DDE3EA" w:space="0"/>
+              <w:bottom w:val="single" w:sz="4" w:color="E6EAF0" w:space="0"/>
               <w:right w:val="nil"/>
             </w:tcBorders>
           </w:tcPr>
@@ -5635,7 +5899,7 @@
             <w:tcBorders>
               <w:top w:val="nil"/>
               <w:left w:val="nil"/>
-              <w:bottom w:val="single" w:sz="4" w:color="DDE3EA" w:space="0"/>
+              <w:bottom w:val="single" w:sz="4" w:color="E6EAF0" w:space="0"/>
               <w:right w:val="nil"/>
             </w:tcBorders>
             <w:shd w:val="clear" w:color="auto" w:fill="EAF1F8"/>
@@ -5661,7 +5925,7 @@
             <w:tcBorders>
               <w:top w:val="nil"/>
               <w:left w:val="nil"/>
-              <w:bottom w:val="single" w:sz="4" w:color="DDE3EA" w:space="0"/>
+              <w:bottom w:val="single" w:sz="4" w:color="E6EAF0" w:space="0"/>
               <w:right w:val="nil"/>
             </w:tcBorders>
           </w:tcPr>
@@ -5684,7 +5948,7 @@
             <w:tcBorders>
               <w:top w:val="nil"/>
               <w:left w:val="nil"/>
-              <w:bottom w:val="single" w:sz="4" w:color="DDE3EA" w:space="0"/>
+              <w:bottom w:val="single" w:sz="4" w:color="E6EAF0" w:space="0"/>
               <w:right w:val="nil"/>
             </w:tcBorders>
           </w:tcPr>
@@ -5717,7 +5981,7 @@
             <w:tcBorders>
               <w:top w:val="nil"/>
               <w:left w:val="nil"/>
-              <w:bottom w:val="single" w:sz="4" w:color="DDE3EA" w:space="0"/>
+              <w:bottom w:val="single" w:sz="4" w:color="E6EAF0" w:space="0"/>
               <w:right w:val="nil"/>
             </w:tcBorders>
           </w:tcPr>
@@ -5757,7 +6021,7 @@
             <w:tcBorders>
               <w:top w:val="nil"/>
               <w:left w:val="nil"/>
-              <w:bottom w:val="single" w:sz="4" w:color="DDE3EA" w:space="0"/>
+              <w:bottom w:val="single" w:sz="4" w:color="E6EAF0" w:space="0"/>
               <w:right w:val="nil"/>
             </w:tcBorders>
             <w:shd w:val="clear" w:color="auto" w:fill="FDE7E5"/>
@@ -5783,7 +6047,7 @@
             <w:tcBorders>
               <w:top w:val="nil"/>
               <w:left w:val="nil"/>
-              <w:bottom w:val="single" w:sz="4" w:color="DDE3EA" w:space="0"/>
+              <w:bottom w:val="single" w:sz="4" w:color="E6EAF0" w:space="0"/>
               <w:right w:val="nil"/>
             </w:tcBorders>
           </w:tcPr>
@@ -5806,7 +6070,7 @@
             <w:tcBorders>
               <w:top w:val="nil"/>
               <w:left w:val="nil"/>
-              <w:bottom w:val="single" w:sz="4" w:color="DDE3EA" w:space="0"/>
+              <w:bottom w:val="single" w:sz="4" w:color="E6EAF0" w:space="0"/>
               <w:right w:val="nil"/>
             </w:tcBorders>
           </w:tcPr>
@@ -5856,7 +6120,7 @@
             <w:tcBorders>
               <w:top w:val="nil"/>
               <w:left w:val="nil"/>
-              <w:bottom w:val="single" w:sz="4" w:color="DDE3EA" w:space="0"/>
+              <w:bottom w:val="single" w:sz="4" w:color="E6EAF0" w:space="0"/>
               <w:right w:val="nil"/>
             </w:tcBorders>
           </w:tcPr>
@@ -5896,7 +6160,7 @@
             <w:tcBorders>
               <w:top w:val="nil"/>
               <w:left w:val="nil"/>
-              <w:bottom w:val="single" w:sz="4" w:color="DDE3EA" w:space="0"/>
+              <w:bottom w:val="single" w:sz="4" w:color="E6EAF0" w:space="0"/>
               <w:right w:val="nil"/>
             </w:tcBorders>
             <w:shd w:val="clear" w:color="auto" w:fill="EAF1F8"/>
@@ -5922,7 +6186,7 @@
             <w:tcBorders>
               <w:top w:val="nil"/>
               <w:left w:val="nil"/>
-              <w:bottom w:val="single" w:sz="4" w:color="DDE3EA" w:space="0"/>
+              <w:bottom w:val="single" w:sz="4" w:color="E6EAF0" w:space="0"/>
               <w:right w:val="nil"/>
             </w:tcBorders>
           </w:tcPr>
@@ -5945,7 +6209,7 @@
             <w:tcBorders>
               <w:top w:val="nil"/>
               <w:left w:val="nil"/>
-              <w:bottom w:val="single" w:sz="4" w:color="DDE3EA" w:space="0"/>
+              <w:bottom w:val="single" w:sz="4" w:color="E6EAF0" w:space="0"/>
               <w:right w:val="nil"/>
             </w:tcBorders>
           </w:tcPr>
@@ -5978,7 +6242,7 @@
             <w:tcBorders>
               <w:top w:val="nil"/>
               <w:left w:val="nil"/>
-              <w:bottom w:val="single" w:sz="4" w:color="DDE3EA" w:space="0"/>
+              <w:bottom w:val="single" w:sz="4" w:color="E6EAF0" w:space="0"/>
               <w:right w:val="nil"/>
             </w:tcBorders>
           </w:tcPr>
@@ -6018,7 +6282,7 @@
             <w:tcBorders>
               <w:top w:val="nil"/>
               <w:left w:val="nil"/>
-              <w:bottom w:val="single" w:sz="4" w:color="DDE3EA" w:space="0"/>
+              <w:bottom w:val="single" w:sz="4" w:color="E6EAF0" w:space="0"/>
               <w:right w:val="nil"/>
             </w:tcBorders>
             <w:shd w:val="clear" w:color="auto" w:fill="E3F3E8"/>
@@ -6047,7 +6311,7 @@
       <w:pPr>
         <w:keepNext/>
         <w:pBdr>
-          <w:bottom w:val="single" w:sz="8" w:color="1F4E79" w:space="4"/>
+          <w:bottom w:val="single" w:sz="8" w:color="12355B" w:space="4"/>
         </w:pBdr>
         <w:tabs>
           <w:tab w:pos="482" w:val="left"/>
@@ -6060,13 +6324,13 @@
           <w:color w:val="2A78D6"/>
           <w:sz w:val="18"/>
         </w:rPr>
-        <w:t>07</w:t>
+        <w:t>06</w:t>
         <w:tab/>
       </w:r>
       <w:r>
         <w:rPr>
           <w:b/>
-          <w:color w:val="1F4E79"/>
+          <w:color w:val="12355B"/>
           <w:sz w:val="28"/>
         </w:rPr>
         <w:t>Investor information &amp; conclusions</w:t>
@@ -6341,7 +6605,1092 @@
       <w:pPr>
         <w:keepNext/>
         <w:pBdr>
-          <w:bottom w:val="single" w:sz="8" w:color="1F4E79" w:space="4"/>
+          <w:bottom w:val="single" w:sz="8" w:color="12355B" w:space="4"/>
+        </w:pBdr>
+        <w:tabs>
+          <w:tab w:pos="482" w:val="left"/>
+        </w:tabs>
+        <w:spacing w:before="360" w:after="160"/>
+      </w:pPr>
+      <w:r>
+        <w:rPr>
+          <w:b/>
+          <w:color w:val="2A78D6"/>
+          <w:sz w:val="18"/>
+        </w:rPr>
+        <w:t>07</w:t>
+        <w:tab/>
+      </w:r>
+      <w:r>
+        <w:rPr>
+          <w:b/>
+          <w:color w:val="12355B"/>
+          <w:sz w:val="28"/>
+        </w:rPr>
+        <w:t>Market and environment</w:t>
+      </w:r>
+    </w:p>
+    <w:p>
+      <w:pPr>
+        <w:tabs>
+          <w:tab w:pos="255" w:val="left"/>
+        </w:tabs>
+        <w:spacing w:before="0" w:after="80"/>
+        <w:ind w:left="255" w:hanging="255"/>
+      </w:pPr>
+      <w:r>
+        <w:rPr>
+          <w:b/>
+          <w:color w:val="2A78D6"/>
+          <w:sz w:val="20"/>
+        </w:rPr>
+        <w:t>▪</w:t>
+        <w:tab/>
+      </w:r>
+      <w:r>
+        <w:rPr>
+          <w:b/>
+        </w:rPr>
+        <w:t>Higher rates, higher income:</w:t>
+      </w:r>
+      <w:r>
+        <w:rPr>
+          <w:b w:val="0"/>
+        </w:rPr>
+        <w:t xml:space="preserve"> Q3 net interest income EUR 68.8m (+24% y/y); management says income exceeds the budget thanks to higher-than-expected market rates and strong loan demand</w:t>
+      </w:r>
+      <w:hyperlink r:id="rId14">
+        <w:r>
+          <w:rPr>
+            <w:color w:val="2A78D6"/>
+            <w:vertAlign w:val="superscript"/>
+            <w:sz w:val="17"/>
+          </w:rPr>
+          <w:t xml:space="preserve">6</w:t>
+        </w:r>
+      </w:hyperlink>
+      <w:r>
+        <w:rPr>
+          <w:b w:val="0"/>
+        </w:rPr>
+        <w:t>.</w:t>
+      </w:r>
+    </w:p>
+    <w:p>
+      <w:pPr>
+        <w:tabs>
+          <w:tab w:pos="255" w:val="left"/>
+        </w:tabs>
+        <w:spacing w:before="0" w:after="80"/>
+        <w:ind w:left="255" w:hanging="255"/>
+      </w:pPr>
+      <w:r>
+        <w:rPr>
+          <w:b/>
+          <w:color w:val="2A78D6"/>
+          <w:sz w:val="20"/>
+        </w:rPr>
+        <w:t>▪</w:t>
+        <w:tab/>
+      </w:r>
+      <w:r>
+        <w:rPr>
+          <w:b/>
+        </w:rPr>
+        <w:t>Rate environment:</w:t>
+      </w:r>
+      <w:r>
+        <w:rPr>
+          <w:b w:val="0"/>
+        </w:rPr>
+        <w:t xml:space="preserve"> the ECB raised the deposit rate to 2.50%, 6-month Euribor rose to 3.0% by end-September and 12-month to about 3.3%</w:t>
+      </w:r>
+      <w:hyperlink r:id="rId33">
+        <w:r>
+          <w:rPr>
+            <w:color w:val="2A78D6"/>
+            <w:vertAlign w:val="superscript"/>
+            <w:sz w:val="17"/>
+          </w:rPr>
+          <w:t xml:space="preserve">31</w:t>
+        </w:r>
+      </w:hyperlink>
+      <w:r>
+        <w:rPr>
+          <w:b w:val="0"/>
+        </w:rPr>
+        <w:t>. Estonian inflation accelerated to 3.5% in September</w:t>
+      </w:r>
+      <w:hyperlink r:id="rId34">
+        <w:r>
+          <w:rPr>
+            <w:color w:val="2A78D6"/>
+            <w:vertAlign w:val="superscript"/>
+            <w:sz w:val="17"/>
+          </w:rPr>
+          <w:t xml:space="preserve">32</w:t>
+        </w:r>
+      </w:hyperlink>
+      <w:r>
+        <w:rPr>
+          <w:b w:val="0"/>
+        </w:rPr>
+        <w:t>.</w:t>
+      </w:r>
+    </w:p>
+    <w:p>
+      <w:pPr>
+        <w:tabs>
+          <w:tab w:pos="255" w:val="left"/>
+        </w:tabs>
+        <w:spacing w:before="0" w:after="80"/>
+        <w:ind w:left="255" w:hanging="255"/>
+      </w:pPr>
+      <w:r>
+        <w:rPr>
+          <w:b/>
+          <w:color w:val="2A78D6"/>
+          <w:sz w:val="20"/>
+        </w:rPr>
+        <w:t>▪</w:t>
+        <w:tab/>
+      </w:r>
+      <w:r>
+        <w:rPr>
+          <w:b/>
+        </w:rPr>
+        <w:t>Outlook:</w:t>
+      </w:r>
+      <w:r>
+        <w:rPr>
+          <w:b w:val="0"/>
+        </w:rPr>
+        <w:t xml:space="preserve"> management is confident of meeting its financial plan, with key indicators ahead of plan</w:t>
+      </w:r>
+      <w:hyperlink r:id="rId14">
+        <w:r>
+          <w:rPr>
+            <w:color w:val="2A78D6"/>
+            <w:vertAlign w:val="superscript"/>
+            <w:sz w:val="17"/>
+          </w:rPr>
+          <w:t xml:space="preserve">6</w:t>
+        </w:r>
+      </w:hyperlink>
+      <w:r>
+        <w:rPr>
+          <w:b w:val="0"/>
+        </w:rPr>
+        <w:t>.</w:t>
+      </w:r>
+    </w:p>
+    <w:tbl>
+      <w:tblPr>
+        <w:tblW w:w="9639" w:type="dxa"/>
+        <w:tblBorders>
+          <w:top w:val="nil"/>
+          <w:left w:val="nil"/>
+          <w:bottom w:val="nil"/>
+          <w:right w:val="nil"/>
+          <w:insideH w:val="nil"/>
+          <w:insideV w:val="nil"/>
+        </w:tblBorders>
+        <w:tblLayout w:type="fixed"/>
+        <w:tblCellMar>
+          <w:top w:w="70" w:type="dxa"/>
+          <w:left w:w="100" w:type="dxa"/>
+          <w:bottom w:w="70" w:type="dxa"/>
+          <w:right w:w="100" w:type="dxa"/>
+        </w:tblCellMar>
+        <w:tblLook w:firstColumn="1" w:firstRow="1" w:lastColumn="0" w:lastRow="0" w:noHBand="0" w:noVBand="1" w:val="04A0"/>
+      </w:tblPr>
+      <w:tblGrid>
+        <w:gridCol w:w="3515"/>
+        <w:gridCol w:w="1814"/>
+        <w:gridCol w:w="1360"/>
+        <w:gridCol w:w="1360"/>
+        <w:gridCol w:w="1587"/>
+      </w:tblGrid>
+      <w:tr>
+        <w:tc>
+          <w:tcPr>
+            <w:tcW w:type="dxa" w:w="3515"/>
+            <w:tcBorders>
+              <w:top w:val="nil"/>
+              <w:left w:val="nil"/>
+              <w:bottom w:val="single" w:sz="8" w:color="12355B" w:space="0"/>
+              <w:right w:val="nil"/>
+            </w:tcBorders>
+          </w:tcPr>
+          <w:p>
+            <w:pPr>
+              <w:spacing w:before="0" w:after="0"/>
+            </w:pPr>
+            <w:r>
+              <w:rPr>
+                <w:b/>
+                <w:caps/>
+                <w:color w:val="667085"/>
+                <w:sz w:val="14"/>
+              </w:rPr>
+            </w:r>
+          </w:p>
+        </w:tc>
+        <w:tc>
+          <w:tcPr>
+            <w:tcW w:type="dxa" w:w="1814"/>
+            <w:tcBorders>
+              <w:top w:val="nil"/>
+              <w:left w:val="nil"/>
+              <w:bottom w:val="single" w:sz="8" w:color="12355B" w:space="0"/>
+              <w:right w:val="nil"/>
+            </w:tcBorders>
+          </w:tcPr>
+          <w:p>
+            <w:pPr>
+              <w:spacing w:before="0" w:after="0"/>
+              <w:jc w:val="right"/>
+            </w:pPr>
+            <w:r>
+              <w:rPr>
+                <w:b/>
+                <w:caps/>
+                <w:color w:val="667085"/>
+                <w:sz w:val="14"/>
+              </w:rPr>
+              <w:t>Now</w:t>
+            </w:r>
+          </w:p>
+        </w:tc>
+        <w:tc>
+          <w:tcPr>
+            <w:tcW w:type="dxa" w:w="1361"/>
+            <w:tcBorders>
+              <w:top w:val="nil"/>
+              <w:left w:val="nil"/>
+              <w:bottom w:val="single" w:sz="8" w:color="12355B" w:space="0"/>
+              <w:right w:val="nil"/>
+            </w:tcBorders>
+          </w:tcPr>
+          <w:p>
+            <w:pPr>
+              <w:spacing w:before="0" w:after="0"/>
+              <w:jc w:val="right"/>
+            </w:pPr>
+            <w:r>
+              <w:rPr>
+                <w:b/>
+                <w:caps/>
+                <w:color w:val="667085"/>
+                <w:sz w:val="14"/>
+              </w:rPr>
+              <w:t>3 months ago</w:t>
+            </w:r>
+          </w:p>
+        </w:tc>
+        <w:tc>
+          <w:tcPr>
+            <w:tcW w:type="dxa" w:w="1361"/>
+            <w:tcBorders>
+              <w:top w:val="nil"/>
+              <w:left w:val="nil"/>
+              <w:bottom w:val="single" w:sz="8" w:color="12355B" w:space="0"/>
+              <w:right w:val="nil"/>
+            </w:tcBorders>
+          </w:tcPr>
+          <w:p>
+            <w:pPr>
+              <w:spacing w:before="0" w:after="0"/>
+              <w:jc w:val="right"/>
+            </w:pPr>
+            <w:r>
+              <w:rPr>
+                <w:b/>
+                <w:caps/>
+                <w:color w:val="667085"/>
+                <w:sz w:val="14"/>
+              </w:rPr>
+              <w:t>12 months ago</w:t>
+            </w:r>
+          </w:p>
+        </w:tc>
+        <w:tc>
+          <w:tcPr>
+            <w:tcW w:type="dxa" w:w="1587"/>
+            <w:tcBorders>
+              <w:top w:val="nil"/>
+              <w:left w:val="nil"/>
+              <w:bottom w:val="single" w:sz="8" w:color="12355B" w:space="0"/>
+              <w:right w:val="nil"/>
+            </w:tcBorders>
+          </w:tcPr>
+          <w:p>
+            <w:pPr>
+              <w:spacing w:before="0" w:after="0"/>
+              <w:jc w:val="right"/>
+            </w:pPr>
+            <w:r>
+              <w:rPr>
+                <w:b/>
+                <w:caps/>
+                <w:color w:val="667085"/>
+                <w:sz w:val="14"/>
+              </w:rPr>
+              <w:t>12-month change</w:t>
+            </w:r>
+          </w:p>
+        </w:tc>
+      </w:tr>
+      <w:tr>
+        <w:tc>
+          <w:tcPr>
+            <w:tcW w:type="dxa" w:w="3515"/>
+            <w:tcBorders>
+              <w:top w:val="nil"/>
+              <w:left w:val="nil"/>
+              <w:bottom w:val="single" w:sz="4" w:color="E6EAF0" w:space="0"/>
+              <w:right w:val="nil"/>
+            </w:tcBorders>
+          </w:tcPr>
+          <w:p>
+            <w:pPr>
+              <w:spacing w:before="0" w:after="0"/>
+            </w:pPr>
+            <w:r>
+              <w:rPr>
+                <w:b w:val="0"/>
+                <w:sz w:val="17"/>
+              </w:rPr>
+              <w:t>ECB deposit facility rate</w:t>
+            </w:r>
+          </w:p>
+        </w:tc>
+        <w:tc>
+          <w:tcPr>
+            <w:tcW w:type="dxa" w:w="1814"/>
+            <w:tcBorders>
+              <w:top w:val="nil"/>
+              <w:left w:val="nil"/>
+              <w:bottom w:val="single" w:sz="4" w:color="E6EAF0" w:space="0"/>
+              <w:right w:val="nil"/>
+            </w:tcBorders>
+          </w:tcPr>
+          <w:p>
+            <w:pPr>
+              <w:spacing w:before="0" w:after="0"/>
+              <w:jc w:val="right"/>
+            </w:pPr>
+            <w:r>
+              <w:rPr>
+                <w:b w:val="0"/>
+                <w:sz w:val="17"/>
+              </w:rPr>
+              <w:t>2.50% (2026-09)</w:t>
+            </w:r>
+          </w:p>
+        </w:tc>
+        <w:tc>
+          <w:tcPr>
+            <w:tcW w:type="dxa" w:w="1361"/>
+            <w:tcBorders>
+              <w:top w:val="nil"/>
+              <w:left w:val="nil"/>
+              <w:bottom w:val="single" w:sz="4" w:color="E6EAF0" w:space="0"/>
+              <w:right w:val="nil"/>
+            </w:tcBorders>
+          </w:tcPr>
+          <w:p>
+            <w:pPr>
+              <w:spacing w:before="0" w:after="0"/>
+              <w:jc w:val="right"/>
+            </w:pPr>
+            <w:r>
+              <w:rPr>
+                <w:b w:val="0"/>
+                <w:sz w:val="17"/>
+              </w:rPr>
+              <w:t>2.25%</w:t>
+            </w:r>
+          </w:p>
+        </w:tc>
+        <w:tc>
+          <w:tcPr>
+            <w:tcW w:type="dxa" w:w="1361"/>
+            <w:tcBorders>
+              <w:top w:val="nil"/>
+              <w:left w:val="nil"/>
+              <w:bottom w:val="single" w:sz="4" w:color="E6EAF0" w:space="0"/>
+              <w:right w:val="nil"/>
+            </w:tcBorders>
+          </w:tcPr>
+          <w:p>
+            <w:pPr>
+              <w:spacing w:before="0" w:after="0"/>
+              <w:jc w:val="right"/>
+            </w:pPr>
+            <w:r>
+              <w:rPr>
+                <w:b w:val="0"/>
+                <w:sz w:val="17"/>
+              </w:rPr>
+              <w:t>–</w:t>
+            </w:r>
+          </w:p>
+        </w:tc>
+        <w:tc>
+          <w:tcPr>
+            <w:tcW w:type="dxa" w:w="1587"/>
+            <w:tcBorders>
+              <w:top w:val="nil"/>
+              <w:left w:val="nil"/>
+              <w:bottom w:val="single" w:sz="4" w:color="E6EAF0" w:space="0"/>
+              <w:right w:val="nil"/>
+            </w:tcBorders>
+          </w:tcPr>
+          <w:p>
+            <w:pPr>
+              <w:spacing w:before="0" w:after="0"/>
+              <w:jc w:val="right"/>
+            </w:pPr>
+            <w:r>
+              <w:rPr>
+                <w:b w:val="0"/>
+                <w:sz w:val="17"/>
+              </w:rPr>
+              <w:t>–</w:t>
+            </w:r>
+          </w:p>
+        </w:tc>
+      </w:tr>
+      <w:tr>
+        <w:tc>
+          <w:tcPr>
+            <w:tcW w:type="dxa" w:w="3515"/>
+            <w:tcBorders>
+              <w:top w:val="nil"/>
+              <w:left w:val="nil"/>
+              <w:bottom w:val="single" w:sz="4" w:color="E6EAF0" w:space="0"/>
+              <w:right w:val="nil"/>
+            </w:tcBorders>
+          </w:tcPr>
+          <w:p>
+            <w:pPr>
+              <w:spacing w:before="0" w:after="0"/>
+            </w:pPr>
+            <w:r>
+              <w:rPr>
+                <w:b w:val="0"/>
+                <w:sz w:val="17"/>
+              </w:rPr>
+              <w:t>3-month Euribor</w:t>
+            </w:r>
+          </w:p>
+        </w:tc>
+        <w:tc>
+          <w:tcPr>
+            <w:tcW w:type="dxa" w:w="1814"/>
+            <w:tcBorders>
+              <w:top w:val="nil"/>
+              <w:left w:val="nil"/>
+              <w:bottom w:val="single" w:sz="4" w:color="E6EAF0" w:space="0"/>
+              <w:right w:val="nil"/>
+            </w:tcBorders>
+          </w:tcPr>
+          <w:p>
+            <w:pPr>
+              <w:spacing w:before="0" w:after="0"/>
+              <w:jc w:val="right"/>
+            </w:pPr>
+            <w:r>
+              <w:rPr>
+                <w:b w:val="0"/>
+                <w:sz w:val="17"/>
+              </w:rPr>
+              <w:t>2.64% (2026-09)</w:t>
+            </w:r>
+          </w:p>
+        </w:tc>
+        <w:tc>
+          <w:tcPr>
+            <w:tcW w:type="dxa" w:w="1361"/>
+            <w:tcBorders>
+              <w:top w:val="nil"/>
+              <w:left w:val="nil"/>
+              <w:bottom w:val="single" w:sz="4" w:color="E6EAF0" w:space="0"/>
+              <w:right w:val="nil"/>
+            </w:tcBorders>
+          </w:tcPr>
+          <w:p>
+            <w:pPr>
+              <w:spacing w:before="0" w:after="0"/>
+              <w:jc w:val="right"/>
+            </w:pPr>
+            <w:r>
+              <w:rPr>
+                <w:b w:val="0"/>
+                <w:sz w:val="17"/>
+              </w:rPr>
+              <w:t>2.34%</w:t>
+            </w:r>
+          </w:p>
+        </w:tc>
+        <w:tc>
+          <w:tcPr>
+            <w:tcW w:type="dxa" w:w="1361"/>
+            <w:tcBorders>
+              <w:top w:val="nil"/>
+              <w:left w:val="nil"/>
+              <w:bottom w:val="single" w:sz="4" w:color="E6EAF0" w:space="0"/>
+              <w:right w:val="nil"/>
+            </w:tcBorders>
+          </w:tcPr>
+          <w:p>
+            <w:pPr>
+              <w:spacing w:before="0" w:after="0"/>
+              <w:jc w:val="right"/>
+            </w:pPr>
+            <w:r>
+              <w:rPr>
+                <w:b w:val="0"/>
+                <w:sz w:val="17"/>
+              </w:rPr>
+              <w:t>2.03%</w:t>
+            </w:r>
+          </w:p>
+        </w:tc>
+        <w:tc>
+          <w:tcPr>
+            <w:tcW w:type="dxa" w:w="1587"/>
+            <w:tcBorders>
+              <w:top w:val="nil"/>
+              <w:left w:val="nil"/>
+              <w:bottom w:val="single" w:sz="4" w:color="E6EAF0" w:space="0"/>
+              <w:right w:val="nil"/>
+            </w:tcBorders>
+          </w:tcPr>
+          <w:p>
+            <w:pPr>
+              <w:spacing w:before="0" w:after="0"/>
+              <w:jc w:val="right"/>
+            </w:pPr>
+            <w:r>
+              <w:rPr>
+                <w:b w:val="0"/>
+                <w:sz w:val="17"/>
+              </w:rPr>
+              <w:t>▲ 0.61 p. p.</w:t>
+            </w:r>
+          </w:p>
+        </w:tc>
+      </w:tr>
+      <w:tr>
+        <w:tc>
+          <w:tcPr>
+            <w:tcW w:type="dxa" w:w="3515"/>
+            <w:tcBorders>
+              <w:top w:val="nil"/>
+              <w:left w:val="nil"/>
+              <w:bottom w:val="single" w:sz="4" w:color="E6EAF0" w:space="0"/>
+              <w:right w:val="nil"/>
+            </w:tcBorders>
+          </w:tcPr>
+          <w:p>
+            <w:pPr>
+              <w:spacing w:before="0" w:after="0"/>
+            </w:pPr>
+            <w:r>
+              <w:rPr>
+                <w:b w:val="0"/>
+                <w:sz w:val="17"/>
+              </w:rPr>
+              <w:t>6-month Euribor</w:t>
+            </w:r>
+          </w:p>
+        </w:tc>
+        <w:tc>
+          <w:tcPr>
+            <w:tcW w:type="dxa" w:w="1814"/>
+            <w:tcBorders>
+              <w:top w:val="nil"/>
+              <w:left w:val="nil"/>
+              <w:bottom w:val="single" w:sz="4" w:color="E6EAF0" w:space="0"/>
+              <w:right w:val="nil"/>
+            </w:tcBorders>
+          </w:tcPr>
+          <w:p>
+            <w:pPr>
+              <w:spacing w:before="0" w:after="0"/>
+              <w:jc w:val="right"/>
+            </w:pPr>
+            <w:r>
+              <w:rPr>
+                <w:b w:val="0"/>
+                <w:sz w:val="17"/>
+              </w:rPr>
+              <w:t>2.92% (2026-09)</w:t>
+            </w:r>
+          </w:p>
+        </w:tc>
+        <w:tc>
+          <w:tcPr>
+            <w:tcW w:type="dxa" w:w="1361"/>
+            <w:tcBorders>
+              <w:top w:val="nil"/>
+              <w:left w:val="nil"/>
+              <w:bottom w:val="single" w:sz="4" w:color="E6EAF0" w:space="0"/>
+              <w:right w:val="nil"/>
+            </w:tcBorders>
+          </w:tcPr>
+          <w:p>
+            <w:pPr>
+              <w:spacing w:before="0" w:after="0"/>
+              <w:jc w:val="right"/>
+            </w:pPr>
+            <w:r>
+              <w:rPr>
+                <w:b w:val="0"/>
+                <w:sz w:val="17"/>
+              </w:rPr>
+              <w:t>2.60%</w:t>
+            </w:r>
+          </w:p>
+        </w:tc>
+        <w:tc>
+          <w:tcPr>
+            <w:tcW w:type="dxa" w:w="1361"/>
+            <w:tcBorders>
+              <w:top w:val="nil"/>
+              <w:left w:val="nil"/>
+              <w:bottom w:val="single" w:sz="4" w:color="E6EAF0" w:space="0"/>
+              <w:right w:val="nil"/>
+            </w:tcBorders>
+          </w:tcPr>
+          <w:p>
+            <w:pPr>
+              <w:spacing w:before="0" w:after="0"/>
+              <w:jc w:val="right"/>
+            </w:pPr>
+            <w:r>
+              <w:rPr>
+                <w:b w:val="0"/>
+                <w:sz w:val="17"/>
+              </w:rPr>
+              <w:t>2.10%</w:t>
+            </w:r>
+          </w:p>
+        </w:tc>
+        <w:tc>
+          <w:tcPr>
+            <w:tcW w:type="dxa" w:w="1587"/>
+            <w:tcBorders>
+              <w:top w:val="nil"/>
+              <w:left w:val="nil"/>
+              <w:bottom w:val="single" w:sz="4" w:color="E6EAF0" w:space="0"/>
+              <w:right w:val="nil"/>
+            </w:tcBorders>
+          </w:tcPr>
+          <w:p>
+            <w:pPr>
+              <w:spacing w:before="0" w:after="0"/>
+              <w:jc w:val="right"/>
+            </w:pPr>
+            <w:r>
+              <w:rPr>
+                <w:b w:val="0"/>
+                <w:sz w:val="17"/>
+              </w:rPr>
+              <w:t>▲ 0.82 p. p.</w:t>
+            </w:r>
+          </w:p>
+        </w:tc>
+      </w:tr>
+      <w:tr>
+        <w:tc>
+          <w:tcPr>
+            <w:tcW w:type="dxa" w:w="3515"/>
+            <w:tcBorders>
+              <w:top w:val="nil"/>
+              <w:left w:val="nil"/>
+              <w:bottom w:val="single" w:sz="4" w:color="E6EAF0" w:space="0"/>
+              <w:right w:val="nil"/>
+            </w:tcBorders>
+          </w:tcPr>
+          <w:p>
+            <w:pPr>
+              <w:spacing w:before="0" w:after="0"/>
+            </w:pPr>
+            <w:r>
+              <w:rPr>
+                <w:b w:val="0"/>
+                <w:sz w:val="17"/>
+              </w:rPr>
+              <w:t>12-month Euribor</w:t>
+            </w:r>
+          </w:p>
+        </w:tc>
+        <w:tc>
+          <w:tcPr>
+            <w:tcW w:type="dxa" w:w="1814"/>
+            <w:tcBorders>
+              <w:top w:val="nil"/>
+              <w:left w:val="nil"/>
+              <w:bottom w:val="single" w:sz="4" w:color="E6EAF0" w:space="0"/>
+              <w:right w:val="nil"/>
+            </w:tcBorders>
+          </w:tcPr>
+          <w:p>
+            <w:pPr>
+              <w:spacing w:before="0" w:after="0"/>
+              <w:jc w:val="right"/>
+            </w:pPr>
+            <w:r>
+              <w:rPr>
+                <w:b w:val="0"/>
+                <w:sz w:val="17"/>
+              </w:rPr>
+              <w:t>3.25% (2026-09)</w:t>
+            </w:r>
+          </w:p>
+        </w:tc>
+        <w:tc>
+          <w:tcPr>
+            <w:tcW w:type="dxa" w:w="1361"/>
+            <w:tcBorders>
+              <w:top w:val="nil"/>
+              <w:left w:val="nil"/>
+              <w:bottom w:val="single" w:sz="4" w:color="E6EAF0" w:space="0"/>
+              <w:right w:val="nil"/>
+            </w:tcBorders>
+          </w:tcPr>
+          <w:p>
+            <w:pPr>
+              <w:spacing w:before="0" w:after="0"/>
+              <w:jc w:val="right"/>
+            </w:pPr>
+            <w:r>
+              <w:rPr>
+                <w:b w:val="0"/>
+                <w:sz w:val="17"/>
+              </w:rPr>
+              <w:t>2.80%</w:t>
+            </w:r>
+          </w:p>
+        </w:tc>
+        <w:tc>
+          <w:tcPr>
+            <w:tcW w:type="dxa" w:w="1361"/>
+            <w:tcBorders>
+              <w:top w:val="nil"/>
+              <w:left w:val="nil"/>
+              <w:bottom w:val="single" w:sz="4" w:color="E6EAF0" w:space="0"/>
+              <w:right w:val="nil"/>
+            </w:tcBorders>
+          </w:tcPr>
+          <w:p>
+            <w:pPr>
+              <w:spacing w:before="0" w:after="0"/>
+              <w:jc w:val="right"/>
+            </w:pPr>
+            <w:r>
+              <w:rPr>
+                <w:b w:val="0"/>
+                <w:sz w:val="17"/>
+              </w:rPr>
+              <w:t>2.17%</w:t>
+            </w:r>
+          </w:p>
+        </w:tc>
+        <w:tc>
+          <w:tcPr>
+            <w:tcW w:type="dxa" w:w="1587"/>
+            <w:tcBorders>
+              <w:top w:val="nil"/>
+              <w:left w:val="nil"/>
+              <w:bottom w:val="single" w:sz="4" w:color="E6EAF0" w:space="0"/>
+              <w:right w:val="nil"/>
+            </w:tcBorders>
+          </w:tcPr>
+          <w:p>
+            <w:pPr>
+              <w:spacing w:before="0" w:after="0"/>
+              <w:jc w:val="right"/>
+            </w:pPr>
+            <w:r>
+              <w:rPr>
+                <w:b w:val="0"/>
+                <w:sz w:val="17"/>
+              </w:rPr>
+              <w:t>▲ 1.08 p. p.</w:t>
+            </w:r>
+          </w:p>
+        </w:tc>
+      </w:tr>
+      <w:tr>
+        <w:tc>
+          <w:tcPr>
+            <w:tcW w:type="dxa" w:w="3515"/>
+            <w:tcBorders>
+              <w:top w:val="nil"/>
+              <w:left w:val="nil"/>
+              <w:bottom w:val="single" w:sz="4" w:color="E6EAF0" w:space="0"/>
+              <w:right w:val="nil"/>
+            </w:tcBorders>
+          </w:tcPr>
+          <w:p>
+            <w:pPr>
+              <w:spacing w:before="0" w:after="0"/>
+            </w:pPr>
+            <w:r>
+              <w:rPr>
+                <w:b w:val="0"/>
+                <w:sz w:val="17"/>
+              </w:rPr>
+              <w:t>Euro area AAA government 10-year yield</w:t>
+            </w:r>
+          </w:p>
+        </w:tc>
+        <w:tc>
+          <w:tcPr>
+            <w:tcW w:type="dxa" w:w="1814"/>
+            <w:tcBorders>
+              <w:top w:val="nil"/>
+              <w:left w:val="nil"/>
+              <w:bottom w:val="single" w:sz="4" w:color="E6EAF0" w:space="0"/>
+              <w:right w:val="nil"/>
+            </w:tcBorders>
+          </w:tcPr>
+          <w:p>
+            <w:pPr>
+              <w:spacing w:before="0" w:after="0"/>
+              <w:jc w:val="right"/>
+            </w:pPr>
+            <w:r>
+              <w:rPr>
+                <w:b w:val="0"/>
+                <w:sz w:val="17"/>
+              </w:rPr>
+              <w:t>3.43% (2026-10)</w:t>
+            </w:r>
+          </w:p>
+        </w:tc>
+        <w:tc>
+          <w:tcPr>
+            <w:tcW w:type="dxa" w:w="1361"/>
+            <w:tcBorders>
+              <w:top w:val="nil"/>
+              <w:left w:val="nil"/>
+              <w:bottom w:val="single" w:sz="4" w:color="E6EAF0" w:space="0"/>
+              <w:right w:val="nil"/>
+            </w:tcBorders>
+          </w:tcPr>
+          <w:p>
+            <w:pPr>
+              <w:spacing w:before="0" w:after="0"/>
+              <w:jc w:val="right"/>
+            </w:pPr>
+            <w:r>
+              <w:rPr>
+                <w:b w:val="0"/>
+                <w:sz w:val="17"/>
+              </w:rPr>
+              <w:t>3.23%</w:t>
+            </w:r>
+          </w:p>
+        </w:tc>
+        <w:tc>
+          <w:tcPr>
+            <w:tcW w:type="dxa" w:w="1361"/>
+            <w:tcBorders>
+              <w:top w:val="nil"/>
+              <w:left w:val="nil"/>
+              <w:bottom w:val="single" w:sz="4" w:color="E6EAF0" w:space="0"/>
+              <w:right w:val="nil"/>
+            </w:tcBorders>
+          </w:tcPr>
+          <w:p>
+            <w:pPr>
+              <w:spacing w:before="0" w:after="0"/>
+              <w:jc w:val="right"/>
+            </w:pPr>
+            <w:r>
+              <w:rPr>
+                <w:b w:val="0"/>
+                <w:sz w:val="17"/>
+              </w:rPr>
+              <w:t>2.72%</w:t>
+            </w:r>
+          </w:p>
+        </w:tc>
+        <w:tc>
+          <w:tcPr>
+            <w:tcW w:type="dxa" w:w="1587"/>
+            <w:tcBorders>
+              <w:top w:val="nil"/>
+              <w:left w:val="nil"/>
+              <w:bottom w:val="single" w:sz="4" w:color="E6EAF0" w:space="0"/>
+              <w:right w:val="nil"/>
+            </w:tcBorders>
+          </w:tcPr>
+          <w:p>
+            <w:pPr>
+              <w:spacing w:before="0" w:after="0"/>
+              <w:jc w:val="right"/>
+            </w:pPr>
+            <w:r>
+              <w:rPr>
+                <w:b w:val="0"/>
+                <w:sz w:val="17"/>
+              </w:rPr>
+              <w:t>▲ 0.71 p. p.</w:t>
+            </w:r>
+          </w:p>
+        </w:tc>
+      </w:tr>
+      <w:tr>
+        <w:tc>
+          <w:tcPr>
+            <w:tcW w:type="dxa" w:w="3515"/>
+            <w:tcBorders>
+              <w:top w:val="nil"/>
+              <w:left w:val="nil"/>
+              <w:bottom w:val="single" w:sz="4" w:color="E6EAF0" w:space="0"/>
+              <w:right w:val="nil"/>
+            </w:tcBorders>
+          </w:tcPr>
+          <w:p>
+            <w:pPr>
+              <w:spacing w:before="0" w:after="0"/>
+            </w:pPr>
+            <w:r>
+              <w:rPr>
+                <w:b w:val="0"/>
+                <w:sz w:val="17"/>
+              </w:rPr>
+              <w:t>Euro area inflation (HICP, annual)</w:t>
+            </w:r>
+          </w:p>
+        </w:tc>
+        <w:tc>
+          <w:tcPr>
+            <w:tcW w:type="dxa" w:w="1814"/>
+            <w:tcBorders>
+              <w:top w:val="nil"/>
+              <w:left w:val="nil"/>
+              <w:bottom w:val="single" w:sz="4" w:color="E6EAF0" w:space="0"/>
+              <w:right w:val="nil"/>
+            </w:tcBorders>
+          </w:tcPr>
+          <w:p>
+            <w:pPr>
+              <w:spacing w:before="0" w:after="0"/>
+              <w:jc w:val="right"/>
+            </w:pPr>
+            <w:r>
+              <w:rPr>
+                <w:b w:val="0"/>
+                <w:sz w:val="17"/>
+              </w:rPr>
+              <w:t>1.90% (2025-12)</w:t>
+            </w:r>
+          </w:p>
+        </w:tc>
+        <w:tc>
+          <w:tcPr>
+            <w:tcW w:type="dxa" w:w="1361"/>
+            <w:tcBorders>
+              <w:top w:val="nil"/>
+              <w:left w:val="nil"/>
+              <w:bottom w:val="single" w:sz="4" w:color="E6EAF0" w:space="0"/>
+              <w:right w:val="nil"/>
+            </w:tcBorders>
+          </w:tcPr>
+          <w:p>
+            <w:pPr>
+              <w:spacing w:before="0" w:after="0"/>
+              <w:jc w:val="right"/>
+            </w:pPr>
+            <w:r>
+              <w:rPr>
+                <w:b w:val="0"/>
+                <w:sz w:val="17"/>
+              </w:rPr>
+              <w:t>2.20%</w:t>
+            </w:r>
+          </w:p>
+        </w:tc>
+        <w:tc>
+          <w:tcPr>
+            <w:tcW w:type="dxa" w:w="1361"/>
+            <w:tcBorders>
+              <w:top w:val="nil"/>
+              <w:left w:val="nil"/>
+              <w:bottom w:val="single" w:sz="4" w:color="E6EAF0" w:space="0"/>
+              <w:right w:val="nil"/>
+            </w:tcBorders>
+          </w:tcPr>
+          <w:p>
+            <w:pPr>
+              <w:spacing w:before="0" w:after="0"/>
+              <w:jc w:val="right"/>
+            </w:pPr>
+            <w:r>
+              <w:rPr>
+                <w:b w:val="0"/>
+                <w:sz w:val="17"/>
+              </w:rPr>
+              <w:t>2.40%</w:t>
+            </w:r>
+          </w:p>
+        </w:tc>
+        <w:tc>
+          <w:tcPr>
+            <w:tcW w:type="dxa" w:w="1587"/>
+            <w:tcBorders>
+              <w:top w:val="nil"/>
+              <w:left w:val="nil"/>
+              <w:bottom w:val="single" w:sz="4" w:color="E6EAF0" w:space="0"/>
+              <w:right w:val="nil"/>
+            </w:tcBorders>
+          </w:tcPr>
+          <w:p>
+            <w:pPr>
+              <w:spacing w:before="0" w:after="0"/>
+              <w:jc w:val="right"/>
+            </w:pPr>
+            <w:r>
+              <w:rPr>
+                <w:b w:val="0"/>
+                <w:sz w:val="17"/>
+              </w:rPr>
+              <w:t>▼ 0.50 p. p.</w:t>
+            </w:r>
+          </w:p>
+        </w:tc>
+      </w:tr>
+    </w:tbl>
+    <w:p>
+      <w:pPr>
+        <w:spacing w:before="0" w:after="40"/>
+      </w:pPr>
+    </w:p>
+    <w:p>
+      <w:pPr>
+        <w:spacing w:before="40" w:after="60"/>
+      </w:pPr>
+      <w:r>
+        <w:rPr>
+          <w:b w:val="0"/>
+          <w:color w:val="667085"/>
+          <w:sz w:val="16"/>
+        </w:rPr>
+        <w:t>Euro area rates and inflation (ECB data, end-of-month value; Euribor and inflation – monthly average). Relevant for floating-rate and reset bonds and refinancing costs.</w:t>
+      </w:r>
+    </w:p>
+    <w:p>
+      <w:pPr>
+        <w:keepNext/>
+        <w:pBdr>
+          <w:bottom w:val="single" w:sz="8" w:color="12355B" w:space="4"/>
         </w:pBdr>
         <w:tabs>
           <w:tab w:pos="482" w:val="left"/>
@@ -6360,7 +7709,7 @@
       <w:r>
         <w:rPr>
           <w:b/>
-          <w:color w:val="1F4E79"/>
+          <w:color w:val="12355B"/>
           <w:sz w:val="28"/>
         </w:rPr>
         <w:t>In the press</w:t>
@@ -6373,7 +7722,7 @@
       <w:r>
         <w:rPr>
           <w:b w:val="0"/>
-          <w:color w:val="5F6B7A"/>
+          <w:color w:val="667085"/>
           <w:sz w:val="18"/>
         </w:rPr>
         <w:t>Automatic news scan (Google News, EE), 2026-07-24 – 2026-10-22: 11 articles.</w:t>
@@ -6422,7 +7771,7 @@
             <w:r>
               <w:rPr>
                 <w:b w:val="0"/>
-                <w:color w:val="1A1A1A"/>
+                <w:color w:val="1B2430"/>
                 <w:sz w:val="17"/>
               </w:rPr>
               <w:t>2026-10-05</w:t>
@@ -6451,174 +7800,6 @@
                 <w:shd w:val="clear" w:color="auto" w:fill="F0F2F5"/>
               </w:rPr>
               <w:t xml:space="preserve"> MANAGEMENT </w:t>
-            </w:r>
-          </w:p>
-        </w:tc>
-        <w:tc>
-          <w:tcPr>
-            <w:tcW w:type="dxa" w:w="7257"/>
-            <w:tcBorders>
-              <w:top w:val="nil"/>
-              <w:left w:val="nil"/>
-              <w:bottom w:val="single" w:sz="4" w:color="E3E8EE" w:space="0"/>
-              <w:right w:val="nil"/>
-            </w:tcBorders>
-          </w:tcPr>
-          <w:p>
-            <w:pPr>
-              <w:spacing w:before="0" w:after="0"/>
-            </w:pPr>
-            <w:hyperlink r:id="rId33">
-              <w:r>
-                <w:rPr>
-                  <w:color w:val="1A1A1A"/>
-                  <w:sz w:val="18"/>
-                </w:rPr>
-                <w:t xml:space="preserve">INTERVJUU ⟩ Coop Panga juht: me oleme rõõmsad LHVst tulevate töötajate ja klientide üle</w:t>
-              </w:r>
-            </w:hyperlink>
-            <w:r>
-              <w:rPr>
-                <w:b w:val="0"/>
-                <w:color w:val="5F6B7A"/>
-                <w:sz w:val="15"/>
-              </w:rPr>
-              <w:t xml:space="preserve">   Majandus</w:t>
-            </w:r>
-          </w:p>
-        </w:tc>
-      </w:tr>
-      <w:tr>
-        <w:tc>
-          <w:tcPr>
-            <w:tcW w:type="dxa" w:w="1020"/>
-            <w:tcBorders>
-              <w:top w:val="nil"/>
-              <w:left w:val="nil"/>
-              <w:bottom w:val="single" w:sz="4" w:color="E3E8EE" w:space="0"/>
-              <w:right w:val="nil"/>
-            </w:tcBorders>
-          </w:tcPr>
-          <w:p>
-            <w:pPr>
-              <w:spacing w:before="0" w:after="0"/>
-            </w:pPr>
-            <w:r>
-              <w:rPr>
-                <w:b w:val="0"/>
-                <w:color w:val="1A1A1A"/>
-                <w:sz w:val="17"/>
-              </w:rPr>
-              <w:t>2026-09-23</w:t>
-            </w:r>
-          </w:p>
-        </w:tc>
-        <w:tc>
-          <w:tcPr>
-            <w:tcW w:type="dxa" w:w="1361"/>
-            <w:tcBorders>
-              <w:top w:val="nil"/>
-              <w:left w:val="nil"/>
-              <w:bottom w:val="single" w:sz="4" w:color="E3E8EE" w:space="0"/>
-              <w:right w:val="nil"/>
-            </w:tcBorders>
-          </w:tcPr>
-          <w:p>
-            <w:pPr>
-              <w:spacing w:before="0" w:after="0"/>
-            </w:pPr>
-            <w:r>
-              <w:rPr>
-                <w:b/>
-                <w:color w:val="5F6B7A"/>
-                <w:sz w:val="14"/>
-                <w:shd w:val="clear" w:color="auto" w:fill="F0F2F5"/>
-              </w:rPr>
-              <w:t xml:space="preserve"> MANAGEMENT </w:t>
-            </w:r>
-          </w:p>
-        </w:tc>
-        <w:tc>
-          <w:tcPr>
-            <w:tcW w:type="dxa" w:w="7257"/>
-            <w:tcBorders>
-              <w:top w:val="nil"/>
-              <w:left w:val="nil"/>
-              <w:bottom w:val="single" w:sz="4" w:color="E3E8EE" w:space="0"/>
-              <w:right w:val="nil"/>
-            </w:tcBorders>
-          </w:tcPr>
-          <w:p>
-            <w:pPr>
-              <w:spacing w:before="0" w:after="0"/>
-            </w:pPr>
-            <w:hyperlink r:id="rId34">
-              <w:r>
-                <w:rPr>
-                  <w:color w:val="1A1A1A"/>
-                  <w:sz w:val="18"/>
-                </w:rPr>
-                <w:t xml:space="preserve">LHV juhatuse liige: ettevõtjad mängivad ellujäämise mängu. “Ärge kartke Rain Lõhmust!”</w:t>
-              </w:r>
-            </w:hyperlink>
-            <w:r>
-              <w:rPr>
-                <w:b w:val="0"/>
-                <w:color w:val="5F6B7A"/>
-                <w:sz w:val="15"/>
-              </w:rPr>
-              <w:t xml:space="preserve">   Äripäev</w:t>
-            </w:r>
-          </w:p>
-        </w:tc>
-      </w:tr>
-      <w:tr>
-        <w:tc>
-          <w:tcPr>
-            <w:tcW w:type="dxa" w:w="1020"/>
-            <w:tcBorders>
-              <w:top w:val="nil"/>
-              <w:left w:val="nil"/>
-              <w:bottom w:val="single" w:sz="4" w:color="E3E8EE" w:space="0"/>
-              <w:right w:val="nil"/>
-            </w:tcBorders>
-          </w:tcPr>
-          <w:p>
-            <w:pPr>
-              <w:spacing w:before="0" w:after="0"/>
-            </w:pPr>
-            <w:r>
-              <w:rPr>
-                <w:b w:val="0"/>
-                <w:color w:val="1A1A1A"/>
-                <w:sz w:val="17"/>
-              </w:rPr>
-              <w:t>2026-10-20</w:t>
-            </w:r>
-          </w:p>
-        </w:tc>
-        <w:tc>
-          <w:tcPr>
-            <w:tcW w:type="dxa" w:w="1361"/>
-            <w:tcBorders>
-              <w:top w:val="nil"/>
-              <w:left w:val="nil"/>
-              <w:bottom w:val="single" w:sz="4" w:color="E3E8EE" w:space="0"/>
-              <w:right w:val="nil"/>
-            </w:tcBorders>
-          </w:tcPr>
-          <w:p>
-            <w:pPr>
-              <w:spacing w:before="0" w:after="0"/>
-            </w:pPr>
-            <w:r>
-              <w:rPr>
-                <w:b/>
-                <w:color w:val="1F4E79"/>
-                <w:sz w:val="14"/>
-                <w:shd w:val="clear" w:color="auto" w:fill="EAF1F8"/>
-              </w:rPr>
-              <w:t xml:space="preserve"> RESULTS </w:t>
             </w:r>
           </w:p>
         </w:tc>
@@ -6639,19 +7820,19 @@
             <w:hyperlink r:id="rId35">
               <w:r>
                 <w:rPr>
-                  <w:color w:val="1A1A1A"/>
+                  <w:color w:val="1B2430"/>
                   <w:sz w:val="18"/>
                 </w:rPr>
-                <w:t xml:space="preserve">LHV Groupi 2026. aasta III kvartali ja 9 kuu auditeerimata majandustulemused</w:t>
+                <w:t xml:space="preserve">INTERVJUU ⟩ Coop Panga juht: me oleme rõõmsad LHVst tulevate töötajate ja klientide üle</w:t>
               </w:r>
             </w:hyperlink>
             <w:r>
               <w:rPr>
                 <w:b w:val="0"/>
-                <w:color w:val="5F6B7A"/>
+                <w:color w:val="667085"/>
                 <w:sz w:val="15"/>
               </w:rPr>
-              <w:t xml:space="preserve">   GlobeNewswire  ·  2 more similar articles</w:t>
+              <w:t xml:space="preserve">   Majandus</w:t>
             </w:r>
           </w:p>
         </w:tc>
@@ -6674,10 +7855,10 @@
             <w:r>
               <w:rPr>
                 <w:b w:val="0"/>
-                <w:color w:val="1A1A1A"/>
+                <w:color w:val="1B2430"/>
                 <w:sz w:val="17"/>
               </w:rPr>
-              <w:t>2026-10-13</w:t>
+              <w:t>2026-09-23</w:t>
             </w:r>
           </w:p>
         </w:tc>
@@ -6698,11 +7879,11 @@
             <w:r>
               <w:rPr>
                 <w:b/>
-                <w:color w:val="1F4E79"/>
+                <w:color w:val="5F6B7A"/>
                 <w:sz w:val="14"/>
-                <w:shd w:val="clear" w:color="auto" w:fill="EAF1F8"/>
-              </w:rPr>
-              <w:t xml:space="preserve"> RESULTS </w:t>
+                <w:shd w:val="clear" w:color="auto" w:fill="F0F2F5"/>
+              </w:rPr>
+              <w:t xml:space="preserve"> MANAGEMENT </w:t>
             </w:r>
           </w:p>
         </w:tc>
@@ -6723,19 +7904,19 @@
             <w:hyperlink r:id="rId36">
               <w:r>
                 <w:rPr>
-                  <w:color w:val="1A1A1A"/>
+                  <w:color w:val="1B2430"/>
                   <w:sz w:val="18"/>
                 </w:rPr>
-                <w:t xml:space="preserve">AS LHV Group 2026. aasta III kvartali majandustulemuste tutvustamise veebiseminar</w:t>
+                <w:t xml:space="preserve">LHV juhatuse liige: ettevõtjad mängivad ellujäämise mängu. “Ärge kartke Rain Lõhmust!”</w:t>
               </w:r>
             </w:hyperlink>
             <w:r>
               <w:rPr>
                 <w:b w:val="0"/>
-                <w:color w:val="5F6B7A"/>
+                <w:color w:val="667085"/>
                 <w:sz w:val="15"/>
               </w:rPr>
-              <w:t xml:space="preserve">   GlobeNewswire  ·  1 more similar articles</w:t>
+              <w:t xml:space="preserve">   Äripäev</w:t>
             </w:r>
           </w:p>
         </w:tc>
@@ -6758,10 +7939,10 @@
             <w:r>
               <w:rPr>
                 <w:b w:val="0"/>
-                <w:color w:val="1A1A1A"/>
+                <w:color w:val="1B2430"/>
                 <w:sz w:val="17"/>
               </w:rPr>
-              <w:t>2026-10-22</w:t>
+              <w:t>2026-10-20</w:t>
             </w:r>
           </w:p>
         </w:tc>
@@ -6782,11 +7963,11 @@
             <w:r>
               <w:rPr>
                 <w:b/>
-                <w:color w:val="5F6B7A"/>
+                <w:color w:val="1F4E79"/>
                 <w:sz w:val="14"/>
-                <w:shd w:val="clear" w:color="auto" w:fill="F0F2F5"/>
-              </w:rPr>
-              <w:t xml:space="preserve"> OTHER </w:t>
+                <w:shd w:val="clear" w:color="auto" w:fill="EAF1F8"/>
+              </w:rPr>
+              <w:t xml:space="preserve"> RESULTS </w:t>
             </w:r>
           </w:p>
         </w:tc>
@@ -6807,19 +7988,19 @@
             <w:hyperlink r:id="rId37">
               <w:r>
                 <w:rPr>
-                  <w:color w:val="1A1A1A"/>
+                  <w:color w:val="1B2430"/>
                   <w:sz w:val="18"/>
                 </w:rPr>
-                <w:t xml:space="preserve">Kuhu investeeriti LHV Kasvukontoga III kvartalis 2026?</w:t>
+                <w:t xml:space="preserve">LHV Groupi 2026. aasta III kvartali ja 9 kuu auditeerimata majandustulemused</w:t>
               </w:r>
             </w:hyperlink>
             <w:r>
               <w:rPr>
                 <w:b w:val="0"/>
-                <w:color w:val="5F6B7A"/>
+                <w:color w:val="667085"/>
                 <w:sz w:val="15"/>
               </w:rPr>
-              <w:t xml:space="preserve">   LHV</w:t>
+              <w:t xml:space="preserve">   GlobeNewswire  ·  2 more similar articles</w:t>
             </w:r>
           </w:p>
         </w:tc>
@@ -6842,10 +8023,10 @@
             <w:r>
               <w:rPr>
                 <w:b w:val="0"/>
-                <w:color w:val="1A1A1A"/>
+                <w:color w:val="1B2430"/>
                 <w:sz w:val="17"/>
               </w:rPr>
-              <w:t>2026-10-20</w:t>
+              <w:t>2026-10-13</w:t>
             </w:r>
           </w:p>
         </w:tc>
@@ -6866,11 +8047,11 @@
             <w:r>
               <w:rPr>
                 <w:b/>
-                <w:color w:val="5F6B7A"/>
+                <w:color w:val="1F4E79"/>
                 <w:sz w:val="14"/>
-                <w:shd w:val="clear" w:color="auto" w:fill="F0F2F5"/>
-              </w:rPr>
-              <w:t xml:space="preserve"> OTHER </w:t>
+                <w:shd w:val="clear" w:color="auto" w:fill="EAF1F8"/>
+              </w:rPr>
+              <w:t xml:space="preserve"> RESULTS </w:t>
             </w:r>
           </w:p>
         </w:tc>
@@ -6891,19 +8072,19 @@
             <w:hyperlink r:id="rId38">
               <w:r>
                 <w:rPr>
-                  <w:color w:val="1A1A1A"/>
+                  <w:color w:val="1B2430"/>
                   <w:sz w:val="18"/>
                 </w:rPr>
-                <w:t xml:space="preserve">LHV Groupi 20. oktoobri investorkohtumise salvestus</w:t>
+                <w:t xml:space="preserve">AS LHV Group 2026. aasta III kvartali majandustulemuste tutvustamise veebiseminar</w:t>
               </w:r>
             </w:hyperlink>
             <w:r>
               <w:rPr>
                 <w:b w:val="0"/>
-                <w:color w:val="5F6B7A"/>
+                <w:color w:val="667085"/>
                 <w:sz w:val="15"/>
               </w:rPr>
-              <w:t xml:space="preserve">   GlobeNewswire</w:t>
+              <w:t xml:space="preserve">   GlobeNewswire  ·  1 more similar articles</w:t>
             </w:r>
           </w:p>
         </w:tc>
@@ -6926,10 +8107,10 @@
             <w:r>
               <w:rPr>
                 <w:b w:val="0"/>
-                <w:color w:val="1A1A1A"/>
+                <w:color w:val="1B2430"/>
                 <w:sz w:val="17"/>
               </w:rPr>
-              <w:t>2026-10-12</w:t>
+              <w:t>2026-10-22</w:t>
             </w:r>
           </w:p>
         </w:tc>
@@ -6975,19 +8156,19 @@
             <w:hyperlink r:id="rId39">
               <w:r>
                 <w:rPr>
-                  <w:color w:val="1A1A1A"/>
+                  <w:color w:val="1B2430"/>
                   <w:sz w:val="18"/>
                 </w:rPr>
-                <w:t xml:space="preserve">LHV Bank Limited tegevjuhiks nimetati Damian Thompson</w:t>
+                <w:t xml:space="preserve">Kuhu investeeriti LHV Kasvukontoga III kvartalis 2026?</w:t>
               </w:r>
             </w:hyperlink>
             <w:r>
               <w:rPr>
                 <w:b w:val="0"/>
-                <w:color w:val="5F6B7A"/>
+                <w:color w:val="667085"/>
                 <w:sz w:val="15"/>
               </w:rPr>
-              <w:t xml:space="preserve">   GlobeNewswire</w:t>
+              <w:t xml:space="preserve">   LHV</w:t>
             </w:r>
           </w:p>
         </w:tc>
@@ -7010,10 +8191,10 @@
             <w:r>
               <w:rPr>
                 <w:b w:val="0"/>
-                <w:color w:val="1A1A1A"/>
+                <w:color w:val="1B2430"/>
                 <w:sz w:val="17"/>
               </w:rPr>
-              <w:t>2026-10-01</w:t>
+              <w:t>2026-10-20</w:t>
             </w:r>
           </w:p>
         </w:tc>
@@ -7059,7 +8240,175 @@
             <w:hyperlink r:id="rId40">
               <w:r>
                 <w:rPr>
-                  <w:color w:val="1A1A1A"/>
+                  <w:color w:val="1B2430"/>
+                  <w:sz w:val="18"/>
+                </w:rPr>
+                <w:t xml:space="preserve">LHV Groupi 20. oktoobri investorkohtumise salvestus</w:t>
+              </w:r>
+            </w:hyperlink>
+            <w:r>
+              <w:rPr>
+                <w:b w:val="0"/>
+                <w:color w:val="667085"/>
+                <w:sz w:val="15"/>
+              </w:rPr>
+              <w:t xml:space="preserve">   GlobeNewswire</w:t>
+            </w:r>
+          </w:p>
+        </w:tc>
+      </w:tr>
+      <w:tr>
+        <w:tc>
+          <w:tcPr>
+            <w:tcW w:type="dxa" w:w="1020"/>
+            <w:tcBorders>
+              <w:top w:val="nil"/>
+              <w:left w:val="nil"/>
+              <w:bottom w:val="single" w:sz="4" w:color="E3E8EE" w:space="0"/>
+              <w:right w:val="nil"/>
+            </w:tcBorders>
+          </w:tcPr>
+          <w:p>
+            <w:pPr>
+              <w:spacing w:before="0" w:after="0"/>
+            </w:pPr>
+            <w:r>
+              <w:rPr>
+                <w:b w:val="0"/>
+                <w:color w:val="1B2430"/>
+                <w:sz w:val="17"/>
+              </w:rPr>
+              <w:t>2026-10-12</w:t>
+            </w:r>
+          </w:p>
+        </w:tc>
+        <w:tc>
+          <w:tcPr>
+            <w:tcW w:type="dxa" w:w="1361"/>
+            <w:tcBorders>
+              <w:top w:val="nil"/>
+              <w:left w:val="nil"/>
+              <w:bottom w:val="single" w:sz="4" w:color="E3E8EE" w:space="0"/>
+              <w:right w:val="nil"/>
+            </w:tcBorders>
+          </w:tcPr>
+          <w:p>
+            <w:pPr>
+              <w:spacing w:before="0" w:after="0"/>
+            </w:pPr>
+            <w:r>
+              <w:rPr>
+                <w:b/>
+                <w:color w:val="5F6B7A"/>
+                <w:sz w:val="14"/>
+                <w:shd w:val="clear" w:color="auto" w:fill="F0F2F5"/>
+              </w:rPr>
+              <w:t xml:space="preserve"> OTHER </w:t>
+            </w:r>
+          </w:p>
+        </w:tc>
+        <w:tc>
+          <w:tcPr>
+            <w:tcW w:type="dxa" w:w="7257"/>
+            <w:tcBorders>
+              <w:top w:val="nil"/>
+              <w:left w:val="nil"/>
+              <w:bottom w:val="single" w:sz="4" w:color="E3E8EE" w:space="0"/>
+              <w:right w:val="nil"/>
+            </w:tcBorders>
+          </w:tcPr>
+          <w:p>
+            <w:pPr>
+              <w:spacing w:before="0" w:after="0"/>
+            </w:pPr>
+            <w:hyperlink r:id="rId41">
+              <w:r>
+                <w:rPr>
+                  <w:color w:val="1B2430"/>
+                  <w:sz w:val="18"/>
+                </w:rPr>
+                <w:t xml:space="preserve">LHV Bank Limited tegevjuhiks nimetati Damian Thompson</w:t>
+              </w:r>
+            </w:hyperlink>
+            <w:r>
+              <w:rPr>
+                <w:b w:val="0"/>
+                <w:color w:val="667085"/>
+                <w:sz w:val="15"/>
+              </w:rPr>
+              <w:t xml:space="preserve">   GlobeNewswire</w:t>
+            </w:r>
+          </w:p>
+        </w:tc>
+      </w:tr>
+      <w:tr>
+        <w:tc>
+          <w:tcPr>
+            <w:tcW w:type="dxa" w:w="1020"/>
+            <w:tcBorders>
+              <w:top w:val="nil"/>
+              <w:left w:val="nil"/>
+              <w:bottom w:val="single" w:sz="4" w:color="E3E8EE" w:space="0"/>
+              <w:right w:val="nil"/>
+            </w:tcBorders>
+          </w:tcPr>
+          <w:p>
+            <w:pPr>
+              <w:spacing w:before="0" w:after="0"/>
+            </w:pPr>
+            <w:r>
+              <w:rPr>
+                <w:b w:val="0"/>
+                <w:color w:val="1B2430"/>
+                <w:sz w:val="17"/>
+              </w:rPr>
+              <w:t>2026-10-01</w:t>
+            </w:r>
+          </w:p>
+        </w:tc>
+        <w:tc>
+          <w:tcPr>
+            <w:tcW w:type="dxa" w:w="1361"/>
+            <w:tcBorders>
+              <w:top w:val="nil"/>
+              <w:left w:val="nil"/>
+              <w:bottom w:val="single" w:sz="4" w:color="E3E8EE" w:space="0"/>
+              <w:right w:val="nil"/>
+            </w:tcBorders>
+          </w:tcPr>
+          <w:p>
+            <w:pPr>
+              <w:spacing w:before="0" w:after="0"/>
+            </w:pPr>
+            <w:r>
+              <w:rPr>
+                <w:b/>
+                <w:color w:val="5F6B7A"/>
+                <w:sz w:val="14"/>
+                <w:shd w:val="clear" w:color="auto" w:fill="F0F2F5"/>
+              </w:rPr>
+              <w:t xml:space="preserve"> OTHER </w:t>
+            </w:r>
+          </w:p>
+        </w:tc>
+        <w:tc>
+          <w:tcPr>
+            <w:tcW w:type="dxa" w:w="7257"/>
+            <w:tcBorders>
+              <w:top w:val="nil"/>
+              <w:left w:val="nil"/>
+              <w:bottom w:val="single" w:sz="4" w:color="E3E8EE" w:space="0"/>
+              <w:right w:val="nil"/>
+            </w:tcBorders>
+          </w:tcPr>
+          <w:p>
+            <w:pPr>
+              <w:spacing w:before="0" w:after="0"/>
+            </w:pPr>
+            <w:hyperlink r:id="rId42">
+              <w:r>
+                <w:rPr>
+                  <w:color w:val="1B2430"/>
                   <w:sz w:val="18"/>
                 </w:rPr>
                 <w:t xml:space="preserve">Mis aktsiaid ostsid ja müüsid LHV kliendid septembris?</w:t>
@@ -7068,7 +8417,7 @@
             <w:r>
               <w:rPr>
                 <w:b w:val="0"/>
-                <w:color w:val="5F6B7A"/>
+                <w:color w:val="667085"/>
                 <w:sz w:val="15"/>
               </w:rPr>
               <w:t xml:space="preserve">   LHV Finantsportaal</w:t>
@@ -7086,7 +8435,7 @@
       <w:pPr>
         <w:keepNext/>
         <w:pBdr>
-          <w:bottom w:val="single" w:sz="8" w:color="1F4E79" w:space="4"/>
+          <w:bottom w:val="single" w:sz="8" w:color="12355B" w:space="4"/>
         </w:pBdr>
         <w:tabs>
           <w:tab w:pos="482" w:val="left"/>
@@ -7105,7 +8454,7 @@
       <w:r>
         <w:rPr>
           <w:b/>
-          <w:color w:val="1F4E79"/>
+          <w:color w:val="12355B"/>
           <w:sz w:val="28"/>
         </w:rPr>
         <w:t>ESG report</w:t>
@@ -7114,7 +8463,7 @@
     <w:p>
       <w:pPr>
         <w:keepNext/>
-        <w:shd w:val="clear" w:color="auto" w:fill="EAF1F8"/>
+        <w:shd w:val="clear" w:color="auto" w:fill="EEF3F8"/>
         <w:spacing w:before="200" w:after="80"/>
         <w:ind w:left="85"/>
       </w:pPr>
@@ -7122,7 +8471,7 @@
         <w:rPr>
           <w:b/>
           <w:caps/>
-          <w:color w:val="1F4E79"/>
+          <w:color w:val="12355B"/>
           <w:sz w:val="19"/>
         </w:rPr>
         <w:t>Exclusionary screening (companies)</w:t>
@@ -7195,7 +8544,7 @@
             <w:r>
               <w:rPr>
                 <w:b/>
-                <w:color w:val="1A1A1A"/>
+                <w:color w:val="1B2430"/>
                 <w:sz w:val="19"/>
               </w:rPr>
               <w:t>Yes, the company is not involved in excluded sectors: controversial and nuclear weapons, tobacco, gambling and restricted sectors in fossil fuel</w:t>
@@ -7212,7 +8561,7 @@
             <w:r>
               <w:rPr>
                 <w:b w:val="0"/>
-                <w:color w:val="5F6B7A"/>
+                <w:color w:val="667085"/>
                 <w:sz w:val="18"/>
               </w:rPr>
               <w:t>•</w:t>
@@ -7238,7 +8587,7 @@
             <w:r>
               <w:rPr>
                 <w:b w:val="0"/>
-                <w:color w:val="5F6B7A"/>
+                <w:color w:val="667085"/>
                 <w:sz w:val="18"/>
               </w:rPr>
               <w:t>•</w:t>
@@ -7252,14 +8601,14 @@
               </w:rPr>
               <w:t>It publishes a list of activities that go against its credit policy</w:t>
             </w:r>
-            <w:hyperlink r:id="rId41">
+            <w:hyperlink r:id="rId43">
               <w:r>
                 <w:rPr>
                   <w:color w:val="2A78D6"/>
                   <w:vertAlign w:val="superscript"/>
                   <w:sz w:val="15"/>
                 </w:rPr>
-                <w:t xml:space="preserve">31</w:t>
+                <w:t xml:space="preserve">33</w:t>
               </w:r>
             </w:hyperlink>
             <w:r>
@@ -7282,7 +8631,7 @@
             <w:r>
               <w:rPr>
                 <w:b w:val="0"/>
-                <w:color w:val="5F6B7A"/>
+                <w:color w:val="667085"/>
                 <w:sz w:val="18"/>
               </w:rPr>
               <w:t>•</w:t>
@@ -7296,14 +8645,14 @@
               </w:rPr>
               <w:t>The credit policy rules out lending to customers with clear evidence of human rights violations or serious environmental harm</w:t>
             </w:r>
-            <w:hyperlink r:id="rId42">
+            <w:hyperlink r:id="rId44">
               <w:r>
                 <w:rPr>
                   <w:color w:val="2A78D6"/>
                   <w:vertAlign w:val="superscript"/>
                   <w:sz w:val="15"/>
                 </w:rPr>
-                <w:t xml:space="preserve">32</w:t>
+                <w:t xml:space="preserve">34</w:t>
               </w:r>
             </w:hyperlink>
             <w:r>
@@ -7385,7 +8734,7 @@
             <w:r>
               <w:rPr>
                 <w:b/>
-                <w:color w:val="1A1A1A"/>
+                <w:color w:val="1B2430"/>
                 <w:sz w:val="19"/>
               </w:rPr>
               <w:t>Yes, the company does not have red flag/signal related to controversies based on UN Global Compact, OECD Guidelines for Multinational Enterprises or any other relevant principles/standards</w:t>
@@ -7402,7 +8751,7 @@
             <w:r>
               <w:rPr>
                 <w:b w:val="0"/>
-                <w:color w:val="5F6B7A"/>
+                <w:color w:val="667085"/>
                 <w:sz w:val="18"/>
               </w:rPr>
               <w:t>•</w:t>
@@ -7428,7 +8777,7 @@
             <w:r>
               <w:rPr>
                 <w:b w:val="0"/>
-                <w:color w:val="5F6B7A"/>
+                <w:color w:val="667085"/>
                 <w:sz w:val="18"/>
               </w:rPr>
               <w:t>•</w:t>
@@ -7531,7 +8880,7 @@
             <w:r>
               <w:rPr>
                 <w:b/>
-                <w:color w:val="1A1A1A"/>
+                <w:color w:val="1B2430"/>
                 <w:sz w:val="19"/>
               </w:rPr>
               <w:t>Yes, the company is not in the list of sanctions (add a screenshot)</w:t>
@@ -7548,7 +8897,7 @@
             <w:r>
               <w:rPr>
                 <w:b w:val="0"/>
-                <w:color w:val="5F6B7A"/>
+                <w:color w:val="667085"/>
                 <w:sz w:val="18"/>
               </w:rPr>
               <w:t>•</w:t>
@@ -7633,7 +8982,7 @@
             <w:r>
               <w:rPr>
                 <w:b/>
-                <w:color w:val="1A1A1A"/>
+                <w:color w:val="1B2430"/>
                 <w:sz w:val="19"/>
               </w:rPr>
               <w:t>Yes, issues were not identified from adverse media checks (add a screenshot)</w:t>
@@ -7650,7 +8999,7 @@
             <w:r>
               <w:rPr>
                 <w:b w:val="0"/>
-                <w:color w:val="5F6B7A"/>
+                <w:color w:val="667085"/>
                 <w:sz w:val="18"/>
               </w:rPr>
               <w:t>•</w:t>
@@ -7676,7 +9025,7 @@
             <w:r>
               <w:rPr>
                 <w:b w:val="0"/>
-                <w:color w:val="5F6B7A"/>
+                <w:color w:val="667085"/>
                 <w:sz w:val="18"/>
               </w:rPr>
               <w:t>•</w:t>
@@ -7690,14 +9039,14 @@
               </w:rPr>
               <w:t>The main case has LHV as the claimant: in July 2025 the bank notified the Financial Intelligence Unit of its intent to claim a EUR 247.5m contractual penalty, because the unit accessed LHV client account statements 1,289 times without legal basis</w:t>
             </w:r>
-            <w:hyperlink r:id="rId43">
+            <w:hyperlink r:id="rId45">
               <w:r>
                 <w:rPr>
                   <w:color w:val="2A78D6"/>
                   <w:vertAlign w:val="superscript"/>
                   <w:sz w:val="15"/>
                 </w:rPr>
-                <w:t xml:space="preserve">33</w:t>
+                <w:t xml:space="preserve">35</w:t>
               </w:r>
             </w:hyperlink>
             <w:r>
@@ -7720,7 +9069,7 @@
             <w:r>
               <w:rPr>
                 <w:b w:val="0"/>
-                <w:color w:val="5F6B7A"/>
+                <w:color w:val="667085"/>
                 <w:sz w:val="18"/>
               </w:rPr>
               <w:t>•</w:t>
@@ -7766,7 +9115,7 @@
     <w:p>
       <w:pPr>
         <w:keepNext/>
-        <w:shd w:val="clear" w:color="auto" w:fill="EAF1F8"/>
+        <w:shd w:val="clear" w:color="auto" w:fill="EEF3F8"/>
         <w:spacing w:before="200" w:after="80"/>
         <w:ind w:left="85"/>
       </w:pPr>
@@ -7774,7 +9123,7 @@
         <w:rPr>
           <w:b/>
           <w:caps/>
-          <w:color w:val="1F4E79"/>
+          <w:color w:val="12355B"/>
           <w:sz w:val="19"/>
         </w:rPr>
         <w:t>ESG integration and positive screening (positive answers imply higher allocation)</w:t>
@@ -7847,7 +9196,7 @@
             <w:r>
               <w:rPr>
                 <w:b/>
-                <w:color w:val="1A1A1A"/>
+                <w:color w:val="1B2430"/>
                 <w:sz w:val="19"/>
               </w:rPr>
               <w:t>Yes, the company is promoting environmental or social characteristics (activities, ESG policy, good ESG rating, etc)</w:t>
@@ -7877,7 +9226,7 @@
             <w:r>
               <w:rPr>
                 <w:b w:val="0"/>
-                <w:color w:val="5F6B7A"/>
+                <w:color w:val="667085"/>
                 <w:sz w:val="18"/>
               </w:rPr>
               <w:t>•</w:t>
@@ -7890,63 +9239,6 @@
                 <w:sz w:val="18"/>
               </w:rPr>
               <w:t>Energy-efficient home loans, EV leasing, apartment renovation and energy project loans, the EIF sustainable loan programme</w:t>
-            </w:r>
-            <w:hyperlink r:id="rId42">
-              <w:r>
-                <w:rPr>
-                  <w:color w:val="2A78D6"/>
-                  <w:vertAlign w:val="superscript"/>
-                  <w:sz w:val="15"/>
-                </w:rPr>
-                <w:t xml:space="preserve">32</w:t>
-              </w:r>
-            </w:hyperlink>
-            <w:r>
-              <w:rPr>
-                <w:b w:val="0"/>
-                <w:color w:val="333333"/>
-                <w:sz w:val="18"/>
-              </w:rPr>
-              <w:t>.</w:t>
-            </w:r>
-          </w:p>
-          <w:p>
-            <w:pPr>
-              <w:spacing w:before="40" w:after="0"/>
-            </w:pPr>
-            <w:r>
-              <w:rPr>
-                <w:b/>
-                <w:color w:val="333333"/>
-                <w:sz w:val="18"/>
-              </w:rPr>
-              <w:t>Targets</w:t>
-            </w:r>
-          </w:p>
-          <w:p>
-            <w:pPr>
-              <w:tabs>
-                <w:tab w:pos="198" w:val="left"/>
-              </w:tabs>
-              <w:spacing w:before="0" w:after="20"/>
-              <w:ind w:left="198" w:hanging="198"/>
-            </w:pPr>
-            <w:r>
-              <w:rPr>
-                <w:b w:val="0"/>
-                <w:color w:val="5F6B7A"/>
-                <w:sz w:val="18"/>
-              </w:rPr>
-              <w:t>•</w:t>
-              <w:tab/>
-            </w:r>
-            <w:r>
-              <w:rPr>
-                <w:b w:val="0"/>
-                <w:color w:val="333333"/>
-                <w:sz w:val="18"/>
-              </w:rPr>
-              <w:t>At least 50% of new mortgages for A and B energy class housing, 100% renewable electricity by 2030</w:t>
             </w:r>
             <w:hyperlink r:id="rId44">
               <w:r>
@@ -7969,6 +9261,19 @@
           </w:p>
           <w:p>
             <w:pPr>
+              <w:spacing w:before="40" w:after="0"/>
+            </w:pPr>
+            <w:r>
+              <w:rPr>
+                <w:b/>
+                <w:color w:val="333333"/>
+                <w:sz w:val="18"/>
+              </w:rPr>
+              <w:t>Targets</w:t>
+            </w:r>
+          </w:p>
+          <w:p>
+            <w:pPr>
               <w:tabs>
                 <w:tab w:pos="198" w:val="left"/>
               </w:tabs>
@@ -7978,7 +9283,7 @@
             <w:r>
               <w:rPr>
                 <w:b w:val="0"/>
-                <w:color w:val="5F6B7A"/>
+                <w:color w:val="667085"/>
                 <w:sz w:val="18"/>
               </w:rPr>
               <w:t>•</w:t>
@@ -7990,16 +9295,60 @@
                 <w:color w:val="333333"/>
                 <w:sz w:val="18"/>
               </w:rPr>
-              <w:t>No financing of new diesel passenger cars from 2030</w:t>
-            </w:r>
-            <w:hyperlink r:id="rId45">
+              <w:t>At least 50% of new mortgages for A and B energy class housing, 100% renewable electricity by 2030</w:t>
+            </w:r>
+            <w:hyperlink r:id="rId46">
               <w:r>
                 <w:rPr>
                   <w:color w:val="2A78D6"/>
                   <w:vertAlign w:val="superscript"/>
                   <w:sz w:val="15"/>
                 </w:rPr>
-                <w:t xml:space="preserve">35</w:t>
+                <w:t xml:space="preserve">36</w:t>
+              </w:r>
+            </w:hyperlink>
+            <w:r>
+              <w:rPr>
+                <w:b w:val="0"/>
+                <w:color w:val="333333"/>
+                <w:sz w:val="18"/>
+              </w:rPr>
+              <w:t>.</w:t>
+            </w:r>
+          </w:p>
+          <w:p>
+            <w:pPr>
+              <w:tabs>
+                <w:tab w:pos="198" w:val="left"/>
+              </w:tabs>
+              <w:spacing w:before="0" w:after="20"/>
+              <w:ind w:left="198" w:hanging="198"/>
+            </w:pPr>
+            <w:r>
+              <w:rPr>
+                <w:b w:val="0"/>
+                <w:color w:val="667085"/>
+                <w:sz w:val="18"/>
+              </w:rPr>
+              <w:t>•</w:t>
+              <w:tab/>
+            </w:r>
+            <w:r>
+              <w:rPr>
+                <w:b w:val="0"/>
+                <w:color w:val="333333"/>
+                <w:sz w:val="18"/>
+              </w:rPr>
+              <w:t>No financing of new diesel passenger cars from 2030</w:t>
+            </w:r>
+            <w:hyperlink r:id="rId47">
+              <w:r>
+                <w:rPr>
+                  <w:color w:val="2A78D6"/>
+                  <w:vertAlign w:val="superscript"/>
+                  <w:sz w:val="15"/>
+                </w:rPr>
+                <w:t xml:space="preserve">37</w:t>
               </w:r>
             </w:hyperlink>
             <w:r>
@@ -8081,7 +9430,7 @@
             <w:r>
               <w:rPr>
                 <w:b/>
-                <w:color w:val="1A1A1A"/>
+                <w:color w:val="1B2430"/>
                 <w:sz w:val="19"/>
               </w:rPr>
               <w:t>Yes, the activities of the company or it’s strategy is aligned with the taxonomy and/or Paris agreement targets (e.g. net zero commitment)</w:t>
@@ -8098,7 +9447,7 @@
             <w:r>
               <w:rPr>
                 <w:b w:val="0"/>
-                <w:color w:val="5F6B7A"/>
+                <w:color w:val="667085"/>
                 <w:sz w:val="18"/>
               </w:rPr>
               <w:t>•</w:t>
@@ -8112,14 +9461,14 @@
               </w:rPr>
               <w:t>Aims to contribute to the Paris Agreement goals and the transition to a climate-neutral economy by 2050</w:t>
             </w:r>
-            <w:hyperlink r:id="rId42">
+            <w:hyperlink r:id="rId44">
               <w:r>
                 <w:rPr>
                   <w:color w:val="2A78D6"/>
                   <w:vertAlign w:val="superscript"/>
                   <w:sz w:val="15"/>
                 </w:rPr>
-                <w:t xml:space="preserve">36</w:t>
+                <w:t xml:space="preserve">38</w:t>
               </w:r>
             </w:hyperlink>
             <w:r>
@@ -8142,7 +9491,7 @@
             <w:r>
               <w:rPr>
                 <w:b w:val="0"/>
-                <w:color w:val="5F6B7A"/>
+                <w:color w:val="667085"/>
                 <w:sz w:val="18"/>
               </w:rPr>
               <w:t>•</w:t>
@@ -8156,14 +9505,14 @@
               </w:rPr>
               <w:t>Green asset ratio 4.86%</w:t>
             </w:r>
-            <w:hyperlink r:id="rId46">
+            <w:hyperlink r:id="rId48">
               <w:r>
                 <w:rPr>
                   <w:color w:val="2A78D6"/>
                   <w:vertAlign w:val="superscript"/>
                   <w:sz w:val="15"/>
                 </w:rPr>
-                <w:t xml:space="preserve">37</w:t>
+                <w:t xml:space="preserve">39</w:t>
               </w:r>
             </w:hyperlink>
             <w:r>
@@ -8245,7 +9594,7 @@
             <w:r>
               <w:rPr>
                 <w:b/>
-                <w:color w:val="1A1A1A"/>
+                <w:color w:val="1B2430"/>
                 <w:sz w:val="19"/>
               </w:rPr>
               <w:t>Yes, the company does not have yellow flag/signal related to controversies based on UN Global Compact or any other relevant principles/standards</w:t>
@@ -8262,7 +9611,7 @@
             <w:r>
               <w:rPr>
                 <w:b w:val="0"/>
-                <w:color w:val="5F6B7A"/>
+                <w:color w:val="667085"/>
                 <w:sz w:val="18"/>
               </w:rPr>
               <w:t>•</w:t>
@@ -8347,7 +9696,7 @@
             <w:r>
               <w:rPr>
                 <w:b/>
-                <w:color w:val="1A1A1A"/>
+                <w:color w:val="1B2430"/>
                 <w:sz w:val="19"/>
               </w:rPr>
               <w:t>Yes, the company fulfills the expectations from SEB thematic and sector policies</w:t>
@@ -8377,7 +9726,7 @@
             <w:r>
               <w:rPr>
                 <w:b w:val="0"/>
-                <w:color w:val="5F6B7A"/>
+                <w:color w:val="667085"/>
                 <w:sz w:val="18"/>
               </w:rPr>
               <w:t>•</w:t>
@@ -8391,14 +9740,14 @@
               </w:rPr>
               <w:t>No SEB sector policy for banks, so the Investments policy and the Environmental and Social &amp; Human Rights policies apply</w:t>
             </w:r>
-            <w:hyperlink r:id="rId47">
+            <w:hyperlink r:id="rId49">
               <w:r>
                 <w:rPr>
                   <w:color w:val="2A78D6"/>
                   <w:vertAlign w:val="superscript"/>
                   <w:sz w:val="15"/>
                 </w:rPr>
-                <w:t xml:space="preserve">38</w:t>
+                <w:t xml:space="preserve">40</w:t>
               </w:r>
             </w:hyperlink>
             <w:r>
@@ -8434,7 +9783,7 @@
             <w:r>
               <w:rPr>
                 <w:b w:val="0"/>
-                <w:color w:val="5F6B7A"/>
+                <w:color w:val="667085"/>
                 <w:sz w:val="18"/>
               </w:rPr>
               <w:t>•</w:t>
@@ -8448,14 +9797,14 @@
               </w:rPr>
               <w:t>Activity exclusion list</w:t>
             </w:r>
-            <w:hyperlink r:id="rId41">
+            <w:hyperlink r:id="rId43">
               <w:r>
                 <w:rPr>
                   <w:color w:val="2A78D6"/>
                   <w:vertAlign w:val="superscript"/>
                   <w:sz w:val="15"/>
                 </w:rPr>
-                <w:t xml:space="preserve">31</w:t>
+                <w:t xml:space="preserve">33</w:t>
               </w:r>
             </w:hyperlink>
           </w:p>
@@ -8470,7 +9819,7 @@
             <w:r>
               <w:rPr>
                 <w:b w:val="0"/>
-                <w:color w:val="5F6B7A"/>
+                <w:color w:val="667085"/>
                 <w:sz w:val="18"/>
               </w:rPr>
               <w:t>•</w:t>
@@ -8483,78 +9832,6 @@
                 <w:sz w:val="18"/>
               </w:rPr>
               <w:t>Human rights and environmental criteria in the credit policy</w:t>
-            </w:r>
-            <w:hyperlink r:id="rId42">
-              <w:r>
-                <w:rPr>
-                  <w:color w:val="2A78D6"/>
-                  <w:vertAlign w:val="superscript"/>
-                  <w:sz w:val="15"/>
-                </w:rPr>
-                <w:t xml:space="preserve">32</w:t>
-              </w:r>
-            </w:hyperlink>
-          </w:p>
-          <w:p>
-            <w:pPr>
-              <w:tabs>
-                <w:tab w:pos="198" w:val="left"/>
-              </w:tabs>
-              <w:spacing w:before="0" w:after="20"/>
-              <w:ind w:left="198" w:hanging="198"/>
-            </w:pPr>
-            <w:r>
-              <w:rPr>
-                <w:b w:val="0"/>
-                <w:color w:val="5F6B7A"/>
-                <w:sz w:val="18"/>
-              </w:rPr>
-              <w:t>•</w:t>
-              <w:tab/>
-            </w:r>
-            <w:r>
-              <w:rPr>
-                <w:b w:val="0"/>
-                <w:color w:val="333333"/>
-                <w:sz w:val="18"/>
-              </w:rPr>
-              <w:t>Human rights risk assessment</w:t>
-            </w:r>
-            <w:hyperlink r:id="rId48">
-              <w:r>
-                <w:rPr>
-                  <w:color w:val="2A78D6"/>
-                  <w:vertAlign w:val="superscript"/>
-                  <w:sz w:val="15"/>
-                </w:rPr>
-                <w:t xml:space="preserve">39</w:t>
-              </w:r>
-            </w:hyperlink>
-          </w:p>
-          <w:p>
-            <w:pPr>
-              <w:tabs>
-                <w:tab w:pos="198" w:val="left"/>
-              </w:tabs>
-              <w:spacing w:before="0" w:after="20"/>
-              <w:ind w:left="198" w:hanging="198"/>
-            </w:pPr>
-            <w:r>
-              <w:rPr>
-                <w:b w:val="0"/>
-                <w:color w:val="5F6B7A"/>
-                <w:sz w:val="18"/>
-              </w:rPr>
-              <w:t>•</w:t>
-              <w:tab/>
-            </w:r>
-            <w:r>
-              <w:rPr>
-                <w:b w:val="0"/>
-                <w:color w:val="333333"/>
-                <w:sz w:val="18"/>
-              </w:rPr>
-              <w:t>Climate targets</w:t>
             </w:r>
             <w:hyperlink r:id="rId44">
               <w:r>
@@ -8578,7 +9855,7 @@
             <w:r>
               <w:rPr>
                 <w:b w:val="0"/>
-                <w:color w:val="5F6B7A"/>
+                <w:color w:val="667085"/>
                 <w:sz w:val="18"/>
               </w:rPr>
               <w:t>•</w:t>
@@ -8590,39 +9867,18 @@
                 <w:color w:val="333333"/>
                 <w:sz w:val="18"/>
               </w:rPr>
-              <w:t>ESG policy</w:t>
-            </w:r>
-            <w:hyperlink r:id="rId41">
+              <w:t>Human rights risk assessment</w:t>
+            </w:r>
+            <w:hyperlink r:id="rId50">
               <w:r>
                 <w:rPr>
                   <w:color w:val="2A78D6"/>
                   <w:vertAlign w:val="superscript"/>
                   <w:sz w:val="15"/>
                 </w:rPr>
-                <w:t xml:space="preserve">31</w:t>
+                <w:t xml:space="preserve">41</w:t>
               </w:r>
             </w:hyperlink>
-            <w:r>
-              <w:rPr>
-                <w:b w:val="0"/>
-                <w:color w:val="333333"/>
-                <w:sz w:val="18"/>
-              </w:rPr>
-              <w:t>.</w:t>
-            </w:r>
-          </w:p>
-          <w:p>
-            <w:pPr>
-              <w:spacing w:before="40" w:after="0"/>
-            </w:pPr>
-            <w:r>
-              <w:rPr>
-                <w:b/>
-                <w:color w:val="333333"/>
-                <w:sz w:val="18"/>
-              </w:rPr>
-              <w:t>Could be improved</w:t>
-            </w:r>
           </w:p>
           <w:p>
             <w:pPr>
@@ -8635,7 +9891,7 @@
             <w:r>
               <w:rPr>
                 <w:b w:val="0"/>
-                <w:color w:val="5F6B7A"/>
+                <w:color w:val="667085"/>
                 <w:sz w:val="18"/>
               </w:rPr>
               <w:t>•</w:t>
@@ -8647,16 +9903,109 @@
                 <w:color w:val="333333"/>
                 <w:sz w:val="18"/>
               </w:rPr>
-              <w:t>Financed emissions (PCAF) are not disclosed as figures</w:t>
-            </w:r>
-            <w:hyperlink r:id="rId49">
+              <w:t>Climate targets</w:t>
+            </w:r>
+            <w:hyperlink r:id="rId46">
               <w:r>
                 <w:rPr>
                   <w:color w:val="2A78D6"/>
                   <w:vertAlign w:val="superscript"/>
                   <w:sz w:val="15"/>
                 </w:rPr>
-                <w:t xml:space="preserve">40</w:t>
+                <w:t xml:space="preserve">36</w:t>
+              </w:r>
+            </w:hyperlink>
+          </w:p>
+          <w:p>
+            <w:pPr>
+              <w:tabs>
+                <w:tab w:pos="198" w:val="left"/>
+              </w:tabs>
+              <w:spacing w:before="0" w:after="20"/>
+              <w:ind w:left="198" w:hanging="198"/>
+            </w:pPr>
+            <w:r>
+              <w:rPr>
+                <w:b w:val="0"/>
+                <w:color w:val="667085"/>
+                <w:sz w:val="18"/>
+              </w:rPr>
+              <w:t>•</w:t>
+              <w:tab/>
+            </w:r>
+            <w:r>
+              <w:rPr>
+                <w:b w:val="0"/>
+                <w:color w:val="333333"/>
+                <w:sz w:val="18"/>
+              </w:rPr>
+              <w:t>ESG policy</w:t>
+            </w:r>
+            <w:hyperlink r:id="rId43">
+              <w:r>
+                <w:rPr>
+                  <w:color w:val="2A78D6"/>
+                  <w:vertAlign w:val="superscript"/>
+                  <w:sz w:val="15"/>
+                </w:rPr>
+                <w:t xml:space="preserve">33</w:t>
+              </w:r>
+            </w:hyperlink>
+            <w:r>
+              <w:rPr>
+                <w:b w:val="0"/>
+                <w:color w:val="333333"/>
+                <w:sz w:val="18"/>
+              </w:rPr>
+              <w:t>.</w:t>
+            </w:r>
+          </w:p>
+          <w:p>
+            <w:pPr>
+              <w:spacing w:before="40" w:after="0"/>
+            </w:pPr>
+            <w:r>
+              <w:rPr>
+                <w:b/>
+                <w:color w:val="333333"/>
+                <w:sz w:val="18"/>
+              </w:rPr>
+              <w:t>Could be improved</w:t>
+            </w:r>
+          </w:p>
+          <w:p>
+            <w:pPr>
+              <w:tabs>
+                <w:tab w:pos="198" w:val="left"/>
+              </w:tabs>
+              <w:spacing w:before="0" w:after="20"/>
+              <w:ind w:left="198" w:hanging="198"/>
+            </w:pPr>
+            <w:r>
+              <w:rPr>
+                <w:b w:val="0"/>
+                <w:color w:val="667085"/>
+                <w:sz w:val="18"/>
+              </w:rPr>
+              <w:t>•</w:t>
+              <w:tab/>
+            </w:r>
+            <w:r>
+              <w:rPr>
+                <w:b w:val="0"/>
+                <w:color w:val="333333"/>
+                <w:sz w:val="18"/>
+              </w:rPr>
+              <w:t>Financed emissions (PCAF) are not disclosed as figures</w:t>
+            </w:r>
+            <w:hyperlink r:id="rId51">
+              <w:r>
+                <w:rPr>
+                  <w:color w:val="2A78D6"/>
+                  <w:vertAlign w:val="superscript"/>
+                  <w:sz w:val="15"/>
+                </w:rPr>
+                <w:t xml:space="preserve">42</w:t>
               </w:r>
             </w:hyperlink>
             <w:r>
@@ -8686,7 +10035,7 @@
     <w:p>
       <w:pPr>
         <w:keepNext/>
-        <w:shd w:val="clear" w:color="auto" w:fill="EAF1F8"/>
+        <w:shd w:val="clear" w:color="auto" w:fill="EEF3F8"/>
         <w:spacing w:before="200" w:after="80"/>
         <w:ind w:left="85"/>
       </w:pPr>
@@ -8694,7 +10043,7 @@
         <w:rPr>
           <w:b/>
           <w:caps/>
-          <w:color w:val="1F4E79"/>
+          <w:color w:val="12355B"/>
           <w:sz w:val="19"/>
         </w:rPr>
         <w:t>Engagement</w:t>
@@ -8767,7 +10116,7 @@
             <w:r>
               <w:rPr>
                 <w:b/>
-                <w:color w:val="1A1A1A"/>
+                <w:color w:val="1B2430"/>
                 <w:sz w:val="19"/>
               </w:rPr>
               <w:t>Is there a need for pro-active engagement with the company?</w:t>
@@ -8784,7 +10133,7 @@
             <w:r>
               <w:rPr>
                 <w:b w:val="0"/>
-                <w:color w:val="5F6B7A"/>
+                <w:color w:val="667085"/>
                 <w:sz w:val="18"/>
               </w:rPr>
               <w:t>•</w:t>
@@ -8817,7 +10166,7 @@
     <w:p>
       <w:pPr>
         <w:keepNext/>
-        <w:shd w:val="clear" w:color="auto" w:fill="EAF1F8"/>
+        <w:shd w:val="clear" w:color="auto" w:fill="EEF3F8"/>
         <w:spacing w:before="200" w:after="80"/>
         <w:ind w:left="85"/>
       </w:pPr>
@@ -8825,7 +10174,7 @@
         <w:rPr>
           <w:b/>
           <w:caps/>
-          <w:color w:val="1F4E79"/>
+          <w:color w:val="12355B"/>
           <w:sz w:val="19"/>
         </w:rPr>
         <w:t>Indicators</w:t>
@@ -8898,7 +10247,7 @@
             <w:r>
               <w:rPr>
                 <w:b/>
-                <w:color w:val="1A1A1A"/>
+                <w:color w:val="1B2430"/>
                 <w:sz w:val="19"/>
               </w:rPr>
               <w:t>Yes, the indicators of the company support the targets of sustainability and PAI indicators followed by the Fund</w:t>
@@ -8915,7 +10264,7 @@
             <w:r>
               <w:rPr>
                 <w:b w:val="0"/>
-                <w:color w:val="5F6B7A"/>
+                <w:color w:val="667085"/>
                 <w:sz w:val="18"/>
               </w:rPr>
               <w:t>•</w:t>
@@ -8929,14 +10278,14 @@
               </w:rPr>
               <w:t>Own Scope 1 emissions 0 t CO2e, Scope 3 573,454 t CO2e in 2025</w:t>
             </w:r>
-            <w:hyperlink r:id="rId50">
+            <w:hyperlink r:id="rId52">
               <w:r>
                 <w:rPr>
                   <w:color w:val="2A78D6"/>
                   <w:vertAlign w:val="superscript"/>
                   <w:sz w:val="15"/>
                 </w:rPr>
-                <w:t xml:space="preserve">41</w:t>
+                <w:t xml:space="preserve">43</w:t>
               </w:r>
             </w:hyperlink>
           </w:p>
@@ -8951,7 +10300,7 @@
             <w:r>
               <w:rPr>
                 <w:b w:val="0"/>
-                <w:color w:val="5F6B7A"/>
+                <w:color w:val="667085"/>
                 <w:sz w:val="18"/>
               </w:rPr>
               <w:t>•</w:t>
@@ -8965,14 +10314,14 @@
               </w:rPr>
               <w:t>Green asset ratio 4.86%</w:t>
             </w:r>
-            <w:hyperlink r:id="rId46">
+            <w:hyperlink r:id="rId48">
               <w:r>
                 <w:rPr>
                   <w:color w:val="2A78D6"/>
                   <w:vertAlign w:val="superscript"/>
                   <w:sz w:val="15"/>
                 </w:rPr>
-                <w:t xml:space="preserve">37</w:t>
+                <w:t xml:space="preserve">39</w:t>
               </w:r>
             </w:hyperlink>
           </w:p>
@@ -8987,7 +10336,7 @@
             <w:r>
               <w:rPr>
                 <w:b w:val="0"/>
-                <w:color w:val="5F6B7A"/>
+                <w:color w:val="667085"/>
                 <w:sz w:val="18"/>
               </w:rPr>
               <w:t>•</w:t>
@@ -9001,14 +10350,14 @@
               </w:rPr>
               <w:t>Women on the Group management and supervisory boards 30%</w:t>
             </w:r>
-            <w:hyperlink r:id="rId51">
+            <w:hyperlink r:id="rId53">
               <w:r>
                 <w:rPr>
                   <w:color w:val="2A78D6"/>
                   <w:vertAlign w:val="superscript"/>
                   <w:sz w:val="15"/>
                 </w:rPr>
-                <w:t xml:space="preserve">42</w:t>
+                <w:t xml:space="preserve">44</w:t>
               </w:r>
             </w:hyperlink>
             <w:r>
@@ -9061,7 +10410,7 @@
       <w:r>
         <w:rPr>
           <w:b w:val="0"/>
-          <w:color w:val="5F6B7A"/>
+          <w:color w:val="667085"/>
           <w:sz w:val="16"/>
         </w:rPr>
         <w:t>SEB policies applied: Policy on Sustainability Considerations in Investments (SEB AB); Financial sector - no dedicated SEB sector policy (thematic policies applied); Environmental Policy on Climate, Nature and Water (thematic); Social and Human Rights Policy (thematic); Governance expectations in sector policies (anti-corruption, tax, reporting)</w:t>
@@ -9071,7 +10420,7 @@
       <w:pPr>
         <w:keepNext/>
         <w:pBdr>
-          <w:bottom w:val="single" w:sz="8" w:color="1F4E79" w:space="4"/>
+          <w:bottom w:val="single" w:sz="8" w:color="12355B" w:space="4"/>
         </w:pBdr>
         <w:tabs>
           <w:tab w:pos="482" w:val="left"/>
@@ -9090,7 +10439,7 @@
       <w:r>
         <w:rPr>
           <w:b/>
-          <w:color w:val="1F4E79"/>
+          <w:color w:val="12355B"/>
           <w:sz w:val="28"/>
         </w:rPr>
         <w:t>Sources</w:t>
@@ -9107,7 +10456,7 @@
       <w:r>
         <w:rPr>
           <w:b w:val="0"/>
-          <w:color w:val="5F6B7A"/>
+          <w:color w:val="667085"/>
           <w:sz w:val="17"/>
         </w:rPr>
         <w:t>1.</w:t>
@@ -9134,7 +10483,7 @@
       <w:r>
         <w:rPr>
           <w:b w:val="0"/>
-          <w:color w:val="5F6B7A"/>
+          <w:color w:val="667085"/>
           <w:sz w:val="17"/>
         </w:rPr>
         <w:t>2.</w:t>
@@ -9161,7 +10510,7 @@
       <w:r>
         <w:rPr>
           <w:b w:val="0"/>
-          <w:color w:val="5F6B7A"/>
+          <w:color w:val="667085"/>
           <w:sz w:val="17"/>
         </w:rPr>
         <w:t>3.</w:t>
@@ -9188,7 +10537,7 @@
       <w:r>
         <w:rPr>
           <w:b w:val="0"/>
-          <w:color w:val="5F6B7A"/>
+          <w:color w:val="667085"/>
           <w:sz w:val="17"/>
         </w:rPr>
         <w:t>4.</w:t>
@@ -9215,7 +10564,7 @@
       <w:r>
         <w:rPr>
           <w:b w:val="0"/>
-          <w:color w:val="5F6B7A"/>
+          <w:color w:val="667085"/>
           <w:sz w:val="17"/>
         </w:rPr>
         <w:t>5.</w:t>
@@ -9242,7 +10591,7 @@
       <w:r>
         <w:rPr>
           <w:b w:val="0"/>
-          <w:color w:val="5F6B7A"/>
+          <w:color w:val="667085"/>
           <w:sz w:val="17"/>
         </w:rPr>
         <w:t>6.</w:t>
@@ -9269,7 +10618,7 @@
       <w:r>
         <w:rPr>
           <w:b w:val="0"/>
-          <w:color w:val="5F6B7A"/>
+          <w:color w:val="667085"/>
           <w:sz w:val="17"/>
         </w:rPr>
         <w:t>7.</w:t>
@@ -9296,7 +10645,7 @@
       <w:r>
         <w:rPr>
           <w:b w:val="0"/>
-          <w:color w:val="5F6B7A"/>
+          <w:color w:val="667085"/>
           <w:sz w:val="17"/>
         </w:rPr>
         <w:t>8.</w:t>
@@ -9323,7 +10672,7 @@
       <w:r>
         <w:rPr>
           <w:b w:val="0"/>
-          <w:color w:val="5F6B7A"/>
+          <w:color w:val="667085"/>
           <w:sz w:val="17"/>
         </w:rPr>
         <w:t>9.</w:t>
@@ -9350,7 +10699,7 @@
       <w:r>
         <w:rPr>
           <w:b w:val="0"/>
-          <w:color w:val="5F6B7A"/>
+          <w:color w:val="667085"/>
           <w:sz w:val="17"/>
         </w:rPr>
         <w:t>10.</w:t>
@@ -9377,7 +10726,7 @@
       <w:r>
         <w:rPr>
           <w:b w:val="0"/>
-          <w:color w:val="5F6B7A"/>
+          <w:color w:val="667085"/>
           <w:sz w:val="17"/>
         </w:rPr>
         <w:t>11.</w:t>
@@ -9404,7 +10753,7 @@
       <w:r>
         <w:rPr>
           <w:b w:val="0"/>
-          <w:color w:val="5F6B7A"/>
+          <w:color w:val="667085"/>
           <w:sz w:val="17"/>
         </w:rPr>
         <w:t>12.</w:t>
@@ -9431,7 +10780,7 @@
       <w:r>
         <w:rPr>
           <w:b w:val="0"/>
-          <w:color w:val="5F6B7A"/>
+          <w:color w:val="667085"/>
           <w:sz w:val="17"/>
         </w:rPr>
         <w:t>13.</w:t>
@@ -9458,7 +10807,7 @@
       <w:r>
         <w:rPr>
           <w:b w:val="0"/>
-          <w:color w:val="5F6B7A"/>
+          <w:color w:val="667085"/>
           <w:sz w:val="17"/>
         </w:rPr>
         <w:t>14.</w:t>
@@ -9485,7 +10834,7 @@
       <w:r>
         <w:rPr>
           <w:b w:val="0"/>
-          <w:color w:val="5F6B7A"/>
+          <w:color w:val="667085"/>
           <w:sz w:val="17"/>
         </w:rPr>
         <w:t>15.</w:t>
@@ -9512,7 +10861,7 @@
       <w:r>
         <w:rPr>
           <w:b w:val="0"/>
-          <w:color w:val="5F6B7A"/>
+          <w:color w:val="667085"/>
           <w:sz w:val="17"/>
         </w:rPr>
         <w:t>16.</w:t>
@@ -9539,7 +10888,7 @@
       <w:r>
         <w:rPr>
           <w:b w:val="0"/>
-          <w:color w:val="5F6B7A"/>
+          <w:color w:val="667085"/>
           <w:sz w:val="17"/>
         </w:rPr>
         <w:t>17.</w:t>
@@ -9566,7 +10915,7 @@
       <w:r>
         <w:rPr>
           <w:b w:val="0"/>
-          <w:color w:val="5F6B7A"/>
+          <w:color w:val="667085"/>
           <w:sz w:val="17"/>
         </w:rPr>
         <w:t>18.</w:t>
@@ -9593,7 +10942,7 @@
       <w:r>
         <w:rPr>
           <w:b w:val="0"/>
-          <w:color w:val="5F6B7A"/>
+          <w:color w:val="667085"/>
           <w:sz w:val="17"/>
         </w:rPr>
         <w:t>19.</w:t>
@@ -9620,7 +10969,7 @@
       <w:r>
         <w:rPr>
           <w:b w:val="0"/>
-          <w:color w:val="5F6B7A"/>
+          <w:color w:val="667085"/>
           <w:sz w:val="17"/>
         </w:rPr>
         <w:t>20.</w:t>
@@ -9647,7 +10996,7 @@
       <w:r>
         <w:rPr>
           <w:b w:val="0"/>
-          <w:color w:val="5F6B7A"/>
+          <w:color w:val="667085"/>
           <w:sz w:val="17"/>
         </w:rPr>
         <w:t>21.</w:t>
@@ -9674,7 +11023,7 @@
       <w:r>
         <w:rPr>
           <w:b w:val="0"/>
-          <w:color w:val="5F6B7A"/>
+          <w:color w:val="667085"/>
           <w:sz w:val="17"/>
         </w:rPr>
         <w:t>22.</w:t>
@@ -9701,7 +11050,7 @@
       <w:r>
         <w:rPr>
           <w:b w:val="0"/>
-          <w:color w:val="5F6B7A"/>
+          <w:color w:val="667085"/>
           <w:sz w:val="17"/>
         </w:rPr>
         <w:t>23.</w:t>
@@ -9728,7 +11077,7 @@
       <w:r>
         <w:rPr>
           <w:b w:val="0"/>
-          <w:color w:val="5F6B7A"/>
+          <w:color w:val="667085"/>
           <w:sz w:val="17"/>
         </w:rPr>
         <w:t>24.</w:t>
@@ -9755,7 +11104,7 @@
       <w:r>
         <w:rPr>
           <w:b w:val="0"/>
-          <w:color w:val="5F6B7A"/>
+          <w:color w:val="667085"/>
           <w:sz w:val="17"/>
         </w:rPr>
         <w:t>25.</w:t>
@@ -9782,7 +11131,7 @@
       <w:r>
         <w:rPr>
           <w:b w:val="0"/>
-          <w:color w:val="5F6B7A"/>
+          <w:color w:val="667085"/>
           <w:sz w:val="17"/>
         </w:rPr>
         <w:t>26.</w:t>
@@ -9809,7 +11158,7 @@
       <w:r>
         <w:rPr>
           <w:b w:val="0"/>
-          <w:color w:val="5F6B7A"/>
+          <w:color w:val="667085"/>
           <w:sz w:val="17"/>
         </w:rPr>
         <w:t>27.</w:t>
@@ -9836,7 +11185,7 @@
       <w:r>
         <w:rPr>
           <w:b w:val="0"/>
-          <w:color w:val="5F6B7A"/>
+          <w:color w:val="667085"/>
           <w:sz w:val="17"/>
         </w:rPr>
         <w:t>28.</w:t>
@@ -9863,7 +11212,7 @@
       <w:r>
         <w:rPr>
           <w:b w:val="0"/>
-          <w:color w:val="5F6B7A"/>
+          <w:color w:val="667085"/>
           <w:sz w:val="17"/>
         </w:rPr>
         <w:t>29.</w:t>
@@ -9890,7 +11239,7 @@
       <w:r>
         <w:rPr>
           <w:b w:val="0"/>
-          <w:color w:val="5F6B7A"/>
+          <w:color w:val="667085"/>
           <w:sz w:val="17"/>
         </w:rPr>
         <w:t>30.</w:t>
@@ -9917,13 +11266,67 @@
       <w:r>
         <w:rPr>
           <w:b w:val="0"/>
-          <w:color w:val="5F6B7A"/>
+          <w:color w:val="667085"/>
           <w:sz w:val="17"/>
         </w:rPr>
         <w:t>31.</w:t>
         <w:tab/>
       </w:r>
-      <w:hyperlink r:id="rId41">
+      <w:hyperlink r:id="rId33">
+        <w:r>
+          <w:rPr>
+            <w:color w:val="2A78D6"/>
+            <w:sz w:val="17"/>
+          </w:rPr>
+          <w:t xml:space="preserve">LHV Group - Interim report January-September 2026, p. 7, 2026-10</w:t>
+        </w:r>
+      </w:hyperlink>
+    </w:p>
+    <w:p>
+      <w:pPr>
+        <w:tabs>
+          <w:tab w:pos="397" w:val="left"/>
+        </w:tabs>
+        <w:spacing w:before="0" w:after="30"/>
+        <w:ind w:left="397" w:hanging="397"/>
+      </w:pPr>
+      <w:r>
+        <w:rPr>
+          <w:b w:val="0"/>
+          <w:color w:val="667085"/>
+          <w:sz w:val="17"/>
+        </w:rPr>
+        <w:t>32.</w:t>
+        <w:tab/>
+      </w:r>
+      <w:hyperlink r:id="rId34">
+        <w:r>
+          <w:rPr>
+            <w:color w:val="2A78D6"/>
+            <w:sz w:val="17"/>
+          </w:rPr>
+          <w:t xml:space="preserve">LHV Group - Interim report January-September 2026, p. 8, 2026-10</w:t>
+        </w:r>
+      </w:hyperlink>
+    </w:p>
+    <w:p>
+      <w:pPr>
+        <w:tabs>
+          <w:tab w:pos="397" w:val="left"/>
+        </w:tabs>
+        <w:spacing w:before="0" w:after="30"/>
+        <w:ind w:left="397" w:hanging="397"/>
+      </w:pPr>
+      <w:r>
+        <w:rPr>
+          <w:b w:val="0"/>
+          <w:color w:val="667085"/>
+          <w:sz w:val="17"/>
+        </w:rPr>
+        <w:t>33.</w:t>
+        <w:tab/>
+      </w:r>
+      <w:hyperlink r:id="rId43">
         <w:r>
           <w:rPr>
             <w:color w:val="2A78D6"/>
@@ -9944,13 +11347,13 @@
       <w:r>
         <w:rPr>
           <w:b w:val="0"/>
-          <w:color w:val="5F6B7A"/>
+          <w:color w:val="667085"/>
           <w:sz w:val="17"/>
         </w:rPr>
-        <w:t>32.</w:t>
+        <w:t>34.</w:t>
         <w:tab/>
       </w:r>
-      <w:hyperlink r:id="rId42">
+      <w:hyperlink r:id="rId44">
         <w:r>
           <w:rPr>
             <w:color w:val="2A78D6"/>
@@ -9971,13 +11374,13 @@
       <w:r>
         <w:rPr>
           <w:b w:val="0"/>
-          <w:color w:val="5F6B7A"/>
+          <w:color w:val="667085"/>
           <w:sz w:val="17"/>
         </w:rPr>
-        <w:t>33.</w:t>
+        <w:t>35.</w:t>
         <w:tab/>
       </w:r>
-      <w:hyperlink r:id="rId43">
+      <w:hyperlink r:id="rId45">
         <w:r>
           <w:rPr>
             <w:color w:val="2A78D6"/>
@@ -9998,13 +11401,13 @@
       <w:r>
         <w:rPr>
           <w:b w:val="0"/>
-          <w:color w:val="5F6B7A"/>
+          <w:color w:val="667085"/>
           <w:sz w:val="17"/>
         </w:rPr>
-        <w:t>34.</w:t>
+        <w:t>36.</w:t>
         <w:tab/>
       </w:r>
-      <w:hyperlink r:id="rId44">
+      <w:hyperlink r:id="rId46">
         <w:r>
           <w:rPr>
             <w:color w:val="2A78D6"/>
@@ -10025,13 +11428,13 @@
       <w:r>
         <w:rPr>
           <w:b w:val="0"/>
-          <w:color w:val="5F6B7A"/>
+          <w:color w:val="667085"/>
           <w:sz w:val="17"/>
         </w:rPr>
-        <w:t>35.</w:t>
+        <w:t>37.</w:t>
         <w:tab/>
       </w:r>
-      <w:hyperlink r:id="rId45">
+      <w:hyperlink r:id="rId47">
         <w:r>
           <w:rPr>
             <w:color w:val="2A78D6"/>
@@ -10052,13 +11455,13 @@
       <w:r>
         <w:rPr>
           <w:b w:val="0"/>
-          <w:color w:val="5F6B7A"/>
+          <w:color w:val="667085"/>
           <w:sz w:val="17"/>
         </w:rPr>
-        <w:t>36.</w:t>
+        <w:t>38.</w:t>
         <w:tab/>
       </w:r>
-      <w:hyperlink r:id="rId42">
+      <w:hyperlink r:id="rId44">
         <w:r>
           <w:rPr>
             <w:color w:val="2A78D6"/>
@@ -10079,13 +11482,13 @@
       <w:r>
         <w:rPr>
           <w:b w:val="0"/>
-          <w:color w:val="5F6B7A"/>
+          <w:color w:val="667085"/>
           <w:sz w:val="17"/>
         </w:rPr>
-        <w:t>37.</w:t>
+        <w:t>39.</w:t>
         <w:tab/>
       </w:r>
-      <w:hyperlink r:id="rId46">
+      <w:hyperlink r:id="rId48">
         <w:r>
           <w:rPr>
             <w:color w:val="2A78D6"/>
@@ -10106,13 +11509,13 @@
       <w:r>
         <w:rPr>
           <w:b w:val="0"/>
-          <w:color w:val="5F6B7A"/>
+          <w:color w:val="667085"/>
           <w:sz w:val="17"/>
         </w:rPr>
-        <w:t>38.</w:t>
+        <w:t>40.</w:t>
         <w:tab/>
       </w:r>
-      <w:hyperlink r:id="rId47">
+      <w:hyperlink r:id="rId49">
         <w:r>
           <w:rPr>
             <w:color w:val="2A78D6"/>
@@ -10133,13 +11536,13 @@
       <w:r>
         <w:rPr>
           <w:b w:val="0"/>
-          <w:color w:val="5F6B7A"/>
+          <w:color w:val="667085"/>
           <w:sz w:val="17"/>
         </w:rPr>
-        <w:t>39.</w:t>
+        <w:t>41.</w:t>
         <w:tab/>
       </w:r>
-      <w:hyperlink r:id="rId48">
+      <w:hyperlink r:id="rId50">
         <w:r>
           <w:rPr>
             <w:color w:val="2A78D6"/>
@@ -10160,13 +11563,13 @@
       <w:r>
         <w:rPr>
           <w:b w:val="0"/>
-          <w:color w:val="5F6B7A"/>
+          <w:color w:val="667085"/>
           <w:sz w:val="17"/>
         </w:rPr>
-        <w:t>40.</w:t>
+        <w:t>42.</w:t>
         <w:tab/>
       </w:r>
-      <w:hyperlink r:id="rId49">
+      <w:hyperlink r:id="rId51">
         <w:r>
           <w:rPr>
             <w:color w:val="2A78D6"/>
@@ -10187,13 +11590,13 @@
       <w:r>
         <w:rPr>
           <w:b w:val="0"/>
-          <w:color w:val="5F6B7A"/>
+          <w:color w:val="667085"/>
           <w:sz w:val="17"/>
         </w:rPr>
-        <w:t>41.</w:t>
+        <w:t>43.</w:t>
         <w:tab/>
       </w:r>
-      <w:hyperlink r:id="rId50">
+      <w:hyperlink r:id="rId52">
         <w:r>
           <w:rPr>
             <w:color w:val="2A78D6"/>
@@ -10214,13 +11617,13 @@
       <w:r>
         <w:rPr>
           <w:b w:val="0"/>
-          <w:color w:val="5F6B7A"/>
+          <w:color w:val="667085"/>
           <w:sz w:val="17"/>
         </w:rPr>
-        <w:t>42.</w:t>
+        <w:t>44.</w:t>
         <w:tab/>
       </w:r>
-      <w:hyperlink r:id="rId51">
+      <w:hyperlink r:id="rId53">
         <w:r>
           <w:rPr>
             <w:color w:val="2A78D6"/>
@@ -10237,7 +11640,7 @@
       <w:r>
         <w:rPr>
           <w:b w:val="0"/>
-          <w:color w:val="5F6B7A"/>
+          <w:color w:val="667085"/>
           <w:sz w:val="16"/>
         </w:rPr>
         <w:t>Report prepared from public sources. Figures are as published by the issuer; small numbers next to the text point to the source list.</w:t>
@@ -10262,7 +11665,7 @@
   <w:p>
     <w:pPr>
       <w:pBdr>
-        <w:top w:val="single" w:sz="4" w:color="C9D3DE" w:space="4"/>
+        <w:top w:val="single" w:sz="4" w:color="D5DCE4" w:space="4"/>
       </w:pBdr>
       <w:tabs>
         <w:tab w:pos="9638" w:val="right"/>
@@ -10271,7 +11674,7 @@
     <w:r>
       <w:rPr>
         <w:b w:val="0"/>
-        <w:color w:val="5F6B7A"/>
+        <w:color w:val="667085"/>
         <w:sz w:val="16"/>
       </w:rPr>
       <w:t>LHV Group · 9M2026 · 2026-10-22</w:t>
@@ -10280,7 +11683,7 @@
     <w:r>
       <w:rPr>
         <w:b/>
-        <w:color w:val="1F4E79"/>
+        <w:color w:val="12355B"/>
         <w:sz w:val="16"/>
       </w:rPr>
       <w:fldChar w:fldCharType="begin"/>
@@ -10296,7 +11699,7 @@
   <w:p>
     <w:pPr>
       <w:pBdr>
-        <w:top w:val="single" w:sz="4" w:color="C9D3DE" w:space="4"/>
+        <w:top w:val="single" w:sz="4" w:color="D5DCE4" w:space="4"/>
       </w:pBdr>
       <w:tabs>
         <w:tab w:pos="9638" w:val="right"/>
@@ -10305,7 +11708,7 @@
     <w:r>
       <w:rPr>
         <w:b w:val="0"/>
-        <w:color w:val="5F6B7A"/>
+        <w:color w:val="667085"/>
         <w:sz w:val="16"/>
       </w:rPr>
       <w:t>LHV Group · 9M2026 · 2026-10-22</w:t>
@@ -10314,7 +11717,7 @@
     <w:r>
       <w:rPr>
         <w:b/>
-        <w:color w:val="1F4E79"/>
+        <w:color w:val="12355B"/>
         <w:sz w:val="16"/>
       </w:rPr>
       <w:fldChar w:fldCharType="begin"/>
@@ -10330,7 +11733,7 @@
   <w:p>
     <w:pPr>
       <w:pBdr>
-        <w:bottom w:val="single" w:sz="4" w:color="C9D3DE" w:space="4"/>
+        <w:bottom w:val="single" w:sz="4" w:color="D5DCE4" w:space="4"/>
       </w:pBdr>
       <w:tabs>
         <w:tab w:pos="9638" w:val="right"/>
@@ -10339,7 +11742,7 @@
     <w:r>
       <w:rPr>
         <w:b/>
-        <w:color w:val="1F4E79"/>
+        <w:color w:val="12355B"/>
         <w:sz w:val="16"/>
       </w:rPr>
       <w:t>LHV Group</w:t>
@@ -10347,7 +11750,7 @@
     <w:r>
       <w:rPr>
         <w:b w:val="0"/>
-        <w:color w:val="5F6B7A"/>
+        <w:color w:val="667085"/>
         <w:sz w:val="16"/>
       </w:rPr>
       <w:tab/>
@@ -10725,7 +12128,7 @@
     </w:pPr>
     <w:rPr>
       <w:rFonts w:ascii="Calibri" w:hAnsi="Calibri" w:eastAsia="Calibri"/>
-      <w:color w:val="1A1A1A"/>
+      <w:color w:val="1B2430"/>
       <w:sz w:val="21"/>
     </w:rPr>
   </w:style>

--- a/docs/files/lhv/lhv_9M2026_en.docx
+++ b/docs/files/lhv/lhv_9M2026_en.docx
@@ -7725,7 +7725,7 @@
           <w:color w:val="667085"/>
           <w:sz w:val="18"/>
         </w:rPr>
-        <w:t>Automatic news scan (Google News, EE), 2026-07-24 – 2026-10-22: 11 articles.</w:t>
+        <w:t>Automatic news scan (Google News, EE), 2026-07-25 – 2026-10-23: 11 articles.</w:t>
       </w:r>
     </w:p>
     <w:tbl>
@@ -9081,7 +9081,7 @@
                 <w:color w:val="333333"/>
                 <w:sz w:val="18"/>
               </w:rPr>
-              <w:t>News summary 2026-07-24 – 2026-10-22: 11 articles, 0 with an adverse keyword in the headline (details in the section "In the press").</w:t>
+              <w:t>News summary 2026-07-25 – 2026-10-23: 11 articles, 0 with an adverse keyword in the headline (details in the section "In the press").</w:t>
             </w:r>
           </w:p>
         </w:tc>

--- a/docs/files/lhv/lhv_9M2026_en.docx
+++ b/docs/files/lhv/lhv_9M2026_en.docx
@@ -1215,7 +1215,7 @@
         <w:rPr>
           <w:b w:val="0"/>
         </w:rPr>
-        <w:t xml:space="preserve"> loans to customers EUR 5,951m (+8.9% since YE2025; calculated by the tool), deposits EUR 7,735m</w:t>
+        <w:t xml:space="preserve"> loans to customers EUR 5,951m (+8.9% since YE2025; own calculation), deposits EUR 7,735m</w:t>
       </w:r>
       <w:hyperlink r:id="rId16">
         <w:r>
@@ -5163,7 +5163,7 @@
           <w:color w:val="667085"/>
           <w:sz w:val="16"/>
         </w:rPr>
-        <w:t>Colours: green change – the metric is improving, red – worsening. Latest-period cell background: green – good level, amber – average, red – weak (tool benchmarks, config/metric_rules.yaml).</w:t>
+        <w:t>Colours: green change – the metric is improving, red – worsening. Latest-period cell background: green – good level, amber – average, red – weak (internal benchmarks, config/metric_rules.yaml).</w:t>
       </w:r>
     </w:p>
     <w:p>
@@ -5176,7 +5176,7 @@
           <w:color w:val="667085"/>
           <w:sz w:val="16"/>
         </w:rPr>
-        <w:t>* – taken from the report summary;  ᶜ – calculated by the tool. Small numbers next to text link to the source (opens the document at the cited page).</w:t>
+        <w:t>* – taken from the report summary;  ᶜ – own calculation. Small numbers next to text link to the source (opens the document at the cited page).</w:t>
       </w:r>
     </w:p>
     <w:p>
@@ -5265,7 +5265,7 @@
         <w:rPr>
           <w:b w:val="0"/>
         </w:rPr>
-        <w:t>Nine-month net interest income EUR 190.6m (+8.8%), total income EUR 232.7m (+3.0%; changes calculated by the tool). Q3 net interest margin 2.80% (2.36% a year ago)</w:t>
+        <w:t>Nine-month net interest income EUR 190.6m (+8.8%), total income EUR 232.7m (+3.0%; changes are own calculation). Q3 net interest margin 2.80% (2.36% a year ago)</w:t>
       </w:r>
       <w:hyperlink r:id="rId16">
         <w:r>
@@ -5391,7 +5391,7 @@
         <w:rPr>
           <w:b w:val="0"/>
         </w:rPr>
-        <w:t>Stage 3 (non-performing) loans EUR 72.4m, about 1.2% of loans (calculated by the tool)</w:t>
+        <w:t>Stage 3 (non-performing) loans EUR 72.4m, about 1.2% of loans (own calculation)</w:t>
       </w:r>
       <w:hyperlink r:id="rId24">
         <w:r>

--- a/docs/files/lhv/lhv_9M2026_en.docx
+++ b/docs/files/lhv/lhv_9M2026_en.docx
@@ -7469,7 +7469,7 @@
                 <w:b w:val="0"/>
                 <w:sz w:val="17"/>
               </w:rPr>
-              <w:t>3.43% (2026-10)</w:t>
+              <w:t>3.38% (2026-10)</w:t>
             </w:r>
           </w:p>
         </w:tc>
@@ -7541,7 +7541,7 @@
                 <w:b w:val="0"/>
                 <w:sz w:val="17"/>
               </w:rPr>
-              <w:t>▲ 0.71 p. p.</w:t>
+              <w:t>▲ 0.66 p. p.</w:t>
             </w:r>
           </w:p>
         </w:tc>
@@ -8909,7 +8909,7 @@
                 <w:color w:val="333333"/>
                 <w:sz w:val="18"/>
               </w:rPr>
-              <w:t>Not found on the EU, UN, UK, US OFAC consolidated sanctions lists (automatic check 2026-10-22).</w:t>
+              <w:t>Not found on the EU, UN, UK, US OFAC consolidated sanctions lists (automatic check 2026-10-23).</w:t>
             </w:r>
           </w:p>
         </w:tc>

--- a/docs/files/lhv/lhv_9M2026_en.docx
+++ b/docs/files/lhv/lhv_9M2026_en.docx
@@ -8912,6 +8912,117 @@
               <w:t>Not found on the EU, UN, UK, US OFAC consolidated sanctions lists (automatic check 2026-10-23).</w:t>
             </w:r>
           </w:p>
+          <w:p>
+            <w:pPr>
+              <w:spacing w:before="40" w:after="0"/>
+            </w:pPr>
+            <w:r>
+              <w:rPr>
+                <w:b/>
+                <w:color w:val="333333"/>
+                <w:sz w:val="18"/>
+              </w:rPr>
+              <w:t>Manual check</w:t>
+            </w:r>
+          </w:p>
+          <w:p>
+            <w:pPr>
+              <w:tabs>
+                <w:tab w:pos="198" w:val="left"/>
+              </w:tabs>
+              <w:spacing w:before="0" w:after="20"/>
+              <w:ind w:left="198" w:hanging="198"/>
+            </w:pPr>
+            <w:r>
+              <w:rPr>
+                <w:b w:val="0"/>
+                <w:color w:val="667085"/>
+                <w:sz w:val="18"/>
+              </w:rPr>
+              <w:t>•</w:t>
+              <w:tab/>
+            </w:r>
+            <w:r>
+              <w:rPr>
+                <w:b w:val="0"/>
+                <w:color w:val="333333"/>
+                <w:sz w:val="18"/>
+              </w:rPr>
+              <w:t>OFAC sanctions search</w:t>
+            </w:r>
+            <w:hyperlink r:id="rId45">
+              <w:r>
+                <w:rPr>
+                  <w:color w:val="2A78D6"/>
+                  <w:vertAlign w:val="superscript"/>
+                  <w:sz w:val="15"/>
+                </w:rPr>
+                <w:t xml:space="preserve">35</w:t>
+              </w:r>
+            </w:hyperlink>
+          </w:p>
+          <w:p>
+            <w:pPr>
+              <w:tabs>
+                <w:tab w:pos="198" w:val="left"/>
+              </w:tabs>
+              <w:spacing w:before="0" w:after="20"/>
+              <w:ind w:left="198" w:hanging="198"/>
+            </w:pPr>
+            <w:r>
+              <w:rPr>
+                <w:b w:val="0"/>
+                <w:color w:val="667085"/>
+                <w:sz w:val="18"/>
+              </w:rPr>
+              <w:t>•</w:t>
+              <w:tab/>
+            </w:r>
+            <w:r>
+              <w:rPr>
+                <w:b w:val="0"/>
+                <w:color w:val="333333"/>
+                <w:sz w:val="18"/>
+              </w:rPr>
+              <w:t>EU Sanctions Map</w:t>
+            </w:r>
+            <w:hyperlink r:id="rId46">
+              <w:r>
+                <w:rPr>
+                  <w:color w:val="2A78D6"/>
+                  <w:vertAlign w:val="superscript"/>
+                  <w:sz w:val="15"/>
+                </w:rPr>
+                <w:t xml:space="preserve">36</w:t>
+              </w:r>
+            </w:hyperlink>
+          </w:p>
+          <w:p>
+            <w:pPr>
+              <w:tabs>
+                <w:tab w:pos="198" w:val="left"/>
+              </w:tabs>
+              <w:spacing w:before="0" w:after="20"/>
+              <w:ind w:left="198" w:hanging="198"/>
+            </w:pPr>
+            <w:r>
+              <w:rPr>
+                <w:b w:val="0"/>
+                <w:color w:val="667085"/>
+                <w:sz w:val="18"/>
+              </w:rPr>
+              <w:t>•</w:t>
+              <w:tab/>
+            </w:r>
+            <w:r>
+              <w:rPr>
+                <w:b w:val="0"/>
+                <w:color w:val="333333"/>
+                <w:sz w:val="18"/>
+              </w:rPr>
+              <w:t>SEB eNameChecker (internal SEB system).</w:t>
+            </w:r>
+          </w:p>
         </w:tc>
       </w:tr>
     </w:tbl>
@@ -9039,14 +9150,14 @@
               </w:rPr>
               <w:t>The main case has LHV as the claimant: in July 2025 the bank notified the Financial Intelligence Unit of its intent to claim a EUR 247.5m contractual penalty, because the unit accessed LHV client account statements 1,289 times without legal basis</w:t>
             </w:r>
-            <w:hyperlink r:id="rId45">
+            <w:hyperlink r:id="rId47">
               <w:r>
                 <w:rPr>
                   <w:color w:val="2A78D6"/>
                   <w:vertAlign w:val="superscript"/>
                   <w:sz w:val="15"/>
                 </w:rPr>
-                <w:t xml:space="preserve">35</w:t>
+                <w:t xml:space="preserve">37</w:t>
               </w:r>
             </w:hyperlink>
             <w:r>
@@ -9297,14 +9408,14 @@
               </w:rPr>
               <w:t>At least 50% of new mortgages for A and B energy class housing, 100% renewable electricity by 2030</w:t>
             </w:r>
-            <w:hyperlink r:id="rId46">
+            <w:hyperlink r:id="rId48">
               <w:r>
                 <w:rPr>
                   <w:color w:val="2A78D6"/>
                   <w:vertAlign w:val="superscript"/>
                   <w:sz w:val="15"/>
                 </w:rPr>
-                <w:t xml:space="preserve">36</w:t>
+                <w:t xml:space="preserve">38</w:t>
               </w:r>
             </w:hyperlink>
             <w:r>
@@ -9341,14 +9452,14 @@
               </w:rPr>
               <w:t>No financing of new diesel passenger cars from 2030</w:t>
             </w:r>
-            <w:hyperlink r:id="rId47">
+            <w:hyperlink r:id="rId49">
               <w:r>
                 <w:rPr>
                   <w:color w:val="2A78D6"/>
                   <w:vertAlign w:val="superscript"/>
                   <w:sz w:val="15"/>
                 </w:rPr>
-                <w:t xml:space="preserve">37</w:t>
+                <w:t xml:space="preserve">39</w:t>
               </w:r>
             </w:hyperlink>
             <w:r>
@@ -9468,7 +9579,7 @@
                   <w:vertAlign w:val="superscript"/>
                   <w:sz w:val="15"/>
                 </w:rPr>
-                <w:t xml:space="preserve">38</w:t>
+                <w:t xml:space="preserve">40</w:t>
               </w:r>
             </w:hyperlink>
             <w:r>
@@ -9505,14 +9616,14 @@
               </w:rPr>
               <w:t>Green asset ratio 4.86%</w:t>
             </w:r>
-            <w:hyperlink r:id="rId48">
+            <w:hyperlink r:id="rId50">
               <w:r>
                 <w:rPr>
                   <w:color w:val="2A78D6"/>
                   <w:vertAlign w:val="superscript"/>
                   <w:sz w:val="15"/>
                 </w:rPr>
-                <w:t xml:space="preserve">39</w:t>
+                <w:t xml:space="preserve">41</w:t>
               </w:r>
             </w:hyperlink>
             <w:r>
@@ -9740,14 +9851,14 @@
               </w:rPr>
               <w:t>No SEB sector policy for banks, so the Investments policy and the Environmental and Social &amp; Human Rights policies apply</w:t>
             </w:r>
-            <w:hyperlink r:id="rId49">
+            <w:hyperlink r:id="rId51">
               <w:r>
                 <w:rPr>
                   <w:color w:val="2A78D6"/>
                   <w:vertAlign w:val="superscript"/>
                   <w:sz w:val="15"/>
                 </w:rPr>
-                <w:t xml:space="preserve">40</w:t>
+                <w:t xml:space="preserve">42</w:t>
               </w:r>
             </w:hyperlink>
             <w:r>
@@ -9869,14 +9980,14 @@
               </w:rPr>
               <w:t>Human rights risk assessment</w:t>
             </w:r>
-            <w:hyperlink r:id="rId50">
+            <w:hyperlink r:id="rId52">
               <w:r>
                 <w:rPr>
                   <w:color w:val="2A78D6"/>
                   <w:vertAlign w:val="superscript"/>
                   <w:sz w:val="15"/>
                 </w:rPr>
-                <w:t xml:space="preserve">41</w:t>
+                <w:t xml:space="preserve">43</w:t>
               </w:r>
             </w:hyperlink>
           </w:p>
@@ -9905,14 +10016,14 @@
               </w:rPr>
               <w:t>Climate targets</w:t>
             </w:r>
-            <w:hyperlink r:id="rId46">
+            <w:hyperlink r:id="rId48">
               <w:r>
                 <w:rPr>
                   <w:color w:val="2A78D6"/>
                   <w:vertAlign w:val="superscript"/>
                   <w:sz w:val="15"/>
                 </w:rPr>
-                <w:t xml:space="preserve">36</w:t>
+                <w:t xml:space="preserve">38</w:t>
               </w:r>
             </w:hyperlink>
           </w:p>
@@ -9998,14 +10109,14 @@
               </w:rPr>
               <w:t>Financed emissions (PCAF) are not disclosed as figures</w:t>
             </w:r>
-            <w:hyperlink r:id="rId51">
+            <w:hyperlink r:id="rId53">
               <w:r>
                 <w:rPr>
                   <w:color w:val="2A78D6"/>
                   <w:vertAlign w:val="superscript"/>
                   <w:sz w:val="15"/>
                 </w:rPr>
-                <w:t xml:space="preserve">42</w:t>
+                <w:t xml:space="preserve">44</w:t>
               </w:r>
             </w:hyperlink>
             <w:r>
@@ -10278,14 +10389,14 @@
               </w:rPr>
               <w:t>Own Scope 1 emissions 0 t CO2e, Scope 3 573,454 t CO2e in 2025</w:t>
             </w:r>
-            <w:hyperlink r:id="rId52">
+            <w:hyperlink r:id="rId54">
               <w:r>
                 <w:rPr>
                   <w:color w:val="2A78D6"/>
                   <w:vertAlign w:val="superscript"/>
                   <w:sz w:val="15"/>
                 </w:rPr>
-                <w:t xml:space="preserve">43</w:t>
+                <w:t xml:space="preserve">45</w:t>
               </w:r>
             </w:hyperlink>
           </w:p>
@@ -10314,14 +10425,14 @@
               </w:rPr>
               <w:t>Green asset ratio 4.86%</w:t>
             </w:r>
-            <w:hyperlink r:id="rId48">
+            <w:hyperlink r:id="rId50">
               <w:r>
                 <w:rPr>
                   <w:color w:val="2A78D6"/>
                   <w:vertAlign w:val="superscript"/>
                   <w:sz w:val="15"/>
                 </w:rPr>
-                <w:t xml:space="preserve">39</w:t>
+                <w:t xml:space="preserve">41</w:t>
               </w:r>
             </w:hyperlink>
           </w:p>
@@ -10350,14 +10461,14 @@
               </w:rPr>
               <w:t>Women on the Group management and supervisory boards 30%</w:t>
             </w:r>
-            <w:hyperlink r:id="rId53">
+            <w:hyperlink r:id="rId55">
               <w:r>
                 <w:rPr>
                   <w:color w:val="2A78D6"/>
                   <w:vertAlign w:val="superscript"/>
                   <w:sz w:val="15"/>
                 </w:rPr>
-                <w:t xml:space="preserve">44</w:t>
+                <w:t xml:space="preserve">46</w:t>
               </w:r>
             </w:hyperlink>
             <w:r>
@@ -11386,7 +11497,7 @@
             <w:color w:val="2A78D6"/>
             <w:sz w:val="17"/>
           </w:rPr>
-          <w:t xml:space="preserve">ERR - LHV nõuab rahapesu andmebüroolt pangasaladuse asjas 247 miljonit, 2025-07-25</w:t>
+          <w:t xml:space="preserve">OFAC Sanctions List Search (US Treasury)</w:t>
         </w:r>
       </w:hyperlink>
     </w:p>
@@ -11413,7 +11524,7 @@
             <w:color w:val="2A78D6"/>
             <w:sz w:val="17"/>
           </w:rPr>
-          <w:t xml:space="preserve">LHV Group - Annual sustainability report 2025, p. 97, 2026</w:t>
+          <w:t xml:space="preserve">EU Sanctions Map</w:t>
         </w:r>
       </w:hyperlink>
     </w:p>
@@ -11440,6 +11551,60 @@
             <w:color w:val="2A78D6"/>
             <w:sz w:val="17"/>
           </w:rPr>
+          <w:t xml:space="preserve">ERR - LHV nõuab rahapesu andmebüroolt pangasaladuse asjas 247 miljonit, 2025-07-25</w:t>
+        </w:r>
+      </w:hyperlink>
+    </w:p>
+    <w:p>
+      <w:pPr>
+        <w:tabs>
+          <w:tab w:pos="397" w:val="left"/>
+        </w:tabs>
+        <w:spacing w:before="0" w:after="30"/>
+        <w:ind w:left="397" w:hanging="397"/>
+      </w:pPr>
+      <w:r>
+        <w:rPr>
+          <w:b w:val="0"/>
+          <w:color w:val="667085"/>
+          <w:sz w:val="17"/>
+        </w:rPr>
+        <w:t>38.</w:t>
+        <w:tab/>
+      </w:r>
+      <w:hyperlink r:id="rId48">
+        <w:r>
+          <w:rPr>
+            <w:color w:val="2A78D6"/>
+            <w:sz w:val="17"/>
+          </w:rPr>
+          <w:t xml:space="preserve">LHV Group - Annual sustainability report 2025, p. 97, 2026</w:t>
+        </w:r>
+      </w:hyperlink>
+    </w:p>
+    <w:p>
+      <w:pPr>
+        <w:tabs>
+          <w:tab w:pos="397" w:val="left"/>
+        </w:tabs>
+        <w:spacing w:before="0" w:after="30"/>
+        <w:ind w:left="397" w:hanging="397"/>
+      </w:pPr>
+      <w:r>
+        <w:rPr>
+          <w:b w:val="0"/>
+          <w:color w:val="667085"/>
+          <w:sz w:val="17"/>
+        </w:rPr>
+        <w:t>39.</w:t>
+        <w:tab/>
+      </w:r>
+      <w:hyperlink r:id="rId49">
+        <w:r>
+          <w:rPr>
+            <w:color w:val="2A78D6"/>
+            <w:sz w:val="17"/>
+          </w:rPr>
           <w:t xml:space="preserve">LHV Group - Annual sustainability report 2025, p. 81, 2026</w:t>
         </w:r>
       </w:hyperlink>
@@ -11458,7 +11623,7 @@
           <w:color w:val="667085"/>
           <w:sz w:val="17"/>
         </w:rPr>
-        <w:t>38.</w:t>
+        <w:t>40.</w:t>
         <w:tab/>
       </w:r>
       <w:hyperlink r:id="rId44">
@@ -11485,60 +11650,6 @@
           <w:color w:val="667085"/>
           <w:sz w:val="17"/>
         </w:rPr>
-        <w:t>39.</w:t>
-        <w:tab/>
-      </w:r>
-      <w:hyperlink r:id="rId48">
-        <w:r>
-          <w:rPr>
-            <w:color w:val="2A78D6"/>
-            <w:sz w:val="17"/>
-          </w:rPr>
-          <w:t xml:space="preserve">LHV Group - Annual sustainability report 2025, p. 95, 2026</w:t>
-        </w:r>
-      </w:hyperlink>
-    </w:p>
-    <w:p>
-      <w:pPr>
-        <w:tabs>
-          <w:tab w:pos="397" w:val="left"/>
-        </w:tabs>
-        <w:spacing w:before="0" w:after="30"/>
-        <w:ind w:left="397" w:hanging="397"/>
-      </w:pPr>
-      <w:r>
-        <w:rPr>
-          <w:b w:val="0"/>
-          <w:color w:val="667085"/>
-          <w:sz w:val="17"/>
-        </w:rPr>
-        <w:t>40.</w:t>
-        <w:tab/>
-      </w:r>
-      <w:hyperlink r:id="rId49">
-        <w:r>
-          <w:rPr>
-            <w:color w:val="2A78D6"/>
-            <w:sz w:val="17"/>
-          </w:rPr>
-          <w:t xml:space="preserve">SEB Policy on Sustainability Considerations in Investments (2026-04-15), p. 5, 7, 2026-04-15</w:t>
-        </w:r>
-      </w:hyperlink>
-    </w:p>
-    <w:p>
-      <w:pPr>
-        <w:tabs>
-          <w:tab w:pos="397" w:val="left"/>
-        </w:tabs>
-        <w:spacing w:before="0" w:after="30"/>
-        <w:ind w:left="397" w:hanging="397"/>
-      </w:pPr>
-      <w:r>
-        <w:rPr>
-          <w:b w:val="0"/>
-          <w:color w:val="667085"/>
-          <w:sz w:val="17"/>
-        </w:rPr>
         <w:t>41.</w:t>
         <w:tab/>
       </w:r>
@@ -11548,7 +11659,7 @@
             <w:color w:val="2A78D6"/>
             <w:sz w:val="17"/>
           </w:rPr>
-          <w:t xml:space="preserve">LHV Group - Annual sustainability report 2025, p. 90, 2026</w:t>
+          <w:t xml:space="preserve">LHV Group - Annual sustainability report 2025, p. 95, 2026</w:t>
         </w:r>
       </w:hyperlink>
     </w:p>
@@ -11575,7 +11686,7 @@
             <w:color w:val="2A78D6"/>
             <w:sz w:val="17"/>
           </w:rPr>
-          <w:t xml:space="preserve">LHV Group - Annual sustainability report 2025, p. 88, 2026</w:t>
+          <w:t xml:space="preserve">SEB Policy on Sustainability Considerations in Investments (2026-04-15), p. 5, 7, 2026-04-15</w:t>
         </w:r>
       </w:hyperlink>
     </w:p>
@@ -11602,7 +11713,7 @@
             <w:color w:val="2A78D6"/>
             <w:sz w:val="17"/>
           </w:rPr>
-          <w:t xml:space="preserve">LHV Group - Annual sustainability report 2025, p. 98, 2026</w:t>
+          <w:t xml:space="preserve">LHV Group - Annual sustainability report 2025, p. 90, 2026</w:t>
         </w:r>
       </w:hyperlink>
     </w:p>
@@ -11624,6 +11735,60 @@
         <w:tab/>
       </w:r>
       <w:hyperlink r:id="rId53">
+        <w:r>
+          <w:rPr>
+            <w:color w:val="2A78D6"/>
+            <w:sz w:val="17"/>
+          </w:rPr>
+          <w:t xml:space="preserve">LHV Group - Annual sustainability report 2025, p. 88, 2026</w:t>
+        </w:r>
+      </w:hyperlink>
+    </w:p>
+    <w:p>
+      <w:pPr>
+        <w:tabs>
+          <w:tab w:pos="397" w:val="left"/>
+        </w:tabs>
+        <w:spacing w:before="0" w:after="30"/>
+        <w:ind w:left="397" w:hanging="397"/>
+      </w:pPr>
+      <w:r>
+        <w:rPr>
+          <w:b w:val="0"/>
+          <w:color w:val="667085"/>
+          <w:sz w:val="17"/>
+        </w:rPr>
+        <w:t>45.</w:t>
+        <w:tab/>
+      </w:r>
+      <w:hyperlink r:id="rId54">
+        <w:r>
+          <w:rPr>
+            <w:color w:val="2A78D6"/>
+            <w:sz w:val="17"/>
+          </w:rPr>
+          <w:t xml:space="preserve">LHV Group - Annual sustainability report 2025, p. 98, 2026</w:t>
+        </w:r>
+      </w:hyperlink>
+    </w:p>
+    <w:p>
+      <w:pPr>
+        <w:tabs>
+          <w:tab w:pos="397" w:val="left"/>
+        </w:tabs>
+        <w:spacing w:before="0" w:after="30"/>
+        <w:ind w:left="397" w:hanging="397"/>
+      </w:pPr>
+      <w:r>
+        <w:rPr>
+          <w:b w:val="0"/>
+          <w:color w:val="667085"/>
+          <w:sz w:val="17"/>
+        </w:rPr>
+        <w:t>46.</w:t>
+        <w:tab/>
+      </w:r>
+      <w:hyperlink r:id="rId55">
         <w:r>
           <w:rPr>
             <w:color w:val="2A78D6"/>

--- a/docs/files/lhv/lhv_9M2026_en.docx
+++ b/docs/files/lhv/lhv_9M2026_en.docx
@@ -7725,7 +7725,7 @@
           <w:color w:val="667085"/>
           <w:sz w:val="18"/>
         </w:rPr>
-        <w:t>Automatic news scan (Google News, EE), 2026-07-25 – 2026-10-23: 11 articles.</w:t>
+        <w:t>Automatic news scan (Google News, EE), 2026-07-26 – 2026-10-24: 11 articles.</w:t>
       </w:r>
     </w:p>
     <w:tbl>
@@ -8909,7 +8909,7 @@
                 <w:color w:val="333333"/>
                 <w:sz w:val="18"/>
               </w:rPr>
-              <w:t>Not found on the EU, UN, UK, US OFAC consolidated sanctions lists (automatic check 2026-10-23).</w:t>
+              <w:t>Not found on the EU, UN, UK, US OFAC consolidated sanctions lists (automatic check 2026-10-24).</w:t>
             </w:r>
           </w:p>
           <w:p>
@@ -9192,7 +9192,7 @@
                 <w:color w:val="333333"/>
                 <w:sz w:val="18"/>
               </w:rPr>
-              <w:t>News summary 2026-07-25 – 2026-10-23: 11 articles, 0 with an adverse keyword in the headline (details in the section "In the press").</w:t>
+              <w:t>News summary 2026-07-26 – 2026-10-24: 11 articles, 0 with an adverse keyword in the headline (details in the section "In the press").</w:t>
             </w:r>
           </w:p>
         </w:tc>

--- a/docs/files/lhv/lhv_9M2026_en.docx
+++ b/docs/files/lhv/lhv_9M2026_en.docx
@@ -7725,7 +7725,7 @@
           <w:color w:val="667085"/>
           <w:sz w:val="18"/>
         </w:rPr>
-        <w:t>Automatic news scan (Google News, EE), 2026-07-26 – 2026-10-24: 11 articles.</w:t>
+        <w:t>Automatic news scan (Google News, EE), 2026-07-27 – 2026-10-25: 11 articles.</w:t>
       </w:r>
     </w:p>
     <w:tbl>
@@ -8909,7 +8909,7 @@
                 <w:color w:val="333333"/>
                 <w:sz w:val="18"/>
               </w:rPr>
-              <w:t>Not found on the EU, UN, UK, US OFAC consolidated sanctions lists (automatic check 2026-10-24).</w:t>
+              <w:t>Not found on the EU, UN, UK, US OFAC consolidated sanctions lists (automatic check 2026-10-25).</w:t>
             </w:r>
           </w:p>
           <w:p>
@@ -9192,7 +9192,7 @@
                 <w:color w:val="333333"/>
                 <w:sz w:val="18"/>
               </w:rPr>
-              <w:t>News summary 2026-07-26 – 2026-10-24: 11 articles, 0 with an adverse keyword in the headline (details in the section "In the press").</w:t>
+              <w:t>News summary 2026-07-27 – 2026-10-25: 11 articles, 0 with an adverse keyword in the headline (details in the section "In the press").</w:t>
             </w:r>
           </w:p>
         </w:tc>

--- a/docs/files/lhv/lhv_9M2026_en.docx
+++ b/docs/files/lhv/lhv_9M2026_en.docx
@@ -7469,7 +7469,7 @@
                 <w:b w:val="0"/>
                 <w:sz w:val="17"/>
               </w:rPr>
-              <w:t>3.38% (2026-10)</w:t>
+              <w:t>3.37% (2026-10)</w:t>
             </w:r>
           </w:p>
         </w:tc>
@@ -7541,7 +7541,7 @@
                 <w:b w:val="0"/>
                 <w:sz w:val="17"/>
               </w:rPr>
-              <w:t>▲ 0.66 p. p.</w:t>
+              <w:t>▲ 0.65 p. p.</w:t>
             </w:r>
           </w:p>
         </w:tc>
@@ -7725,7 +7725,7 @@
           <w:color w:val="667085"/>
           <w:sz w:val="18"/>
         </w:rPr>
-        <w:t>Automatic news scan (Google News, EE), 2026-07-27 – 2026-10-25: 11 articles.</w:t>
+        <w:t>Automatic news scan (Google News, EE), 2026-07-28 – 2026-10-26: 11 articles.</w:t>
       </w:r>
     </w:p>
     <w:tbl>
@@ -8909,7 +8909,7 @@
                 <w:color w:val="333333"/>
                 <w:sz w:val="18"/>
               </w:rPr>
-              <w:t>Not found on the EU, UN, UK, US OFAC consolidated sanctions lists (automatic check 2026-10-25).</w:t>
+              <w:t>Not found on the EU, UN, US OFAC consolidated sanctions lists (automatic check 2026-10-26).</w:t>
             </w:r>
           </w:p>
           <w:p>
@@ -9192,7 +9192,7 @@
                 <w:color w:val="333333"/>
                 <w:sz w:val="18"/>
               </w:rPr>
-              <w:t>News summary 2026-07-27 – 2026-10-25: 11 articles, 0 with an adverse keyword in the headline (details in the section "In the press").</w:t>
+              <w:t>News summary 2026-07-28 – 2026-10-26: 11 articles, 0 with an adverse keyword in the headline (details in the section "In the press").</w:t>
             </w:r>
           </w:p>
         </w:tc>

--- a/docs/files/lhv/lhv_9M2026_en.docx
+++ b/docs/files/lhv/lhv_9M2026_en.docx
@@ -7725,7 +7725,7 @@
           <w:color w:val="667085"/>
           <w:sz w:val="18"/>
         </w:rPr>
-        <w:t>Automatic news scan (Google News, EE), 2026-07-28 – 2026-10-26: 11 articles.</w:t>
+        <w:t>Automatic news scan (Google News, EE), 2026-07-29 – 2026-10-27: 12 articles.</w:t>
       </w:r>
     </w:p>
     <w:tbl>
@@ -8110,7 +8110,7 @@
                 <w:color w:val="1B2430"/>
                 <w:sz w:val="17"/>
               </w:rPr>
-              <w:t>2026-10-22</w:t>
+              <w:t>2026-10-27</w:t>
             </w:r>
           </w:p>
         </w:tc>
@@ -8159,7 +8159,7 @@
                   <w:color w:val="1B2430"/>
                   <w:sz w:val="18"/>
                 </w:rPr>
-                <w:t xml:space="preserve">Kuhu investeeriti LHV Kasvukontoga III kvartalis 2026?</w:t>
+                <w:t xml:space="preserve">LHV Groupi 2027. aasta finantskalender</w:t>
               </w:r>
             </w:hyperlink>
             <w:r>
@@ -8168,7 +8168,7 @@
                 <w:color w:val="667085"/>
                 <w:sz w:val="15"/>
               </w:rPr>
-              <w:t xml:space="preserve">   LHV</w:t>
+              <w:t xml:space="preserve">   GlobeNewswire</w:t>
             </w:r>
           </w:p>
         </w:tc>
@@ -8194,7 +8194,7 @@
                 <w:color w:val="1B2430"/>
                 <w:sz w:val="17"/>
               </w:rPr>
-              <w:t>2026-10-20</w:t>
+              <w:t>2026-10-22</w:t>
             </w:r>
           </w:p>
         </w:tc>
@@ -8243,7 +8243,7 @@
                   <w:color w:val="1B2430"/>
                   <w:sz w:val="18"/>
                 </w:rPr>
-                <w:t xml:space="preserve">LHV Groupi 20. oktoobri investorkohtumise salvestus</w:t>
+                <w:t xml:space="preserve">Kuhu investeeriti LHV Kasvukontoga III kvartalis 2026?</w:t>
               </w:r>
             </w:hyperlink>
             <w:r>
@@ -8252,7 +8252,7 @@
                 <w:color w:val="667085"/>
                 <w:sz w:val="15"/>
               </w:rPr>
-              <w:t xml:space="preserve">   GlobeNewswire</w:t>
+              <w:t xml:space="preserve">   LHV</w:t>
             </w:r>
           </w:p>
         </w:tc>
@@ -8278,7 +8278,7 @@
                 <w:color w:val="1B2430"/>
                 <w:sz w:val="17"/>
               </w:rPr>
-              <w:t>2026-10-12</w:t>
+              <w:t>2026-10-20</w:t>
             </w:r>
           </w:p>
         </w:tc>
@@ -8327,7 +8327,7 @@
                   <w:color w:val="1B2430"/>
                   <w:sz w:val="18"/>
                 </w:rPr>
-                <w:t xml:space="preserve">LHV Bank Limited tegevjuhiks nimetati Damian Thompson</w:t>
+                <w:t xml:space="preserve">LHV Groupi 20. oktoobri investorkohtumise salvestus</w:t>
               </w:r>
             </w:hyperlink>
             <w:r>
@@ -8362,7 +8362,7 @@
                 <w:color w:val="1B2430"/>
                 <w:sz w:val="17"/>
               </w:rPr>
-              <w:t>2026-10-01</w:t>
+              <w:t>2026-10-12</w:t>
             </w:r>
           </w:p>
         </w:tc>
@@ -8406,6 +8406,90 @@
               <w:spacing w:before="0" w:after="0"/>
             </w:pPr>
             <w:hyperlink r:id="rId42">
+              <w:r>
+                <w:rPr>
+                  <w:color w:val="1B2430"/>
+                  <w:sz w:val="18"/>
+                </w:rPr>
+                <w:t xml:space="preserve">LHV Bank Limited tegevjuhiks nimetati Damian Thompson</w:t>
+              </w:r>
+            </w:hyperlink>
+            <w:r>
+              <w:rPr>
+                <w:b w:val="0"/>
+                <w:color w:val="667085"/>
+                <w:sz w:val="15"/>
+              </w:rPr>
+              <w:t xml:space="preserve">   GlobeNewswire</w:t>
+            </w:r>
+          </w:p>
+        </w:tc>
+      </w:tr>
+      <w:tr>
+        <w:tc>
+          <w:tcPr>
+            <w:tcW w:type="dxa" w:w="1020"/>
+            <w:tcBorders>
+              <w:top w:val="nil"/>
+              <w:left w:val="nil"/>
+              <w:bottom w:val="single" w:sz="4" w:color="E3E8EE" w:space="0"/>
+              <w:right w:val="nil"/>
+            </w:tcBorders>
+          </w:tcPr>
+          <w:p>
+            <w:pPr>
+              <w:spacing w:before="0" w:after="0"/>
+            </w:pPr>
+            <w:r>
+              <w:rPr>
+                <w:b w:val="0"/>
+                <w:color w:val="1B2430"/>
+                <w:sz w:val="17"/>
+              </w:rPr>
+              <w:t>2026-10-01</w:t>
+            </w:r>
+          </w:p>
+        </w:tc>
+        <w:tc>
+          <w:tcPr>
+            <w:tcW w:type="dxa" w:w="1361"/>
+            <w:tcBorders>
+              <w:top w:val="nil"/>
+              <w:left w:val="nil"/>
+              <w:bottom w:val="single" w:sz="4" w:color="E3E8EE" w:space="0"/>
+              <w:right w:val="nil"/>
+            </w:tcBorders>
+          </w:tcPr>
+          <w:p>
+            <w:pPr>
+              <w:spacing w:before="0" w:after="0"/>
+            </w:pPr>
+            <w:r>
+              <w:rPr>
+                <w:b/>
+                <w:color w:val="5F6B7A"/>
+                <w:sz w:val="14"/>
+                <w:shd w:val="clear" w:color="auto" w:fill="F0F2F5"/>
+              </w:rPr>
+              <w:t xml:space="preserve"> OTHER </w:t>
+            </w:r>
+          </w:p>
+        </w:tc>
+        <w:tc>
+          <w:tcPr>
+            <w:tcW w:type="dxa" w:w="7257"/>
+            <w:tcBorders>
+              <w:top w:val="nil"/>
+              <w:left w:val="nil"/>
+              <w:bottom w:val="single" w:sz="4" w:color="E3E8EE" w:space="0"/>
+              <w:right w:val="nil"/>
+            </w:tcBorders>
+          </w:tcPr>
+          <w:p>
+            <w:pPr>
+              <w:spacing w:before="0" w:after="0"/>
+            </w:pPr>
+            <w:hyperlink r:id="rId43">
               <w:r>
                 <w:rPr>
                   <w:color w:val="1B2430"/>
@@ -8601,7 +8685,7 @@
               </w:rPr>
               <w:t>It publishes a list of activities that go against its credit policy</w:t>
             </w:r>
-            <w:hyperlink r:id="rId43">
+            <w:hyperlink r:id="rId44">
               <w:r>
                 <w:rPr>
                   <w:color w:val="2A78D6"/>
@@ -8645,7 +8729,7 @@
               </w:rPr>
               <w:t>The credit policy rules out lending to customers with clear evidence of human rights violations or serious environmental harm</w:t>
             </w:r>
-            <w:hyperlink r:id="rId44">
+            <w:hyperlink r:id="rId45">
               <w:r>
                 <w:rPr>
                   <w:color w:val="2A78D6"/>
@@ -8909,7 +8993,7 @@
                 <w:color w:val="333333"/>
                 <w:sz w:val="18"/>
               </w:rPr>
-              <w:t>Not found on the EU, UN, US OFAC consolidated sanctions lists (automatic check 2026-10-26).</w:t>
+              <w:t>Not found on the EU, UN, US OFAC consolidated sanctions lists (automatic check 2026-10-27).</w:t>
             </w:r>
           </w:p>
           <w:p>
@@ -8950,7 +9034,7 @@
               </w:rPr>
               <w:t>OFAC sanctions search</w:t>
             </w:r>
-            <w:hyperlink r:id="rId45">
+            <w:hyperlink r:id="rId46">
               <w:r>
                 <w:rPr>
                   <w:color w:val="2A78D6"/>
@@ -8986,7 +9070,7 @@
               </w:rPr>
               <w:t>EU Sanctions Map</w:t>
             </w:r>
-            <w:hyperlink r:id="rId46">
+            <w:hyperlink r:id="rId47">
               <w:r>
                 <w:rPr>
                   <w:color w:val="2A78D6"/>
@@ -9150,7 +9234,7 @@
               </w:rPr>
               <w:t>The main case has LHV as the claimant: in July 2025 the bank notified the Financial Intelligence Unit of its intent to claim a EUR 247.5m contractual penalty, because the unit accessed LHV client account statements 1,289 times without legal basis</w:t>
             </w:r>
-            <w:hyperlink r:id="rId47">
+            <w:hyperlink r:id="rId48">
               <w:r>
                 <w:rPr>
                   <w:color w:val="2A78D6"/>
@@ -9192,7 +9276,7 @@
                 <w:color w:val="333333"/>
                 <w:sz w:val="18"/>
               </w:rPr>
-              <w:t>News summary 2026-07-28 – 2026-10-26: 11 articles, 0 with an adverse keyword in the headline (details in the section "In the press").</w:t>
+              <w:t>News summary 2026-07-29 – 2026-10-27: 12 articles, 0 with an adverse keyword in the headline (details in the section "In the press").</w:t>
             </w:r>
           </w:p>
         </w:tc>
@@ -9351,7 +9435,7 @@
               </w:rPr>
               <w:t>Energy-efficient home loans, EV leasing, apartment renovation and energy project loans, the EIF sustainable loan programme</w:t>
             </w:r>
-            <w:hyperlink r:id="rId44">
+            <w:hyperlink r:id="rId45">
               <w:r>
                 <w:rPr>
                   <w:color w:val="2A78D6"/>
@@ -9408,7 +9492,7 @@
               </w:rPr>
               <w:t>At least 50% of new mortgages for A and B energy class housing, 100% renewable electricity by 2030</w:t>
             </w:r>
-            <w:hyperlink r:id="rId48">
+            <w:hyperlink r:id="rId49">
               <w:r>
                 <w:rPr>
                   <w:color w:val="2A78D6"/>
@@ -9452,7 +9536,7 @@
               </w:rPr>
               <w:t>No financing of new diesel passenger cars from 2030</w:t>
             </w:r>
-            <w:hyperlink r:id="rId49">
+            <w:hyperlink r:id="rId50">
               <w:r>
                 <w:rPr>
                   <w:color w:val="2A78D6"/>
@@ -9572,7 +9656,7 @@
               </w:rPr>
               <w:t>Aims to contribute to the Paris Agreement goals and the transition to a climate-neutral economy by 2050</w:t>
             </w:r>
-            <w:hyperlink r:id="rId44">
+            <w:hyperlink r:id="rId45">
               <w:r>
                 <w:rPr>
                   <w:color w:val="2A78D6"/>
@@ -9616,7 +9700,7 @@
               </w:rPr>
               <w:t>Green asset ratio 4.86%</w:t>
             </w:r>
-            <w:hyperlink r:id="rId50">
+            <w:hyperlink r:id="rId51">
               <w:r>
                 <w:rPr>
                   <w:color w:val="2A78D6"/>
@@ -9851,7 +9935,7 @@
               </w:rPr>
               <w:t>No SEB sector policy for banks, so the Investments policy and the Environmental and Social &amp; Human Rights policies apply</w:t>
             </w:r>
-            <w:hyperlink r:id="rId51">
+            <w:hyperlink r:id="rId52">
               <w:r>
                 <w:rPr>
                   <w:color w:val="2A78D6"/>
@@ -9908,7 +9992,7 @@
               </w:rPr>
               <w:t>Activity exclusion list</w:t>
             </w:r>
-            <w:hyperlink r:id="rId43">
+            <w:hyperlink r:id="rId44">
               <w:r>
                 <w:rPr>
                   <w:color w:val="2A78D6"/>
@@ -9944,7 +10028,7 @@
               </w:rPr>
               <w:t>Human rights and environmental criteria in the credit policy</w:t>
             </w:r>
-            <w:hyperlink r:id="rId44">
+            <w:hyperlink r:id="rId45">
               <w:r>
                 <w:rPr>
                   <w:color w:val="2A78D6"/>
@@ -9980,7 +10064,7 @@
               </w:rPr>
               <w:t>Human rights risk assessment</w:t>
             </w:r>
-            <w:hyperlink r:id="rId52">
+            <w:hyperlink r:id="rId53">
               <w:r>
                 <w:rPr>
                   <w:color w:val="2A78D6"/>
@@ -10016,7 +10100,7 @@
               </w:rPr>
               <w:t>Climate targets</w:t>
             </w:r>
-            <w:hyperlink r:id="rId48">
+            <w:hyperlink r:id="rId49">
               <w:r>
                 <w:rPr>
                   <w:color w:val="2A78D6"/>
@@ -10052,7 +10136,7 @@
               </w:rPr>
               <w:t>ESG policy</w:t>
             </w:r>
-            <w:hyperlink r:id="rId43">
+            <w:hyperlink r:id="rId44">
               <w:r>
                 <w:rPr>
                   <w:color w:val="2A78D6"/>
@@ -10109,7 +10193,7 @@
               </w:rPr>
               <w:t>Financed emissions (PCAF) are not disclosed as figures</w:t>
             </w:r>
-            <w:hyperlink r:id="rId53">
+            <w:hyperlink r:id="rId54">
               <w:r>
                 <w:rPr>
                   <w:color w:val="2A78D6"/>
@@ -10389,7 +10473,7 @@
               </w:rPr>
               <w:t>Own Scope 1 emissions 0 t CO2e, Scope 3 573,454 t CO2e in 2025</w:t>
             </w:r>
-            <w:hyperlink r:id="rId54">
+            <w:hyperlink r:id="rId55">
               <w:r>
                 <w:rPr>
                   <w:color w:val="2A78D6"/>
@@ -10425,7 +10509,7 @@
               </w:rPr>
               <w:t>Green asset ratio 4.86%</w:t>
             </w:r>
-            <w:hyperlink r:id="rId50">
+            <w:hyperlink r:id="rId51">
               <w:r>
                 <w:rPr>
                   <w:color w:val="2A78D6"/>
@@ -10461,7 +10545,7 @@
               </w:rPr>
               <w:t>Women on the Group management and supervisory boards 30%</w:t>
             </w:r>
-            <w:hyperlink r:id="rId55">
+            <w:hyperlink r:id="rId56">
               <w:r>
                 <w:rPr>
                   <w:color w:val="2A78D6"/>
@@ -11437,7 +11521,7 @@
         <w:t>33.</w:t>
         <w:tab/>
       </w:r>
-      <w:hyperlink r:id="rId43">
+      <w:hyperlink r:id="rId44">
         <w:r>
           <w:rPr>
             <w:color w:val="2A78D6"/>
@@ -11464,7 +11548,7 @@
         <w:t>34.</w:t>
         <w:tab/>
       </w:r>
-      <w:hyperlink r:id="rId44">
+      <w:hyperlink r:id="rId45">
         <w:r>
           <w:rPr>
             <w:color w:val="2A78D6"/>
@@ -11491,7 +11575,7 @@
         <w:t>35.</w:t>
         <w:tab/>
       </w:r>
-      <w:hyperlink r:id="rId45">
+      <w:hyperlink r:id="rId46">
         <w:r>
           <w:rPr>
             <w:color w:val="2A78D6"/>
@@ -11518,7 +11602,7 @@
         <w:t>36.</w:t>
         <w:tab/>
       </w:r>
-      <w:hyperlink r:id="rId46">
+      <w:hyperlink r:id="rId47">
         <w:r>
           <w:rPr>
             <w:color w:val="2A78D6"/>
@@ -11545,7 +11629,7 @@
         <w:t>37.</w:t>
         <w:tab/>
       </w:r>
-      <w:hyperlink r:id="rId47">
+      <w:hyperlink r:id="rId48">
         <w:r>
           <w:rPr>
             <w:color w:val="2A78D6"/>
@@ -11572,7 +11656,7 @@
         <w:t>38.</w:t>
         <w:tab/>
       </w:r>
-      <w:hyperlink r:id="rId48">
+      <w:hyperlink r:id="rId49">
         <w:r>
           <w:rPr>
             <w:color w:val="2A78D6"/>
@@ -11599,7 +11683,7 @@
         <w:t>39.</w:t>
         <w:tab/>
       </w:r>
-      <w:hyperlink r:id="rId49">
+      <w:hyperlink r:id="rId50">
         <w:r>
           <w:rPr>
             <w:color w:val="2A78D6"/>
@@ -11626,7 +11710,7 @@
         <w:t>40.</w:t>
         <w:tab/>
       </w:r>
-      <w:hyperlink r:id="rId44">
+      <w:hyperlink r:id="rId45">
         <w:r>
           <w:rPr>
             <w:color w:val="2A78D6"/>
@@ -11653,7 +11737,7 @@
         <w:t>41.</w:t>
         <w:tab/>
       </w:r>
-      <w:hyperlink r:id="rId50">
+      <w:hyperlink r:id="rId51">
         <w:r>
           <w:rPr>
             <w:color w:val="2A78D6"/>
@@ -11680,7 +11764,7 @@
         <w:t>42.</w:t>
         <w:tab/>
       </w:r>
-      <w:hyperlink r:id="rId51">
+      <w:hyperlink r:id="rId52">
         <w:r>
           <w:rPr>
             <w:color w:val="2A78D6"/>
@@ -11707,7 +11791,7 @@
         <w:t>43.</w:t>
         <w:tab/>
       </w:r>
-      <w:hyperlink r:id="rId52">
+      <w:hyperlink r:id="rId53">
         <w:r>
           <w:rPr>
             <w:color w:val="2A78D6"/>
@@ -11734,7 +11818,7 @@
         <w:t>44.</w:t>
         <w:tab/>
       </w:r>
-      <w:hyperlink r:id="rId53">
+      <w:hyperlink r:id="rId54">
         <w:r>
           <w:rPr>
             <w:color w:val="2A78D6"/>
@@ -11761,7 +11845,7 @@
         <w:t>45.</w:t>
         <w:tab/>
       </w:r>
-      <w:hyperlink r:id="rId54">
+      <w:hyperlink r:id="rId55">
         <w:r>
           <w:rPr>
             <w:color w:val="2A78D6"/>
@@ -11788,7 +11872,7 @@
         <w:t>46.</w:t>
         <w:tab/>
       </w:r>
-      <w:hyperlink r:id="rId55">
+      <w:hyperlink r:id="rId56">
         <w:r>
           <w:rPr>
             <w:color w:val="2A78D6"/>

--- a/docs/files/lhv/lhv_9M2026_en.docx
+++ b/docs/files/lhv/lhv_9M2026_en.docx
@@ -7725,7 +7725,7 @@
           <w:color w:val="667085"/>
           <w:sz w:val="18"/>
         </w:rPr>
-        <w:t>Automatic news scan (Google News, EE), 2026-07-29 – 2026-10-27: 12 articles.</w:t>
+        <w:t>Automatic news scan (Google News, EE), 2026-07-30 – 2026-10-28: 12 articles.</w:t>
       </w:r>
     </w:p>
     <w:tbl>
@@ -8993,7 +8993,7 @@
                 <w:color w:val="333333"/>
                 <w:sz w:val="18"/>
               </w:rPr>
-              <w:t>Not found on the EU, UN, US OFAC consolidated sanctions lists (automatic check 2026-10-27).</w:t>
+              <w:t>Not found on the EU, UN, US OFAC consolidated sanctions lists (automatic check 2026-10-28).</w:t>
             </w:r>
           </w:p>
           <w:p>
@@ -9276,7 +9276,7 @@
                 <w:color w:val="333333"/>
                 <w:sz w:val="18"/>
               </w:rPr>
-              <w:t>News summary 2026-07-29 – 2026-10-27: 12 articles, 0 with an adverse keyword in the headline (details in the section "In the press").</w:t>
+              <w:t>News summary 2026-07-30 – 2026-10-28: 12 articles, 0 with an adverse keyword in the headline (details in the section "In the press").</w:t>
             </w:r>
           </w:p>
         </w:tc>

--- a/docs/files/lhv/lhv_9M2026_en.docx
+++ b/docs/files/lhv/lhv_9M2026_en.docx
@@ -7725,7 +7725,7 @@
           <w:color w:val="667085"/>
           <w:sz w:val="18"/>
         </w:rPr>
-        <w:t>Automatic news scan (Google News, EE), 2026-07-30 – 2026-10-28: 12 articles.</w:t>
+        <w:t>Automatic news scan (Google News, EE), 2026-08-01 – 2026-10-30: 13 articles.</w:t>
       </w:r>
     </w:p>
     <w:tbl>
@@ -8110,7 +8110,7 @@
                 <w:color w:val="1B2430"/>
                 <w:sz w:val="17"/>
               </w:rPr>
-              <w:t>2026-10-27</w:t>
+              <w:t>2026-10-28</w:t>
             </w:r>
           </w:p>
         </w:tc>
@@ -8159,7 +8159,7 @@
                   <w:color w:val="1B2430"/>
                   <w:sz w:val="18"/>
                 </w:rPr>
-                <w:t xml:space="preserve">LHV Groupi 2027. aasta finantskalender</w:t>
+                <w:t xml:space="preserve">LHV PIKi portfellid on kasvanud üle 125 miljoni euro</w:t>
               </w:r>
             </w:hyperlink>
             <w:r>
@@ -8168,7 +8168,7 @@
                 <w:color w:val="667085"/>
                 <w:sz w:val="15"/>
               </w:rPr>
-              <w:t xml:space="preserve">   GlobeNewswire</w:t>
+              <w:t xml:space="preserve">   LHV</w:t>
             </w:r>
           </w:p>
         </w:tc>
@@ -8194,7 +8194,7 @@
                 <w:color w:val="1B2430"/>
                 <w:sz w:val="17"/>
               </w:rPr>
-              <w:t>2026-10-22</w:t>
+              <w:t>2026-10-27</w:t>
             </w:r>
           </w:p>
         </w:tc>
@@ -8243,7 +8243,7 @@
                   <w:color w:val="1B2430"/>
                   <w:sz w:val="18"/>
                 </w:rPr>
-                <w:t xml:space="preserve">Kuhu investeeriti LHV Kasvukontoga III kvartalis 2026?</w:t>
+                <w:t xml:space="preserve">LHV Groupi 2027. aasta finantskalender</w:t>
               </w:r>
             </w:hyperlink>
             <w:r>
@@ -8252,7 +8252,7 @@
                 <w:color w:val="667085"/>
                 <w:sz w:val="15"/>
               </w:rPr>
-              <w:t xml:space="preserve">   LHV</w:t>
+              <w:t xml:space="preserve">   GlobeNewswire</w:t>
             </w:r>
           </w:p>
         </w:tc>
@@ -8278,7 +8278,7 @@
                 <w:color w:val="1B2430"/>
                 <w:sz w:val="17"/>
               </w:rPr>
-              <w:t>2026-10-20</w:t>
+              <w:t>2026-10-22</w:t>
             </w:r>
           </w:p>
         </w:tc>
@@ -8327,7 +8327,7 @@
                   <w:color w:val="1B2430"/>
                   <w:sz w:val="18"/>
                 </w:rPr>
-                <w:t xml:space="preserve">LHV Groupi 20. oktoobri investorkohtumise salvestus</w:t>
+                <w:t xml:space="preserve">Kuhu investeeriti LHV Kasvukontoga III kvartalis 2026?</w:t>
               </w:r>
             </w:hyperlink>
             <w:r>
@@ -8336,7 +8336,7 @@
                 <w:color w:val="667085"/>
                 <w:sz w:val="15"/>
               </w:rPr>
-              <w:t xml:space="preserve">   GlobeNewswire</w:t>
+              <w:t xml:space="preserve">   LHV</w:t>
             </w:r>
           </w:p>
         </w:tc>
@@ -8362,7 +8362,7 @@
                 <w:color w:val="1B2430"/>
                 <w:sz w:val="17"/>
               </w:rPr>
-              <w:t>2026-10-12</w:t>
+              <w:t>2026-10-20</w:t>
             </w:r>
           </w:p>
         </w:tc>
@@ -8411,7 +8411,7 @@
                   <w:color w:val="1B2430"/>
                   <w:sz w:val="18"/>
                 </w:rPr>
-                <w:t xml:space="preserve">LHV Bank Limited tegevjuhiks nimetati Damian Thompson</w:t>
+                <w:t xml:space="preserve">LHV Groupi 20. oktoobri investorkohtumise salvestus</w:t>
               </w:r>
             </w:hyperlink>
             <w:r>
@@ -8446,7 +8446,7 @@
                 <w:color w:val="1B2430"/>
                 <w:sz w:val="17"/>
               </w:rPr>
-              <w:t>2026-10-01</w:t>
+              <w:t>2026-10-12</w:t>
             </w:r>
           </w:p>
         </w:tc>
@@ -8490,6 +8490,90 @@
               <w:spacing w:before="0" w:after="0"/>
             </w:pPr>
             <w:hyperlink r:id="rId43">
+              <w:r>
+                <w:rPr>
+                  <w:color w:val="1B2430"/>
+                  <w:sz w:val="18"/>
+                </w:rPr>
+                <w:t xml:space="preserve">LHV Bank Limited tegevjuhiks nimetati Damian Thompson</w:t>
+              </w:r>
+            </w:hyperlink>
+            <w:r>
+              <w:rPr>
+                <w:b w:val="0"/>
+                <w:color w:val="667085"/>
+                <w:sz w:val="15"/>
+              </w:rPr>
+              <w:t xml:space="preserve">   GlobeNewswire</w:t>
+            </w:r>
+          </w:p>
+        </w:tc>
+      </w:tr>
+      <w:tr>
+        <w:tc>
+          <w:tcPr>
+            <w:tcW w:type="dxa" w:w="1020"/>
+            <w:tcBorders>
+              <w:top w:val="nil"/>
+              <w:left w:val="nil"/>
+              <w:bottom w:val="single" w:sz="4" w:color="E3E8EE" w:space="0"/>
+              <w:right w:val="nil"/>
+            </w:tcBorders>
+          </w:tcPr>
+          <w:p>
+            <w:pPr>
+              <w:spacing w:before="0" w:after="0"/>
+            </w:pPr>
+            <w:r>
+              <w:rPr>
+                <w:b w:val="0"/>
+                <w:color w:val="1B2430"/>
+                <w:sz w:val="17"/>
+              </w:rPr>
+              <w:t>2026-10-01</w:t>
+            </w:r>
+          </w:p>
+        </w:tc>
+        <w:tc>
+          <w:tcPr>
+            <w:tcW w:type="dxa" w:w="1361"/>
+            <w:tcBorders>
+              <w:top w:val="nil"/>
+              <w:left w:val="nil"/>
+              <w:bottom w:val="single" w:sz="4" w:color="E3E8EE" w:space="0"/>
+              <w:right w:val="nil"/>
+            </w:tcBorders>
+          </w:tcPr>
+          <w:p>
+            <w:pPr>
+              <w:spacing w:before="0" w:after="0"/>
+            </w:pPr>
+            <w:r>
+              <w:rPr>
+                <w:b/>
+                <w:color w:val="5F6B7A"/>
+                <w:sz w:val="14"/>
+                <w:shd w:val="clear" w:color="auto" w:fill="F0F2F5"/>
+              </w:rPr>
+              <w:t xml:space="preserve"> OTHER </w:t>
+            </w:r>
+          </w:p>
+        </w:tc>
+        <w:tc>
+          <w:tcPr>
+            <w:tcW w:type="dxa" w:w="7257"/>
+            <w:tcBorders>
+              <w:top w:val="nil"/>
+              <w:left w:val="nil"/>
+              <w:bottom w:val="single" w:sz="4" w:color="E3E8EE" w:space="0"/>
+              <w:right w:val="nil"/>
+            </w:tcBorders>
+          </w:tcPr>
+          <w:p>
+            <w:pPr>
+              <w:spacing w:before="0" w:after="0"/>
+            </w:pPr>
+            <w:hyperlink r:id="rId44">
               <w:r>
                 <w:rPr>
                   <w:color w:val="1B2430"/>
@@ -8685,7 +8769,7 @@
               </w:rPr>
               <w:t>It publishes a list of activities that go against its credit policy</w:t>
             </w:r>
-            <w:hyperlink r:id="rId44">
+            <w:hyperlink r:id="rId45">
               <w:r>
                 <w:rPr>
                   <w:color w:val="2A78D6"/>
@@ -8729,7 +8813,7 @@
               </w:rPr>
               <w:t>The credit policy rules out lending to customers with clear evidence of human rights violations or serious environmental harm</w:t>
             </w:r>
-            <w:hyperlink r:id="rId45">
+            <w:hyperlink r:id="rId46">
               <w:r>
                 <w:rPr>
                   <w:color w:val="2A78D6"/>
@@ -8993,7 +9077,7 @@
                 <w:color w:val="333333"/>
                 <w:sz w:val="18"/>
               </w:rPr>
-              <w:t>Not found on the EU, UN, US OFAC consolidated sanctions lists (automatic check 2026-10-28).</w:t>
+              <w:t>Not found on the EU, UN, US OFAC consolidated sanctions lists (automatic check 2026-10-30).</w:t>
             </w:r>
           </w:p>
           <w:p>
@@ -9034,7 +9118,7 @@
               </w:rPr>
               <w:t>OFAC sanctions search</w:t>
             </w:r>
-            <w:hyperlink r:id="rId46">
+            <w:hyperlink r:id="rId47">
               <w:r>
                 <w:rPr>
                   <w:color w:val="2A78D6"/>
@@ -9070,7 +9154,7 @@
               </w:rPr>
               <w:t>EU Sanctions Map</w:t>
             </w:r>
-            <w:hyperlink r:id="rId47">
+            <w:hyperlink r:id="rId48">
               <w:r>
                 <w:rPr>
                   <w:color w:val="2A78D6"/>
@@ -9234,7 +9318,7 @@
               </w:rPr>
               <w:t>The main case has LHV as the claimant: in July 2025 the bank notified the Financial Intelligence Unit of its intent to claim a EUR 247.5m contractual penalty, because the unit accessed LHV client account statements 1,289 times without legal basis</w:t>
             </w:r>
-            <w:hyperlink r:id="rId48">
+            <w:hyperlink r:id="rId49">
               <w:r>
                 <w:rPr>
                   <w:color w:val="2A78D6"/>
@@ -9276,7 +9360,7 @@
                 <w:color w:val="333333"/>
                 <w:sz w:val="18"/>
               </w:rPr>
-              <w:t>News summary 2026-07-30 – 2026-10-28: 12 articles, 0 with an adverse keyword in the headline (details in the section "In the press").</w:t>
+              <w:t>News summary 2026-08-01 – 2026-10-30: 13 articles, 0 with an adverse keyword in the headline (details in the section "In the press").</w:t>
             </w:r>
           </w:p>
         </w:tc>
@@ -9435,7 +9519,7 @@
               </w:rPr>
               <w:t>Energy-efficient home loans, EV leasing, apartment renovation and energy project loans, the EIF sustainable loan programme</w:t>
             </w:r>
-            <w:hyperlink r:id="rId45">
+            <w:hyperlink r:id="rId46">
               <w:r>
                 <w:rPr>
                   <w:color w:val="2A78D6"/>
@@ -9492,7 +9576,7 @@
               </w:rPr>
               <w:t>At least 50% of new mortgages for A and B energy class housing, 100% renewable electricity by 2030</w:t>
             </w:r>
-            <w:hyperlink r:id="rId49">
+            <w:hyperlink r:id="rId50">
               <w:r>
                 <w:rPr>
                   <w:color w:val="2A78D6"/>
@@ -9536,7 +9620,7 @@
               </w:rPr>
               <w:t>No financing of new diesel passenger cars from 2030</w:t>
             </w:r>
-            <w:hyperlink r:id="rId50">
+            <w:hyperlink r:id="rId51">
               <w:r>
                 <w:rPr>
                   <w:color w:val="2A78D6"/>
@@ -9656,7 +9740,7 @@
               </w:rPr>
               <w:t>Aims to contribute to the Paris Agreement goals and the transition to a climate-neutral economy by 2050</w:t>
             </w:r>
-            <w:hyperlink r:id="rId45">
+            <w:hyperlink r:id="rId46">
               <w:r>
                 <w:rPr>
                   <w:color w:val="2A78D6"/>
@@ -9700,7 +9784,7 @@
               </w:rPr>
               <w:t>Green asset ratio 4.86%</w:t>
             </w:r>
-            <w:hyperlink r:id="rId51">
+            <w:hyperlink r:id="rId52">
               <w:r>
                 <w:rPr>
                   <w:color w:val="2A78D6"/>
@@ -9935,7 +10019,7 @@
               </w:rPr>
               <w:t>No SEB sector policy for banks, so the Investments policy and the Environmental and Social &amp; Human Rights policies apply</w:t>
             </w:r>
-            <w:hyperlink r:id="rId52">
+            <w:hyperlink r:id="rId53">
               <w:r>
                 <w:rPr>
                   <w:color w:val="2A78D6"/>
@@ -9992,7 +10076,7 @@
               </w:rPr>
               <w:t>Activity exclusion list</w:t>
             </w:r>
-            <w:hyperlink r:id="rId44">
+            <w:hyperlink r:id="rId45">
               <w:r>
                 <w:rPr>
                   <w:color w:val="2A78D6"/>
@@ -10028,7 +10112,7 @@
               </w:rPr>
               <w:t>Human rights and environmental criteria in the credit policy</w:t>
             </w:r>
-            <w:hyperlink r:id="rId45">
+            <w:hyperlink r:id="rId46">
               <w:r>
                 <w:rPr>
                   <w:color w:val="2A78D6"/>
@@ -10064,7 +10148,7 @@
               </w:rPr>
               <w:t>Human rights risk assessment</w:t>
             </w:r>
-            <w:hyperlink r:id="rId53">
+            <w:hyperlink r:id="rId54">
               <w:r>
                 <w:rPr>
                   <w:color w:val="2A78D6"/>
@@ -10100,7 +10184,7 @@
               </w:rPr>
               <w:t>Climate targets</w:t>
             </w:r>
-            <w:hyperlink r:id="rId49">
+            <w:hyperlink r:id="rId50">
               <w:r>
                 <w:rPr>
                   <w:color w:val="2A78D6"/>
@@ -10136,7 +10220,7 @@
               </w:rPr>
               <w:t>ESG policy</w:t>
             </w:r>
-            <w:hyperlink r:id="rId44">
+            <w:hyperlink r:id="rId45">
               <w:r>
                 <w:rPr>
                   <w:color w:val="2A78D6"/>
@@ -10193,7 +10277,7 @@
               </w:rPr>
               <w:t>Financed emissions (PCAF) are not disclosed as figures</w:t>
             </w:r>
-            <w:hyperlink r:id="rId54">
+            <w:hyperlink r:id="rId55">
               <w:r>
                 <w:rPr>
                   <w:color w:val="2A78D6"/>
@@ -10473,7 +10557,7 @@
               </w:rPr>
               <w:t>Own Scope 1 emissions 0 t CO2e, Scope 3 573,454 t CO2e in 2025</w:t>
             </w:r>
-            <w:hyperlink r:id="rId55">
+            <w:hyperlink r:id="rId56">
               <w:r>
                 <w:rPr>
                   <w:color w:val="2A78D6"/>
@@ -10509,7 +10593,7 @@
               </w:rPr>
               <w:t>Green asset ratio 4.86%</w:t>
             </w:r>
-            <w:hyperlink r:id="rId51">
+            <w:hyperlink r:id="rId52">
               <w:r>
                 <w:rPr>
                   <w:color w:val="2A78D6"/>
@@ -10545,7 +10629,7 @@
               </w:rPr>
               <w:t>Women on the Group management and supervisory boards 30%</w:t>
             </w:r>
-            <w:hyperlink r:id="rId56">
+            <w:hyperlink r:id="rId57">
               <w:r>
                 <w:rPr>
                   <w:color w:val="2A78D6"/>
@@ -11521,7 +11605,7 @@
         <w:t>33.</w:t>
         <w:tab/>
       </w:r>
-      <w:hyperlink r:id="rId44">
+      <w:hyperlink r:id="rId45">
         <w:r>
           <w:rPr>
             <w:color w:val="2A78D6"/>
@@ -11548,7 +11632,7 @@
         <w:t>34.</w:t>
         <w:tab/>
       </w:r>
-      <w:hyperlink r:id="rId45">
+      <w:hyperlink r:id="rId46">
         <w:r>
           <w:rPr>
             <w:color w:val="2A78D6"/>
@@ -11575,7 +11659,7 @@
         <w:t>35.</w:t>
         <w:tab/>
       </w:r>
-      <w:hyperlink r:id="rId46">
+      <w:hyperlink r:id="rId47">
         <w:r>
           <w:rPr>
             <w:color w:val="2A78D6"/>
@@ -11602,7 +11686,7 @@
         <w:t>36.</w:t>
         <w:tab/>
       </w:r>
-      <w:hyperlink r:id="rId47">
+      <w:hyperlink r:id="rId48">
         <w:r>
           <w:rPr>
             <w:color w:val="2A78D6"/>
@@ -11629,7 +11713,7 @@
         <w:t>37.</w:t>
         <w:tab/>
       </w:r>
-      <w:hyperlink r:id="rId48">
+      <w:hyperlink r:id="rId49">
         <w:r>
           <w:rPr>
             <w:color w:val="2A78D6"/>
@@ -11656,7 +11740,7 @@
         <w:t>38.</w:t>
         <w:tab/>
       </w:r>
-      <w:hyperlink r:id="rId49">
+      <w:hyperlink r:id="rId50">
         <w:r>
           <w:rPr>
             <w:color w:val="2A78D6"/>
@@ -11683,7 +11767,7 @@
         <w:t>39.</w:t>
         <w:tab/>
       </w:r>
-      <w:hyperlink r:id="rId50">
+      <w:hyperlink r:id="rId51">
         <w:r>
           <w:rPr>
             <w:color w:val="2A78D6"/>
@@ -11710,7 +11794,7 @@
         <w:t>40.</w:t>
         <w:tab/>
       </w:r>
-      <w:hyperlink r:id="rId45">
+      <w:hyperlink r:id="rId46">
         <w:r>
           <w:rPr>
             <w:color w:val="2A78D6"/>
@@ -11737,7 +11821,7 @@
         <w:t>41.</w:t>
         <w:tab/>
       </w:r>
-      <w:hyperlink r:id="rId51">
+      <w:hyperlink r:id="rId52">
         <w:r>
           <w:rPr>
             <w:color w:val="2A78D6"/>
@@ -11764,7 +11848,7 @@
         <w:t>42.</w:t>
         <w:tab/>
       </w:r>
-      <w:hyperlink r:id="rId52">
+      <w:hyperlink r:id="rId53">
         <w:r>
           <w:rPr>
             <w:color w:val="2A78D6"/>
@@ -11791,7 +11875,7 @@
         <w:t>43.</w:t>
         <w:tab/>
       </w:r>
-      <w:hyperlink r:id="rId53">
+      <w:hyperlink r:id="rId54">
         <w:r>
           <w:rPr>
             <w:color w:val="2A78D6"/>
@@ -11818,7 +11902,7 @@
         <w:t>44.</w:t>
         <w:tab/>
       </w:r>
-      <w:hyperlink r:id="rId54">
+      <w:hyperlink r:id="rId55">
         <w:r>
           <w:rPr>
             <w:color w:val="2A78D6"/>
@@ -11845,7 +11929,7 @@
         <w:t>45.</w:t>
         <w:tab/>
       </w:r>
-      <w:hyperlink r:id="rId55">
+      <w:hyperlink r:id="rId56">
         <w:r>
           <w:rPr>
             <w:color w:val="2A78D6"/>
@@ -11872,7 +11956,7 @@
         <w:t>46.</w:t>
         <w:tab/>
       </w:r>
-      <w:hyperlink r:id="rId56">
+      <w:hyperlink r:id="rId57">
         <w:r>
           <w:rPr>
             <w:color w:val="2A78D6"/>

--- a/docs/files/lhv/lhv_9M2026_en.docx
+++ b/docs/files/lhv/lhv_9M2026_en.docx
@@ -7725,7 +7725,7 @@
           <w:color w:val="667085"/>
           <w:sz w:val="18"/>
         </w:rPr>
-        <w:t>Automatic news scan (Google News, EE), 2026-08-01 – 2026-10-30: 13 articles.</w:t>
+        <w:t>Automatic news scan (Google News, EE), 2026-08-02 – 2026-10-31: 14 articles.</w:t>
       </w:r>
     </w:p>
     <w:tbl>
@@ -8495,7 +8495,7 @@
                   <w:color w:val="1B2430"/>
                   <w:sz w:val="18"/>
                 </w:rPr>
-                <w:t xml:space="preserve">LHV Bank Limited tegevjuhiks nimetati Damian Thompson</w:t>
+                <w:t xml:space="preserve">LHV leidis Ühendkuningriiki uue juhi</w:t>
               </w:r>
             </w:hyperlink>
             <w:r>
@@ -8504,7 +8504,7 @@
                 <w:color w:val="667085"/>
                 <w:sz w:val="15"/>
               </w:rPr>
-              <w:t xml:space="preserve">   GlobeNewswire</w:t>
+              <w:t xml:space="preserve">   Äripäev</w:t>
             </w:r>
           </w:p>
         </w:tc>
@@ -8530,7 +8530,7 @@
                 <w:color w:val="1B2430"/>
                 <w:sz w:val="17"/>
               </w:rPr>
-              <w:t>2026-10-01</w:t>
+              <w:t>2026-10-12</w:t>
             </w:r>
           </w:p>
         </w:tc>
@@ -8579,7 +8579,7 @@
                   <w:color w:val="1B2430"/>
                   <w:sz w:val="18"/>
                 </w:rPr>
-                <w:t xml:space="preserve">Mis aktsiaid ostsid ja müüsid LHV kliendid septembris?</w:t>
+                <w:t xml:space="preserve">LHV Bank Limited tegevjuhiks nimetati Damian Thompson</w:t>
               </w:r>
             </w:hyperlink>
             <w:r>
@@ -8588,7 +8588,7 @@
                 <w:color w:val="667085"/>
                 <w:sz w:val="15"/>
               </w:rPr>
-              <w:t xml:space="preserve">   LHV Finantsportaal</w:t>
+              <w:t xml:space="preserve">   GlobeNewswire</w:t>
             </w:r>
           </w:p>
         </w:tc>
@@ -9077,7 +9077,7 @@
                 <w:color w:val="333333"/>
                 <w:sz w:val="18"/>
               </w:rPr>
-              <w:t>Not found on the EU, UN, US OFAC consolidated sanctions lists (automatic check 2026-10-30).</w:t>
+              <w:t>Not found on the EU, UN, US OFAC consolidated sanctions lists (automatic check 2026-10-31).</w:t>
             </w:r>
           </w:p>
           <w:p>
@@ -9360,7 +9360,7 @@
                 <w:color w:val="333333"/>
                 <w:sz w:val="18"/>
               </w:rPr>
-              <w:t>News summary 2026-08-01 – 2026-10-30: 13 articles, 0 with an adverse keyword in the headline (details in the section "In the press").</w:t>
+              <w:t>News summary 2026-08-02 – 2026-10-31: 14 articles, 0 with an adverse keyword in the headline (details in the section "In the press").</w:t>
             </w:r>
           </w:p>
         </w:tc>
